--- a/modul7_laprak/Laporan_Praktikum_BP3_Modul_7_Muhammad_Rizal_Nurfirdaus_20230810088.docx
+++ b/modul7_laprak/Laporan_Praktikum_BP3_Modul_7_Muhammad_Rizal_Nurfirdaus_20230810088.docx
@@ -123,6 +123,31 @@
           <w:lang w:val="de-DE"/>
         </w:rPr>
         <w:t>7</w:t>
+      </w:r>
+      <w:r>
+        <w:rPr>
+          <w:rFonts w:ascii="Times New Roman" w:hAnsi="Times New Roman" w:cs="Times New Roman"/>
+          <w:lang w:val="de-DE"/>
+        </w:rPr>
+        <w:t xml:space="preserve"> </w:t>
+      </w:r>
+    </w:p>
+    <w:p>
+      <w:pPr>
+        <w:spacing w:after="59" w:line="259" w:lineRule="auto"/>
+        <w:ind w:left="0" w:firstLine="0"/>
+        <w:jc w:val="center"/>
+        <w:rPr>
+          <w:rFonts w:ascii="Times New Roman" w:hAnsi="Times New Roman" w:cs="Times New Roman"/>
+          <w:lang w:val="de-DE"/>
+        </w:rPr>
+      </w:pPr>
+      <w:r>
+        <w:rPr>
+          <w:rFonts w:ascii="Times New Roman" w:hAnsi="Times New Roman" w:cs="Times New Roman"/>
+          <w:lang w:val="de-DE"/>
+        </w:rPr>
+        <w:t>RecycleView</w:t>
       </w:r>
     </w:p>
     <w:p>
@@ -560,7 +585,6 @@
           <w:rFonts w:ascii="Times New Roman" w:hAnsi="Times New Roman" w:cs="Times New Roman"/>
           <w:b/>
         </w:rPr>
-        <w:lastRenderedPageBreak/>
         <w:t>PRE</w:t>
       </w:r>
       <w:r>
@@ -3580,6 +3604,7 @@
           <w:rFonts w:ascii="Times New Roman" w:hAnsi="Times New Roman" w:cs="Times New Roman"/>
           <w:lang w:val="de-DE"/>
         </w:rPr>
+        <w:lastRenderedPageBreak/>
         <w:t>Sebutkan struktur dasar / komponen untuk membuat RecyclerView?</w:t>
       </w:r>
     </w:p>
@@ -3597,7 +3622,6 @@
           <w:rFonts w:ascii="Times New Roman" w:hAnsi="Times New Roman" w:cs="Times New Roman"/>
           <w:lang w:val="de-DE"/>
         </w:rPr>
-        <w:lastRenderedPageBreak/>
         <w:t>Untuk membuat RecyclerView, minimal membutuhkan 4 komponen:</w:t>
       </w:r>
     </w:p>
@@ -4018,6 +4042,7 @@
         <w:jc w:val="left"/>
         <w:rPr>
           <w:rFonts w:ascii="Times New Roman" w:hAnsi="Times New Roman" w:cs="Times New Roman"/>
+          <w:lang w:val="de-DE"/>
         </w:rPr>
       </w:pPr>
       <w:proofErr w:type="spellStart"/>
@@ -4110,117 +4135,12 @@
         </w:rPr>
         <w:br/>
       </w:r>
-      <w:proofErr w:type="spellStart"/>
-      <w:r>
-        <w:rPr>
-          <w:rFonts w:ascii="Times New Roman" w:hAnsi="Times New Roman" w:cs="Times New Roman"/>
-        </w:rPr>
-        <w:t>Digunakan</w:t>
-      </w:r>
-      <w:proofErr w:type="spellEnd"/>
-      <w:r>
-        <w:rPr>
-          <w:rFonts w:ascii="Times New Roman" w:hAnsi="Times New Roman" w:cs="Times New Roman"/>
-        </w:rPr>
-        <w:t xml:space="preserve"> </w:t>
-      </w:r>
-      <w:proofErr w:type="spellStart"/>
-      <w:r>
-        <w:rPr>
-          <w:rFonts w:ascii="Times New Roman" w:hAnsi="Times New Roman" w:cs="Times New Roman"/>
-        </w:rPr>
-        <w:t>untuk</w:t>
-      </w:r>
-      <w:proofErr w:type="spellEnd"/>
-      <w:r>
-        <w:rPr>
-          <w:rFonts w:ascii="Times New Roman" w:hAnsi="Times New Roman" w:cs="Times New Roman"/>
-        </w:rPr>
-        <w:t xml:space="preserve"> </w:t>
-      </w:r>
-      <w:proofErr w:type="spellStart"/>
-      <w:r>
-        <w:rPr>
-          <w:rFonts w:ascii="Times New Roman" w:hAnsi="Times New Roman" w:cs="Times New Roman"/>
-        </w:rPr>
-        <w:t>mempercepat</w:t>
-      </w:r>
-      <w:proofErr w:type="spellEnd"/>
-      <w:r>
-        <w:rPr>
-          <w:rFonts w:ascii="Times New Roman" w:hAnsi="Times New Roman" w:cs="Times New Roman"/>
-        </w:rPr>
-        <w:t xml:space="preserve"> proses rendering dan </w:t>
-      </w:r>
-      <w:proofErr w:type="spellStart"/>
-      <w:r>
-        <w:rPr>
-          <w:rFonts w:ascii="Times New Roman" w:hAnsi="Times New Roman" w:cs="Times New Roman"/>
-        </w:rPr>
-        <w:t>menghindari</w:t>
-      </w:r>
-      <w:proofErr w:type="spellEnd"/>
-      <w:r>
-        <w:rPr>
-          <w:rFonts w:ascii="Times New Roman" w:hAnsi="Times New Roman" w:cs="Times New Roman"/>
-        </w:rPr>
-        <w:t xml:space="preserve"> </w:t>
-      </w:r>
-      <w:proofErr w:type="spellStart"/>
-      <w:r>
-        <w:rPr>
-          <w:rFonts w:ascii="Times New Roman" w:hAnsi="Times New Roman" w:cs="Times New Roman"/>
-        </w:rPr>
-        <w:t>pemanggilan</w:t>
-      </w:r>
-      <w:proofErr w:type="spellEnd"/>
-      <w:r>
-        <w:rPr>
-          <w:rFonts w:ascii="Times New Roman" w:hAnsi="Times New Roman" w:cs="Times New Roman"/>
-        </w:rPr>
-        <w:t xml:space="preserve"> </w:t>
-      </w:r>
-      <w:proofErr w:type="spellStart"/>
-      <w:r>
-        <w:rPr>
-          <w:rFonts w:ascii="Times New Roman" w:hAnsi="Times New Roman" w:cs="Times New Roman"/>
-        </w:rPr>
-        <w:t>findViewById</w:t>
-      </w:r>
-      <w:proofErr w:type="spellEnd"/>
-      <w:r>
-        <w:rPr>
-          <w:rFonts w:ascii="Times New Roman" w:hAnsi="Times New Roman" w:cs="Times New Roman"/>
-        </w:rPr>
-        <w:t xml:space="preserve"> </w:t>
-      </w:r>
-      <w:proofErr w:type="spellStart"/>
-      <w:r>
-        <w:rPr>
-          <w:rFonts w:ascii="Times New Roman" w:hAnsi="Times New Roman" w:cs="Times New Roman"/>
-        </w:rPr>
-        <w:t>secara</w:t>
-      </w:r>
-      <w:proofErr w:type="spellEnd"/>
-      <w:r>
-        <w:rPr>
-          <w:rFonts w:ascii="Times New Roman" w:hAnsi="Times New Roman" w:cs="Times New Roman"/>
-        </w:rPr>
-        <w:t xml:space="preserve"> </w:t>
-      </w:r>
-      <w:proofErr w:type="spellStart"/>
-      <w:r>
-        <w:rPr>
-          <w:rFonts w:ascii="Times New Roman" w:hAnsi="Times New Roman" w:cs="Times New Roman"/>
-        </w:rPr>
-        <w:t>berulang</w:t>
-      </w:r>
-      <w:proofErr w:type="spellEnd"/>
-      <w:r>
-        <w:rPr>
-          <w:rFonts w:ascii="Times New Roman" w:hAnsi="Times New Roman" w:cs="Times New Roman"/>
-        </w:rPr>
-        <w:t>.</w:t>
+      <w:r>
+        <w:rPr>
+          <w:rFonts w:ascii="Times New Roman" w:hAnsi="Times New Roman" w:cs="Times New Roman"/>
+          <w:lang w:val="de-DE"/>
+        </w:rPr>
+        <w:t>Digunakan untuk mempercepat proses rendering dan menghindari pemanggilan findViewById secara berulang.</w:t>
       </w:r>
     </w:p>
     <w:p>
@@ -4229,6 +4149,7 @@
         <w:jc w:val="left"/>
         <w:rPr>
           <w:rFonts w:ascii="Times New Roman" w:hAnsi="Times New Roman" w:cs="Times New Roman"/>
+          <w:lang w:val="de-DE"/>
         </w:rPr>
       </w:pPr>
     </w:p>
@@ -4238,6 +4159,7 @@
         <w:jc w:val="left"/>
         <w:rPr>
           <w:rFonts w:ascii="Times New Roman" w:hAnsi="Times New Roman" w:cs="Times New Roman"/>
+          <w:lang w:val="de-DE"/>
         </w:rPr>
       </w:pPr>
     </w:p>
@@ -4287,7 +4209,7 @@
           <w:rFonts w:ascii="Times New Roman" w:hAnsi="Times New Roman" w:cs="Times New Roman"/>
           <w:lang w:val="de-DE"/>
         </w:rPr>
-        <w:t xml:space="preserve"> Halaman Login dan Formulir Pendaftaran</w:t>
+        <w:t xml:space="preserve"> – Membuat RecycleView</w:t>
       </w:r>
     </w:p>
     <w:p>
@@ -4297,23 +4219,39 @@
         <w:jc w:val="left"/>
         <w:rPr>
           <w:rFonts w:ascii="Times New Roman" w:hAnsi="Times New Roman" w:cs="Times New Roman"/>
-        </w:rPr>
-      </w:pPr>
-      <w:r>
-        <w:rPr>
-          <w:rFonts w:ascii="Times New Roman" w:hAnsi="Times New Roman" w:cs="Times New Roman"/>
+          <w:lang w:val="de-DE"/>
+        </w:rPr>
+      </w:pPr>
+      <w:r>
+        <w:rPr>
+          <w:rFonts w:ascii="Times New Roman" w:hAnsi="Times New Roman" w:cs="Times New Roman"/>
+          <w:lang w:val="de-DE"/>
         </w:rPr>
         <w:t xml:space="preserve">Source Code : </w:t>
       </w:r>
-      <w:hyperlink r:id="rId9" w:history="1">
-        <w:r>
-          <w:rPr>
-            <w:rStyle w:val="Hyperlink"/>
-            <w:rFonts w:ascii="Times New Roman" w:hAnsi="Times New Roman" w:cs="Times New Roman"/>
-          </w:rPr>
-          <w:t>https://github.com/MuhammadRizalNurfirdaus/Praktikum_BP3/tree/bbbdbc8d10798dd401f68c5ed3ff2a5b15f70a8b/Modul7_recycle_view</w:t>
-        </w:r>
-      </w:hyperlink>
+      <w:r>
+        <w:fldChar w:fldCharType="begin"/>
+      </w:r>
+      <w:r>
+        <w:rPr>
+          <w:lang w:val="de-DE"/>
+        </w:rPr>
+        <w:instrText>HYPERLINK "https://github.com/MuhammadRizalNurfirdaus/Praktikum_BP3/tree/bbbdbc8d10798dd401f68c5ed3ff2a5b15f70a8b/Modul7_recycle_view"</w:instrText>
+      </w:r>
+      <w:r>
+        <w:fldChar w:fldCharType="separate"/>
+      </w:r>
+      <w:r>
+        <w:rPr>
+          <w:rStyle w:val="Hyperlink"/>
+          <w:rFonts w:ascii="Times New Roman" w:hAnsi="Times New Roman" w:cs="Times New Roman"/>
+          <w:lang w:val="de-DE"/>
+        </w:rPr>
+        <w:t>https://github.com/MuhammadRizalNurfirdaus/Praktikum_BP3/tree/bbbdbc8d10798dd401f68c5ed3ff2a5b15f70a8b/Modul7_recycle_view</w:t>
+      </w:r>
+      <w:r>
+        <w:fldChar w:fldCharType="end"/>
+      </w:r>
     </w:p>
     <w:p>
       <w:pPr>
@@ -4327,6 +4265,7 @@
       <w:r>
         <w:rPr>
           <w:rFonts w:ascii="Times New Roman" w:hAnsi="Times New Roman" w:cs="Times New Roman"/>
+          <w:noProof/>
         </w:rPr>
         <w:drawing>
           <wp:inline distT="0" distB="0" distL="0" distR="0" wp14:anchorId="68E1098A" wp14:editId="54EEA419">
@@ -4344,7 +4283,7 @@
                     <pic:cNvPicPr/>
                   </pic:nvPicPr>
                   <pic:blipFill>
-                    <a:blip r:embed="rId10"/>
+                    <a:blip r:embed="rId9"/>
                     <a:stretch>
                       <a:fillRect/>
                     </a:stretch>
@@ -4374,6 +4313,7 @@
       <w:r>
         <w:rPr>
           <w:rFonts w:ascii="Times New Roman" w:hAnsi="Times New Roman" w:cs="Times New Roman"/>
+          <w:noProof/>
         </w:rPr>
         <w:drawing>
           <wp:inline distT="0" distB="0" distL="0" distR="0" wp14:anchorId="25E8DE6D" wp14:editId="07D14C3D">
@@ -4391,7 +4331,7 @@
                     <pic:cNvPicPr/>
                   </pic:nvPicPr>
                   <pic:blipFill>
-                    <a:blip r:embed="rId11"/>
+                    <a:blip r:embed="rId10"/>
                     <a:stretch>
                       <a:fillRect/>
                     </a:stretch>
@@ -4426,6 +4366,7 @@
         <w:rPr>
           <w:rFonts w:ascii="Times New Roman" w:hAnsi="Times New Roman" w:cs="Times New Roman"/>
         </w:rPr>
+        <w:lastRenderedPageBreak/>
         <w:t>Analisis</w:t>
       </w:r>
       <w:proofErr w:type="spellEnd"/>
@@ -4699,7 +4640,6 @@
         <w:rPr>
           <w:rFonts w:ascii="Times New Roman" w:hAnsi="Times New Roman" w:cs="Times New Roman"/>
         </w:rPr>
-        <w:lastRenderedPageBreak/>
         <w:t>data_sejarah_kampus</w:t>
       </w:r>
       <w:proofErr w:type="spellEnd"/>
@@ -5493,6 +5433,7 @@
         <w:ind w:left="69"/>
         <w:rPr>
           <w:rFonts w:ascii="Times New Roman" w:hAnsi="Times New Roman" w:cs="Times New Roman"/>
+          <w:lang w:val="de-DE"/>
         </w:rPr>
       </w:pPr>
       <w:r>
@@ -5521,456 +5462,9 @@
       <w:r>
         <w:rPr>
           <w:rFonts w:ascii="Times New Roman" w:hAnsi="Times New Roman" w:cs="Times New Roman"/>
-        </w:rPr>
-        <w:t xml:space="preserve">Selain </w:t>
-      </w:r>
-      <w:proofErr w:type="spellStart"/>
-      <w:r>
-        <w:rPr>
-          <w:rFonts w:ascii="Times New Roman" w:hAnsi="Times New Roman" w:cs="Times New Roman"/>
-        </w:rPr>
-        <w:t>itu</w:t>
-      </w:r>
-      <w:proofErr w:type="spellEnd"/>
-      <w:r>
-        <w:rPr>
-          <w:rFonts w:ascii="Times New Roman" w:hAnsi="Times New Roman" w:cs="Times New Roman"/>
-        </w:rPr>
-        <w:t xml:space="preserve">, </w:t>
-      </w:r>
-      <w:proofErr w:type="spellStart"/>
-      <w:r>
-        <w:rPr>
-          <w:rFonts w:ascii="Times New Roman" w:hAnsi="Times New Roman" w:cs="Times New Roman"/>
-        </w:rPr>
-        <w:t>pemuatan</w:t>
-      </w:r>
-      <w:proofErr w:type="spellEnd"/>
-      <w:r>
-        <w:rPr>
-          <w:rFonts w:ascii="Times New Roman" w:hAnsi="Times New Roman" w:cs="Times New Roman"/>
-        </w:rPr>
-        <w:t xml:space="preserve"> array </w:t>
-      </w:r>
-      <w:proofErr w:type="spellStart"/>
-      <w:r>
-        <w:rPr>
-          <w:rFonts w:ascii="Times New Roman" w:hAnsi="Times New Roman" w:cs="Times New Roman"/>
-        </w:rPr>
-        <w:t>gambar</w:t>
-      </w:r>
-      <w:proofErr w:type="spellEnd"/>
-      <w:r>
-        <w:rPr>
-          <w:rFonts w:ascii="Times New Roman" w:hAnsi="Times New Roman" w:cs="Times New Roman"/>
-        </w:rPr>
-        <w:t xml:space="preserve"> </w:t>
-      </w:r>
-      <w:proofErr w:type="spellStart"/>
-      <w:r>
-        <w:rPr>
-          <w:rFonts w:ascii="Times New Roman" w:hAnsi="Times New Roman" w:cs="Times New Roman"/>
-        </w:rPr>
-        <w:t>seharusnya</w:t>
-      </w:r>
-      <w:proofErr w:type="spellEnd"/>
-      <w:r>
-        <w:rPr>
-          <w:rFonts w:ascii="Times New Roman" w:hAnsi="Times New Roman" w:cs="Times New Roman"/>
-        </w:rPr>
-        <w:t xml:space="preserve"> </w:t>
-      </w:r>
-      <w:proofErr w:type="spellStart"/>
-      <w:r>
-        <w:rPr>
-          <w:rFonts w:ascii="Times New Roman" w:hAnsi="Times New Roman" w:cs="Times New Roman"/>
-        </w:rPr>
-        <w:t>menggunakan</w:t>
-      </w:r>
-      <w:proofErr w:type="spellEnd"/>
-      <w:r>
-        <w:rPr>
-          <w:rFonts w:ascii="Times New Roman" w:hAnsi="Times New Roman" w:cs="Times New Roman"/>
-        </w:rPr>
-        <w:t xml:space="preserve"> typed-array agar </w:t>
-      </w:r>
-      <w:proofErr w:type="spellStart"/>
-      <w:r>
-        <w:rPr>
-          <w:rFonts w:ascii="Times New Roman" w:hAnsi="Times New Roman" w:cs="Times New Roman"/>
-        </w:rPr>
-        <w:t>referensi</w:t>
-      </w:r>
-      <w:proofErr w:type="spellEnd"/>
-      <w:r>
-        <w:rPr>
-          <w:rFonts w:ascii="Times New Roman" w:hAnsi="Times New Roman" w:cs="Times New Roman"/>
-        </w:rPr>
-        <w:t xml:space="preserve"> drawable </w:t>
-      </w:r>
-      <w:proofErr w:type="spellStart"/>
-      <w:r>
-        <w:rPr>
-          <w:rFonts w:ascii="Times New Roman" w:hAnsi="Times New Roman" w:cs="Times New Roman"/>
-        </w:rPr>
-        <w:t>dapat</w:t>
-      </w:r>
-      <w:proofErr w:type="spellEnd"/>
-      <w:r>
-        <w:rPr>
-          <w:rFonts w:ascii="Times New Roman" w:hAnsi="Times New Roman" w:cs="Times New Roman"/>
-        </w:rPr>
-        <w:t xml:space="preserve"> </w:t>
-      </w:r>
-      <w:proofErr w:type="spellStart"/>
-      <w:r>
-        <w:rPr>
-          <w:rFonts w:ascii="Times New Roman" w:hAnsi="Times New Roman" w:cs="Times New Roman"/>
-        </w:rPr>
-        <w:t>diproses</w:t>
-      </w:r>
-      <w:proofErr w:type="spellEnd"/>
-      <w:r>
-        <w:rPr>
-          <w:rFonts w:ascii="Times New Roman" w:hAnsi="Times New Roman" w:cs="Times New Roman"/>
-        </w:rPr>
-        <w:t xml:space="preserve"> </w:t>
-      </w:r>
-      <w:proofErr w:type="spellStart"/>
-      <w:r>
-        <w:rPr>
-          <w:rFonts w:ascii="Times New Roman" w:hAnsi="Times New Roman" w:cs="Times New Roman"/>
-        </w:rPr>
-        <w:t>dengan</w:t>
-      </w:r>
-      <w:proofErr w:type="spellEnd"/>
-      <w:r>
-        <w:rPr>
-          <w:rFonts w:ascii="Times New Roman" w:hAnsi="Times New Roman" w:cs="Times New Roman"/>
-        </w:rPr>
-        <w:t xml:space="preserve"> </w:t>
-      </w:r>
-      <w:proofErr w:type="spellStart"/>
-      <w:r>
-        <w:rPr>
-          <w:rFonts w:ascii="Times New Roman" w:hAnsi="Times New Roman" w:cs="Times New Roman"/>
-        </w:rPr>
-        <w:t>benar</w:t>
-      </w:r>
-      <w:proofErr w:type="spellEnd"/>
-      <w:r>
-        <w:rPr>
-          <w:rFonts w:ascii="Times New Roman" w:hAnsi="Times New Roman" w:cs="Times New Roman"/>
-        </w:rPr>
-        <w:t xml:space="preserve">, </w:t>
-      </w:r>
-      <w:proofErr w:type="spellStart"/>
-      <w:r>
-        <w:rPr>
-          <w:rFonts w:ascii="Times New Roman" w:hAnsi="Times New Roman" w:cs="Times New Roman"/>
-        </w:rPr>
-        <w:t>sekaligus</w:t>
-      </w:r>
-      <w:proofErr w:type="spellEnd"/>
-      <w:r>
-        <w:rPr>
-          <w:rFonts w:ascii="Times New Roman" w:hAnsi="Times New Roman" w:cs="Times New Roman"/>
-        </w:rPr>
-        <w:t xml:space="preserve"> </w:t>
-      </w:r>
-      <w:proofErr w:type="spellStart"/>
-      <w:r>
-        <w:rPr>
-          <w:rFonts w:ascii="Times New Roman" w:hAnsi="Times New Roman" w:cs="Times New Roman"/>
-        </w:rPr>
-        <w:t>memastikan</w:t>
-      </w:r>
-      <w:proofErr w:type="spellEnd"/>
-      <w:r>
-        <w:rPr>
-          <w:rFonts w:ascii="Times New Roman" w:hAnsi="Times New Roman" w:cs="Times New Roman"/>
-        </w:rPr>
-        <w:t xml:space="preserve"> </w:t>
-      </w:r>
-      <w:proofErr w:type="spellStart"/>
-      <w:r>
-        <w:rPr>
-          <w:rFonts w:ascii="Times New Roman" w:hAnsi="Times New Roman" w:cs="Times New Roman"/>
-        </w:rPr>
-        <w:t>pemanggilan</w:t>
-      </w:r>
-      <w:proofErr w:type="spellEnd"/>
-      <w:r>
-        <w:rPr>
-          <w:rFonts w:ascii="Times New Roman" w:hAnsi="Times New Roman" w:cs="Times New Roman"/>
-        </w:rPr>
-        <w:t xml:space="preserve"> </w:t>
-      </w:r>
-      <w:proofErr w:type="gramStart"/>
-      <w:r>
-        <w:rPr>
-          <w:rFonts w:ascii="Times New Roman" w:hAnsi="Times New Roman" w:cs="Times New Roman"/>
-        </w:rPr>
-        <w:t>recycle(</w:t>
-      </w:r>
-      <w:proofErr w:type="gramEnd"/>
-      <w:r>
-        <w:rPr>
-          <w:rFonts w:ascii="Times New Roman" w:hAnsi="Times New Roman" w:cs="Times New Roman"/>
-        </w:rPr>
-        <w:t xml:space="preserve">) </w:t>
-      </w:r>
-      <w:proofErr w:type="spellStart"/>
-      <w:r>
-        <w:rPr>
-          <w:rFonts w:ascii="Times New Roman" w:hAnsi="Times New Roman" w:cs="Times New Roman"/>
-        </w:rPr>
-        <w:t>setelah</w:t>
-      </w:r>
-      <w:proofErr w:type="spellEnd"/>
-      <w:r>
-        <w:rPr>
-          <w:rFonts w:ascii="Times New Roman" w:hAnsi="Times New Roman" w:cs="Times New Roman"/>
-        </w:rPr>
-        <w:t xml:space="preserve"> </w:t>
-      </w:r>
-      <w:proofErr w:type="spellStart"/>
-      <w:r>
-        <w:rPr>
-          <w:rFonts w:ascii="Times New Roman" w:hAnsi="Times New Roman" w:cs="Times New Roman"/>
-        </w:rPr>
-        <w:t>selesai</w:t>
-      </w:r>
-      <w:proofErr w:type="spellEnd"/>
-      <w:r>
-        <w:rPr>
-          <w:rFonts w:ascii="Times New Roman" w:hAnsi="Times New Roman" w:cs="Times New Roman"/>
-        </w:rPr>
-        <w:t xml:space="preserve"> </w:t>
-      </w:r>
-      <w:proofErr w:type="spellStart"/>
-      <w:r>
-        <w:rPr>
-          <w:rFonts w:ascii="Times New Roman" w:hAnsi="Times New Roman" w:cs="Times New Roman"/>
-        </w:rPr>
-        <w:t>digunakan</w:t>
-      </w:r>
-      <w:proofErr w:type="spellEnd"/>
-      <w:r>
-        <w:rPr>
-          <w:rFonts w:ascii="Times New Roman" w:hAnsi="Times New Roman" w:cs="Times New Roman"/>
-        </w:rPr>
-        <w:t xml:space="preserve"> </w:t>
-      </w:r>
-      <w:proofErr w:type="spellStart"/>
-      <w:r>
-        <w:rPr>
-          <w:rFonts w:ascii="Times New Roman" w:hAnsi="Times New Roman" w:cs="Times New Roman"/>
-        </w:rPr>
-        <w:t>untuk</w:t>
-      </w:r>
-      <w:proofErr w:type="spellEnd"/>
-      <w:r>
-        <w:rPr>
-          <w:rFonts w:ascii="Times New Roman" w:hAnsi="Times New Roman" w:cs="Times New Roman"/>
-        </w:rPr>
-        <w:t xml:space="preserve"> </w:t>
-      </w:r>
-      <w:proofErr w:type="spellStart"/>
-      <w:r>
-        <w:rPr>
-          <w:rFonts w:ascii="Times New Roman" w:hAnsi="Times New Roman" w:cs="Times New Roman"/>
-        </w:rPr>
-        <w:t>menghindari</w:t>
-      </w:r>
-      <w:proofErr w:type="spellEnd"/>
-      <w:r>
-        <w:rPr>
-          <w:rFonts w:ascii="Times New Roman" w:hAnsi="Times New Roman" w:cs="Times New Roman"/>
-        </w:rPr>
-        <w:t xml:space="preserve"> </w:t>
-      </w:r>
-      <w:proofErr w:type="spellStart"/>
-      <w:r>
-        <w:rPr>
-          <w:rFonts w:ascii="Times New Roman" w:hAnsi="Times New Roman" w:cs="Times New Roman"/>
-        </w:rPr>
-        <w:t>kebocoran</w:t>
-      </w:r>
-      <w:proofErr w:type="spellEnd"/>
-      <w:r>
-        <w:rPr>
-          <w:rFonts w:ascii="Times New Roman" w:hAnsi="Times New Roman" w:cs="Times New Roman"/>
-        </w:rPr>
-        <w:t xml:space="preserve"> </w:t>
-      </w:r>
-      <w:proofErr w:type="spellStart"/>
-      <w:r>
-        <w:rPr>
-          <w:rFonts w:ascii="Times New Roman" w:hAnsi="Times New Roman" w:cs="Times New Roman"/>
-        </w:rPr>
-        <w:t>memori</w:t>
-      </w:r>
-      <w:proofErr w:type="spellEnd"/>
-      <w:r>
-        <w:rPr>
-          <w:rFonts w:ascii="Times New Roman" w:hAnsi="Times New Roman" w:cs="Times New Roman"/>
-        </w:rPr>
-        <w:t xml:space="preserve">. </w:t>
-      </w:r>
-      <w:proofErr w:type="spellStart"/>
-      <w:r>
-        <w:rPr>
-          <w:rFonts w:ascii="Times New Roman" w:hAnsi="Times New Roman" w:cs="Times New Roman"/>
-        </w:rPr>
-        <w:t>Pemeriksaan</w:t>
-      </w:r>
-      <w:proofErr w:type="spellEnd"/>
-      <w:r>
-        <w:rPr>
-          <w:rFonts w:ascii="Times New Roman" w:hAnsi="Times New Roman" w:cs="Times New Roman"/>
-        </w:rPr>
-        <w:t xml:space="preserve"> </w:t>
-      </w:r>
-      <w:proofErr w:type="spellStart"/>
-      <w:r>
-        <w:rPr>
-          <w:rFonts w:ascii="Times New Roman" w:hAnsi="Times New Roman" w:cs="Times New Roman"/>
-        </w:rPr>
-        <w:t>keselarasan</w:t>
-      </w:r>
-      <w:proofErr w:type="spellEnd"/>
-      <w:r>
-        <w:rPr>
-          <w:rFonts w:ascii="Times New Roman" w:hAnsi="Times New Roman" w:cs="Times New Roman"/>
-        </w:rPr>
-        <w:t xml:space="preserve"> </w:t>
-      </w:r>
-      <w:proofErr w:type="spellStart"/>
-      <w:r>
-        <w:rPr>
-          <w:rFonts w:ascii="Times New Roman" w:hAnsi="Times New Roman" w:cs="Times New Roman"/>
-        </w:rPr>
-        <w:t>panjang</w:t>
-      </w:r>
-      <w:proofErr w:type="spellEnd"/>
-      <w:r>
-        <w:rPr>
-          <w:rFonts w:ascii="Times New Roman" w:hAnsi="Times New Roman" w:cs="Times New Roman"/>
-        </w:rPr>
-        <w:t xml:space="preserve"> array juga </w:t>
-      </w:r>
-      <w:proofErr w:type="spellStart"/>
-      <w:r>
-        <w:rPr>
-          <w:rFonts w:ascii="Times New Roman" w:hAnsi="Times New Roman" w:cs="Times New Roman"/>
-        </w:rPr>
-        <w:t>penting</w:t>
-      </w:r>
-      <w:proofErr w:type="spellEnd"/>
-      <w:r>
-        <w:rPr>
-          <w:rFonts w:ascii="Times New Roman" w:hAnsi="Times New Roman" w:cs="Times New Roman"/>
-        </w:rPr>
-        <w:t xml:space="preserve"> </w:t>
-      </w:r>
-      <w:proofErr w:type="spellStart"/>
-      <w:r>
-        <w:rPr>
-          <w:rFonts w:ascii="Times New Roman" w:hAnsi="Times New Roman" w:cs="Times New Roman"/>
-        </w:rPr>
-        <w:t>dilakukan</w:t>
-      </w:r>
-      <w:proofErr w:type="spellEnd"/>
-      <w:r>
-        <w:rPr>
-          <w:rFonts w:ascii="Times New Roman" w:hAnsi="Times New Roman" w:cs="Times New Roman"/>
-        </w:rPr>
-        <w:t xml:space="preserve"> </w:t>
-      </w:r>
-      <w:proofErr w:type="spellStart"/>
-      <w:r>
-        <w:rPr>
-          <w:rFonts w:ascii="Times New Roman" w:hAnsi="Times New Roman" w:cs="Times New Roman"/>
-        </w:rPr>
-        <w:t>untuk</w:t>
-      </w:r>
-      <w:proofErr w:type="spellEnd"/>
-      <w:r>
-        <w:rPr>
-          <w:rFonts w:ascii="Times New Roman" w:hAnsi="Times New Roman" w:cs="Times New Roman"/>
-        </w:rPr>
-        <w:t xml:space="preserve"> </w:t>
-      </w:r>
-      <w:proofErr w:type="spellStart"/>
-      <w:r>
-        <w:rPr>
-          <w:rFonts w:ascii="Times New Roman" w:hAnsi="Times New Roman" w:cs="Times New Roman"/>
-        </w:rPr>
-        <w:t>mencegah</w:t>
-      </w:r>
-      <w:proofErr w:type="spellEnd"/>
-      <w:r>
-        <w:rPr>
-          <w:rFonts w:ascii="Times New Roman" w:hAnsi="Times New Roman" w:cs="Times New Roman"/>
-        </w:rPr>
-        <w:t xml:space="preserve"> </w:t>
-      </w:r>
-      <w:proofErr w:type="spellStart"/>
-      <w:r>
-        <w:rPr>
-          <w:rFonts w:ascii="Times New Roman" w:hAnsi="Times New Roman" w:cs="Times New Roman"/>
-        </w:rPr>
-        <w:t>kesalahan</w:t>
-      </w:r>
-      <w:proofErr w:type="spellEnd"/>
-      <w:r>
-        <w:rPr>
-          <w:rFonts w:ascii="Times New Roman" w:hAnsi="Times New Roman" w:cs="Times New Roman"/>
-        </w:rPr>
-        <w:t xml:space="preserve"> </w:t>
-      </w:r>
-      <w:proofErr w:type="spellStart"/>
-      <w:r>
-        <w:rPr>
-          <w:rFonts w:ascii="Times New Roman" w:hAnsi="Times New Roman" w:cs="Times New Roman"/>
-        </w:rPr>
-        <w:t>indeks</w:t>
-      </w:r>
-      <w:proofErr w:type="spellEnd"/>
-      <w:r>
-        <w:rPr>
-          <w:rFonts w:ascii="Times New Roman" w:hAnsi="Times New Roman" w:cs="Times New Roman"/>
-        </w:rPr>
-        <w:t xml:space="preserve"> </w:t>
-      </w:r>
-      <w:proofErr w:type="spellStart"/>
-      <w:r>
-        <w:rPr>
-          <w:rFonts w:ascii="Times New Roman" w:hAnsi="Times New Roman" w:cs="Times New Roman"/>
-        </w:rPr>
-        <w:t>saat</w:t>
-      </w:r>
-      <w:proofErr w:type="spellEnd"/>
-      <w:r>
-        <w:rPr>
-          <w:rFonts w:ascii="Times New Roman" w:hAnsi="Times New Roman" w:cs="Times New Roman"/>
-        </w:rPr>
-        <w:t xml:space="preserve"> </w:t>
-      </w:r>
-      <w:proofErr w:type="spellStart"/>
-      <w:r>
-        <w:rPr>
-          <w:rFonts w:ascii="Times New Roman" w:hAnsi="Times New Roman" w:cs="Times New Roman"/>
-        </w:rPr>
-        <w:t>pemetaan</w:t>
-      </w:r>
-      <w:proofErr w:type="spellEnd"/>
-      <w:r>
-        <w:rPr>
-          <w:rFonts w:ascii="Times New Roman" w:hAnsi="Times New Roman" w:cs="Times New Roman"/>
-        </w:rPr>
-        <w:t xml:space="preserve"> data.</w:t>
+          <w:lang w:val="de-DE"/>
+        </w:rPr>
+        <w:t>Selain itu, pemuatan array gambar seharusnya menggunakan typed-array agar referensi drawable dapat diproses dengan benar, sekaligus memastikan pemanggilan recycle() setelah selesai digunakan untuk menghindari kebocoran memori. Pemeriksaan keselarasan panjang array juga penting dilakukan untuk mencegah kesalahan indeks saat pemetaan data.</w:t>
       </w:r>
     </w:p>
     <w:p>
@@ -6854,6 +6348,7 @@
         <w:ind w:left="69"/>
         <w:rPr>
           <w:rFonts w:ascii="Times New Roman" w:hAnsi="Times New Roman" w:cs="Times New Roman"/>
+          <w:lang w:val="de-DE"/>
         </w:rPr>
       </w:pPr>
       <w:proofErr w:type="spellStart"/>
@@ -7050,134 +6545,9 @@
       <w:r>
         <w:rPr>
           <w:rFonts w:ascii="Times New Roman" w:hAnsi="Times New Roman" w:cs="Times New Roman"/>
-        </w:rPr>
-        <w:t xml:space="preserve">Jika </w:t>
-      </w:r>
-      <w:proofErr w:type="spellStart"/>
-      <w:r>
-        <w:rPr>
-          <w:rFonts w:ascii="Times New Roman" w:hAnsi="Times New Roman" w:cs="Times New Roman"/>
-        </w:rPr>
-        <w:t>anotasi</w:t>
-      </w:r>
-      <w:proofErr w:type="spellEnd"/>
-      <w:r>
-        <w:rPr>
-          <w:rFonts w:ascii="Times New Roman" w:hAnsi="Times New Roman" w:cs="Times New Roman"/>
-        </w:rPr>
-        <w:t xml:space="preserve"> </w:t>
-      </w:r>
-      <w:proofErr w:type="spellStart"/>
-      <w:r>
-        <w:rPr>
-          <w:rFonts w:ascii="Times New Roman" w:hAnsi="Times New Roman" w:cs="Times New Roman"/>
-        </w:rPr>
-        <w:t>parcelize</w:t>
-      </w:r>
-      <w:proofErr w:type="spellEnd"/>
-      <w:r>
-        <w:rPr>
-          <w:rFonts w:ascii="Times New Roman" w:hAnsi="Times New Roman" w:cs="Times New Roman"/>
-        </w:rPr>
-        <w:t xml:space="preserve"> </w:t>
-      </w:r>
-      <w:proofErr w:type="spellStart"/>
-      <w:r>
-        <w:rPr>
-          <w:rFonts w:ascii="Times New Roman" w:hAnsi="Times New Roman" w:cs="Times New Roman"/>
-        </w:rPr>
-        <w:t>tidak</w:t>
-      </w:r>
-      <w:proofErr w:type="spellEnd"/>
-      <w:r>
-        <w:rPr>
-          <w:rFonts w:ascii="Times New Roman" w:hAnsi="Times New Roman" w:cs="Times New Roman"/>
-        </w:rPr>
-        <w:t xml:space="preserve"> </w:t>
-      </w:r>
-      <w:proofErr w:type="spellStart"/>
-      <w:r>
-        <w:rPr>
-          <w:rFonts w:ascii="Times New Roman" w:hAnsi="Times New Roman" w:cs="Times New Roman"/>
-        </w:rPr>
-        <w:t>dipakai</w:t>
-      </w:r>
-      <w:proofErr w:type="spellEnd"/>
-      <w:r>
-        <w:rPr>
-          <w:rFonts w:ascii="Times New Roman" w:hAnsi="Times New Roman" w:cs="Times New Roman"/>
-        </w:rPr>
-        <w:t xml:space="preserve">, </w:t>
-      </w:r>
-      <w:proofErr w:type="spellStart"/>
-      <w:r>
-        <w:rPr>
-          <w:rFonts w:ascii="Times New Roman" w:hAnsi="Times New Roman" w:cs="Times New Roman"/>
-        </w:rPr>
-        <w:t>keberadaan</w:t>
-      </w:r>
-      <w:proofErr w:type="spellEnd"/>
-      <w:r>
-        <w:rPr>
-          <w:rFonts w:ascii="Times New Roman" w:hAnsi="Times New Roman" w:cs="Times New Roman"/>
-        </w:rPr>
-        <w:t xml:space="preserve"> plugin </w:t>
-      </w:r>
-      <w:proofErr w:type="spellStart"/>
-      <w:r>
-        <w:rPr>
-          <w:rFonts w:ascii="Times New Roman" w:hAnsi="Times New Roman" w:cs="Times New Roman"/>
-        </w:rPr>
-        <w:t>tersebut</w:t>
-      </w:r>
-      <w:proofErr w:type="spellEnd"/>
-      <w:r>
-        <w:rPr>
-          <w:rFonts w:ascii="Times New Roman" w:hAnsi="Times New Roman" w:cs="Times New Roman"/>
-        </w:rPr>
-        <w:t xml:space="preserve"> </w:t>
-      </w:r>
-      <w:proofErr w:type="spellStart"/>
-      <w:r>
-        <w:rPr>
-          <w:rFonts w:ascii="Times New Roman" w:hAnsi="Times New Roman" w:cs="Times New Roman"/>
-        </w:rPr>
-        <w:t>tidak</w:t>
-      </w:r>
-      <w:proofErr w:type="spellEnd"/>
-      <w:r>
-        <w:rPr>
-          <w:rFonts w:ascii="Times New Roman" w:hAnsi="Times New Roman" w:cs="Times New Roman"/>
-        </w:rPr>
-        <w:t xml:space="preserve"> </w:t>
-      </w:r>
-      <w:proofErr w:type="spellStart"/>
-      <w:r>
-        <w:rPr>
-          <w:rFonts w:ascii="Times New Roman" w:hAnsi="Times New Roman" w:cs="Times New Roman"/>
-        </w:rPr>
-        <w:t>berdampak</w:t>
-      </w:r>
-      <w:proofErr w:type="spellEnd"/>
-      <w:r>
-        <w:rPr>
-          <w:rFonts w:ascii="Times New Roman" w:hAnsi="Times New Roman" w:cs="Times New Roman"/>
-        </w:rPr>
-        <w:t xml:space="preserve"> </w:t>
-      </w:r>
-      <w:proofErr w:type="spellStart"/>
-      <w:r>
-        <w:rPr>
-          <w:rFonts w:ascii="Times New Roman" w:hAnsi="Times New Roman" w:cs="Times New Roman"/>
-        </w:rPr>
-        <w:t>negatif</w:t>
-      </w:r>
-      <w:proofErr w:type="spellEnd"/>
-      <w:r>
-        <w:rPr>
-          <w:rFonts w:ascii="Times New Roman" w:hAnsi="Times New Roman" w:cs="Times New Roman"/>
-        </w:rPr>
-        <w:t>.</w:t>
+          <w:lang w:val="de-DE"/>
+        </w:rPr>
+        <w:t>Jika anotasi parcelize tidak dipakai, keberadaan plugin tersebut tidak berdampak negatif.</w:t>
       </w:r>
     </w:p>
     <w:p>
@@ -7186,876 +6556,46 @@
         <w:ind w:left="69"/>
         <w:rPr>
           <w:rFonts w:ascii="Times New Roman" w:hAnsi="Times New Roman" w:cs="Times New Roman"/>
-        </w:rPr>
-      </w:pPr>
-      <w:proofErr w:type="spellStart"/>
-      <w:r>
-        <w:rPr>
-          <w:rFonts w:ascii="Times New Roman" w:hAnsi="Times New Roman" w:cs="Times New Roman"/>
-        </w:rPr>
-        <w:t>Terakhir</w:t>
-      </w:r>
-      <w:proofErr w:type="spellEnd"/>
-      <w:r>
-        <w:rPr>
-          <w:rFonts w:ascii="Times New Roman" w:hAnsi="Times New Roman" w:cs="Times New Roman"/>
-        </w:rPr>
-        <w:t xml:space="preserve">, </w:t>
-      </w:r>
-      <w:proofErr w:type="spellStart"/>
-      <w:r>
-        <w:rPr>
-          <w:rFonts w:ascii="Times New Roman" w:hAnsi="Times New Roman" w:cs="Times New Roman"/>
-        </w:rPr>
-        <w:t>analisis</w:t>
-      </w:r>
-      <w:proofErr w:type="spellEnd"/>
-      <w:r>
-        <w:rPr>
-          <w:rFonts w:ascii="Times New Roman" w:hAnsi="Times New Roman" w:cs="Times New Roman"/>
-        </w:rPr>
-        <w:t xml:space="preserve"> layout item_kampus.xml dan activity_main.xml </w:t>
-      </w:r>
-      <w:proofErr w:type="spellStart"/>
-      <w:r>
-        <w:rPr>
-          <w:rFonts w:ascii="Times New Roman" w:hAnsi="Times New Roman" w:cs="Times New Roman"/>
-        </w:rPr>
-        <w:t>menekankan</w:t>
-      </w:r>
-      <w:proofErr w:type="spellEnd"/>
-      <w:r>
-        <w:rPr>
-          <w:rFonts w:ascii="Times New Roman" w:hAnsi="Times New Roman" w:cs="Times New Roman"/>
-        </w:rPr>
-        <w:t xml:space="preserve"> </w:t>
-      </w:r>
-      <w:proofErr w:type="spellStart"/>
-      <w:r>
-        <w:rPr>
-          <w:rFonts w:ascii="Times New Roman" w:hAnsi="Times New Roman" w:cs="Times New Roman"/>
-        </w:rPr>
-        <w:t>pentingnya</w:t>
-      </w:r>
-      <w:proofErr w:type="spellEnd"/>
-      <w:r>
-        <w:rPr>
-          <w:rFonts w:ascii="Times New Roman" w:hAnsi="Times New Roman" w:cs="Times New Roman"/>
-        </w:rPr>
-        <w:t xml:space="preserve"> </w:t>
-      </w:r>
-      <w:proofErr w:type="spellStart"/>
-      <w:r>
-        <w:rPr>
-          <w:rFonts w:ascii="Times New Roman" w:hAnsi="Times New Roman" w:cs="Times New Roman"/>
-        </w:rPr>
-        <w:t>konsistensi</w:t>
-      </w:r>
-      <w:proofErr w:type="spellEnd"/>
-      <w:r>
-        <w:rPr>
-          <w:rFonts w:ascii="Times New Roman" w:hAnsi="Times New Roman" w:cs="Times New Roman"/>
-        </w:rPr>
-        <w:t xml:space="preserve"> </w:t>
-      </w:r>
-      <w:proofErr w:type="spellStart"/>
-      <w:r>
-        <w:rPr>
-          <w:rFonts w:ascii="Times New Roman" w:hAnsi="Times New Roman" w:cs="Times New Roman"/>
-        </w:rPr>
-        <w:t>antara</w:t>
-      </w:r>
-      <w:proofErr w:type="spellEnd"/>
-      <w:r>
-        <w:rPr>
-          <w:rFonts w:ascii="Times New Roman" w:hAnsi="Times New Roman" w:cs="Times New Roman"/>
-        </w:rPr>
-        <w:t xml:space="preserve"> ID yang </w:t>
-      </w:r>
-      <w:proofErr w:type="spellStart"/>
-      <w:r>
-        <w:rPr>
-          <w:rFonts w:ascii="Times New Roman" w:hAnsi="Times New Roman" w:cs="Times New Roman"/>
-        </w:rPr>
-        <w:t>dideklarasikan</w:t>
-      </w:r>
-      <w:proofErr w:type="spellEnd"/>
-      <w:r>
-        <w:rPr>
-          <w:rFonts w:ascii="Times New Roman" w:hAnsi="Times New Roman" w:cs="Times New Roman"/>
-        </w:rPr>
-        <w:t xml:space="preserve"> pada layout </w:t>
-      </w:r>
-      <w:proofErr w:type="spellStart"/>
-      <w:r>
-        <w:rPr>
-          <w:rFonts w:ascii="Times New Roman" w:hAnsi="Times New Roman" w:cs="Times New Roman"/>
-        </w:rPr>
-        <w:t>dengan</w:t>
-      </w:r>
-      <w:proofErr w:type="spellEnd"/>
-      <w:r>
-        <w:rPr>
-          <w:rFonts w:ascii="Times New Roman" w:hAnsi="Times New Roman" w:cs="Times New Roman"/>
-        </w:rPr>
-        <w:t xml:space="preserve"> yang </w:t>
-      </w:r>
-      <w:proofErr w:type="spellStart"/>
-      <w:r>
-        <w:rPr>
-          <w:rFonts w:ascii="Times New Roman" w:hAnsi="Times New Roman" w:cs="Times New Roman"/>
-        </w:rPr>
-        <w:t>diakses</w:t>
-      </w:r>
-      <w:proofErr w:type="spellEnd"/>
-      <w:r>
-        <w:rPr>
-          <w:rFonts w:ascii="Times New Roman" w:hAnsi="Times New Roman" w:cs="Times New Roman"/>
-        </w:rPr>
-        <w:t xml:space="preserve"> </w:t>
-      </w:r>
-      <w:proofErr w:type="spellStart"/>
-      <w:r>
-        <w:rPr>
-          <w:rFonts w:ascii="Times New Roman" w:hAnsi="Times New Roman" w:cs="Times New Roman"/>
-        </w:rPr>
-        <w:t>dalam</w:t>
-      </w:r>
-      <w:proofErr w:type="spellEnd"/>
-      <w:r>
-        <w:rPr>
-          <w:rFonts w:ascii="Times New Roman" w:hAnsi="Times New Roman" w:cs="Times New Roman"/>
-        </w:rPr>
-        <w:t xml:space="preserve"> adapter </w:t>
-      </w:r>
-      <w:proofErr w:type="spellStart"/>
-      <w:r>
-        <w:rPr>
-          <w:rFonts w:ascii="Times New Roman" w:hAnsi="Times New Roman" w:cs="Times New Roman"/>
-        </w:rPr>
-        <w:t>serta</w:t>
-      </w:r>
-      <w:proofErr w:type="spellEnd"/>
-      <w:r>
-        <w:rPr>
-          <w:rFonts w:ascii="Times New Roman" w:hAnsi="Times New Roman" w:cs="Times New Roman"/>
-        </w:rPr>
-        <w:t xml:space="preserve"> activity. Layout </w:t>
-      </w:r>
-      <w:proofErr w:type="spellStart"/>
-      <w:r>
-        <w:rPr>
-          <w:rFonts w:ascii="Times New Roman" w:hAnsi="Times New Roman" w:cs="Times New Roman"/>
-        </w:rPr>
-        <w:t>utama</w:t>
-      </w:r>
-      <w:proofErr w:type="spellEnd"/>
-      <w:r>
-        <w:rPr>
-          <w:rFonts w:ascii="Times New Roman" w:hAnsi="Times New Roman" w:cs="Times New Roman"/>
-        </w:rPr>
-        <w:t xml:space="preserve"> </w:t>
-      </w:r>
-      <w:proofErr w:type="spellStart"/>
-      <w:r>
-        <w:rPr>
-          <w:rFonts w:ascii="Times New Roman" w:hAnsi="Times New Roman" w:cs="Times New Roman"/>
-        </w:rPr>
-        <w:t>harus</w:t>
-      </w:r>
-      <w:proofErr w:type="spellEnd"/>
-      <w:r>
-        <w:rPr>
-          <w:rFonts w:ascii="Times New Roman" w:hAnsi="Times New Roman" w:cs="Times New Roman"/>
-        </w:rPr>
-        <w:t xml:space="preserve"> </w:t>
-      </w:r>
-      <w:proofErr w:type="spellStart"/>
-      <w:r>
-        <w:rPr>
-          <w:rFonts w:ascii="Times New Roman" w:hAnsi="Times New Roman" w:cs="Times New Roman"/>
-        </w:rPr>
-        <w:t>menyediakan</w:t>
-      </w:r>
-      <w:proofErr w:type="spellEnd"/>
-      <w:r>
-        <w:rPr>
-          <w:rFonts w:ascii="Times New Roman" w:hAnsi="Times New Roman" w:cs="Times New Roman"/>
-        </w:rPr>
-        <w:t xml:space="preserve"> </w:t>
-      </w:r>
-      <w:proofErr w:type="spellStart"/>
-      <w:r>
-        <w:rPr>
-          <w:rFonts w:ascii="Times New Roman" w:hAnsi="Times New Roman" w:cs="Times New Roman"/>
-        </w:rPr>
-        <w:t>RecyclerView</w:t>
-      </w:r>
-      <w:proofErr w:type="spellEnd"/>
-      <w:r>
-        <w:rPr>
-          <w:rFonts w:ascii="Times New Roman" w:hAnsi="Times New Roman" w:cs="Times New Roman"/>
-        </w:rPr>
-        <w:t xml:space="preserve"> </w:t>
-      </w:r>
-      <w:proofErr w:type="spellStart"/>
-      <w:r>
-        <w:rPr>
-          <w:rFonts w:ascii="Times New Roman" w:hAnsi="Times New Roman" w:cs="Times New Roman"/>
-        </w:rPr>
-        <w:t>dengan</w:t>
-      </w:r>
-      <w:proofErr w:type="spellEnd"/>
-      <w:r>
-        <w:rPr>
-          <w:rFonts w:ascii="Times New Roman" w:hAnsi="Times New Roman" w:cs="Times New Roman"/>
-        </w:rPr>
-        <w:t xml:space="preserve"> ID yang </w:t>
-      </w:r>
-      <w:proofErr w:type="spellStart"/>
-      <w:r>
-        <w:rPr>
-          <w:rFonts w:ascii="Times New Roman" w:hAnsi="Times New Roman" w:cs="Times New Roman"/>
-        </w:rPr>
-        <w:t>benar</w:t>
-      </w:r>
-      <w:proofErr w:type="spellEnd"/>
-      <w:r>
-        <w:rPr>
-          <w:rFonts w:ascii="Times New Roman" w:hAnsi="Times New Roman" w:cs="Times New Roman"/>
-        </w:rPr>
-        <w:t xml:space="preserve">, </w:t>
-      </w:r>
-      <w:proofErr w:type="spellStart"/>
-      <w:r>
-        <w:rPr>
-          <w:rFonts w:ascii="Times New Roman" w:hAnsi="Times New Roman" w:cs="Times New Roman"/>
-        </w:rPr>
-        <w:t>sedangkan</w:t>
-      </w:r>
-      <w:proofErr w:type="spellEnd"/>
-      <w:r>
-        <w:rPr>
-          <w:rFonts w:ascii="Times New Roman" w:hAnsi="Times New Roman" w:cs="Times New Roman"/>
-        </w:rPr>
-        <w:t xml:space="preserve"> layout item </w:t>
-      </w:r>
-      <w:proofErr w:type="spellStart"/>
-      <w:r>
-        <w:rPr>
-          <w:rFonts w:ascii="Times New Roman" w:hAnsi="Times New Roman" w:cs="Times New Roman"/>
-        </w:rPr>
-        <w:t>harus</w:t>
-      </w:r>
-      <w:proofErr w:type="spellEnd"/>
-      <w:r>
-        <w:rPr>
-          <w:rFonts w:ascii="Times New Roman" w:hAnsi="Times New Roman" w:cs="Times New Roman"/>
-        </w:rPr>
-        <w:t xml:space="preserve"> </w:t>
-      </w:r>
-      <w:proofErr w:type="spellStart"/>
-      <w:r>
-        <w:rPr>
-          <w:rFonts w:ascii="Times New Roman" w:hAnsi="Times New Roman" w:cs="Times New Roman"/>
-        </w:rPr>
-        <w:t>menyediakan</w:t>
-      </w:r>
-      <w:proofErr w:type="spellEnd"/>
-      <w:r>
-        <w:rPr>
-          <w:rFonts w:ascii="Times New Roman" w:hAnsi="Times New Roman" w:cs="Times New Roman"/>
-        </w:rPr>
-        <w:t xml:space="preserve"> </w:t>
-      </w:r>
-      <w:proofErr w:type="spellStart"/>
-      <w:r>
-        <w:rPr>
-          <w:rFonts w:ascii="Times New Roman" w:hAnsi="Times New Roman" w:cs="Times New Roman"/>
-        </w:rPr>
-        <w:t>seluruh</w:t>
-      </w:r>
-      <w:proofErr w:type="spellEnd"/>
-      <w:r>
-        <w:rPr>
-          <w:rFonts w:ascii="Times New Roman" w:hAnsi="Times New Roman" w:cs="Times New Roman"/>
-        </w:rPr>
-        <w:t xml:space="preserve"> </w:t>
-      </w:r>
-      <w:proofErr w:type="spellStart"/>
-      <w:r>
-        <w:rPr>
-          <w:rFonts w:ascii="Times New Roman" w:hAnsi="Times New Roman" w:cs="Times New Roman"/>
-        </w:rPr>
-        <w:t>komponen</w:t>
-      </w:r>
-      <w:proofErr w:type="spellEnd"/>
-      <w:r>
-        <w:rPr>
-          <w:rFonts w:ascii="Times New Roman" w:hAnsi="Times New Roman" w:cs="Times New Roman"/>
-        </w:rPr>
-        <w:t xml:space="preserve"> yang </w:t>
-      </w:r>
-      <w:proofErr w:type="spellStart"/>
-      <w:r>
-        <w:rPr>
-          <w:rFonts w:ascii="Times New Roman" w:hAnsi="Times New Roman" w:cs="Times New Roman"/>
-        </w:rPr>
-        <w:t>diperlukan</w:t>
-      </w:r>
-      <w:proofErr w:type="spellEnd"/>
-      <w:r>
-        <w:rPr>
-          <w:rFonts w:ascii="Times New Roman" w:hAnsi="Times New Roman" w:cs="Times New Roman"/>
-        </w:rPr>
-        <w:t xml:space="preserve"> adapter. </w:t>
-      </w:r>
-      <w:proofErr w:type="spellStart"/>
-      <w:r>
-        <w:rPr>
-          <w:rFonts w:ascii="Times New Roman" w:hAnsi="Times New Roman" w:cs="Times New Roman"/>
-        </w:rPr>
-        <w:t>Pemberian</w:t>
-      </w:r>
-      <w:proofErr w:type="spellEnd"/>
-      <w:r>
-        <w:rPr>
-          <w:rFonts w:ascii="Times New Roman" w:hAnsi="Times New Roman" w:cs="Times New Roman"/>
-        </w:rPr>
-        <w:t xml:space="preserve"> </w:t>
-      </w:r>
-      <w:proofErr w:type="spellStart"/>
-      <w:r>
-        <w:rPr>
-          <w:rFonts w:ascii="Times New Roman" w:hAnsi="Times New Roman" w:cs="Times New Roman"/>
-        </w:rPr>
-        <w:t>contentDescription</w:t>
-      </w:r>
-      <w:proofErr w:type="spellEnd"/>
-      <w:r>
-        <w:rPr>
-          <w:rFonts w:ascii="Times New Roman" w:hAnsi="Times New Roman" w:cs="Times New Roman"/>
-        </w:rPr>
-        <w:t xml:space="preserve"> </w:t>
-      </w:r>
-      <w:proofErr w:type="spellStart"/>
-      <w:r>
-        <w:rPr>
-          <w:rFonts w:ascii="Times New Roman" w:hAnsi="Times New Roman" w:cs="Times New Roman"/>
-        </w:rPr>
-        <w:t>untuk</w:t>
-      </w:r>
-      <w:proofErr w:type="spellEnd"/>
-      <w:r>
-        <w:rPr>
-          <w:rFonts w:ascii="Times New Roman" w:hAnsi="Times New Roman" w:cs="Times New Roman"/>
-        </w:rPr>
-        <w:t xml:space="preserve"> </w:t>
-      </w:r>
-      <w:proofErr w:type="spellStart"/>
-      <w:r>
-        <w:rPr>
-          <w:rFonts w:ascii="Times New Roman" w:hAnsi="Times New Roman" w:cs="Times New Roman"/>
-        </w:rPr>
-        <w:t>gambar</w:t>
-      </w:r>
-      <w:proofErr w:type="spellEnd"/>
-      <w:r>
-        <w:rPr>
-          <w:rFonts w:ascii="Times New Roman" w:hAnsi="Times New Roman" w:cs="Times New Roman"/>
-        </w:rPr>
-        <w:t xml:space="preserve"> juga </w:t>
-      </w:r>
-      <w:proofErr w:type="spellStart"/>
-      <w:r>
-        <w:rPr>
-          <w:rFonts w:ascii="Times New Roman" w:hAnsi="Times New Roman" w:cs="Times New Roman"/>
-        </w:rPr>
-        <w:t>direkomendasikan</w:t>
-      </w:r>
-      <w:proofErr w:type="spellEnd"/>
-      <w:r>
-        <w:rPr>
-          <w:rFonts w:ascii="Times New Roman" w:hAnsi="Times New Roman" w:cs="Times New Roman"/>
-        </w:rPr>
-        <w:t xml:space="preserve"> </w:t>
-      </w:r>
-      <w:proofErr w:type="spellStart"/>
-      <w:r>
-        <w:rPr>
-          <w:rFonts w:ascii="Times New Roman" w:hAnsi="Times New Roman" w:cs="Times New Roman"/>
-        </w:rPr>
-        <w:t>sebagai</w:t>
-      </w:r>
-      <w:proofErr w:type="spellEnd"/>
-      <w:r>
-        <w:rPr>
-          <w:rFonts w:ascii="Times New Roman" w:hAnsi="Times New Roman" w:cs="Times New Roman"/>
-        </w:rPr>
-        <w:t xml:space="preserve"> </w:t>
-      </w:r>
-      <w:proofErr w:type="spellStart"/>
-      <w:r>
-        <w:rPr>
-          <w:rFonts w:ascii="Times New Roman" w:hAnsi="Times New Roman" w:cs="Times New Roman"/>
-        </w:rPr>
-        <w:t>dukungan</w:t>
-      </w:r>
-      <w:proofErr w:type="spellEnd"/>
-      <w:r>
-        <w:rPr>
-          <w:rFonts w:ascii="Times New Roman" w:hAnsi="Times New Roman" w:cs="Times New Roman"/>
-        </w:rPr>
-        <w:t xml:space="preserve"> </w:t>
-      </w:r>
-      <w:proofErr w:type="spellStart"/>
-      <w:r>
-        <w:rPr>
-          <w:rFonts w:ascii="Times New Roman" w:hAnsi="Times New Roman" w:cs="Times New Roman"/>
-        </w:rPr>
-        <w:t>aksesibilitas</w:t>
-      </w:r>
-      <w:proofErr w:type="spellEnd"/>
-      <w:r>
-        <w:rPr>
-          <w:rFonts w:ascii="Times New Roman" w:hAnsi="Times New Roman" w:cs="Times New Roman"/>
-        </w:rPr>
-        <w:t xml:space="preserve">. </w:t>
-      </w:r>
-      <w:proofErr w:type="spellStart"/>
-      <w:r>
-        <w:rPr>
-          <w:rFonts w:ascii="Times New Roman" w:hAnsi="Times New Roman" w:cs="Times New Roman"/>
-        </w:rPr>
-        <w:t>Secara</w:t>
-      </w:r>
-      <w:proofErr w:type="spellEnd"/>
-      <w:r>
-        <w:rPr>
-          <w:rFonts w:ascii="Times New Roman" w:hAnsi="Times New Roman" w:cs="Times New Roman"/>
-        </w:rPr>
-        <w:t xml:space="preserve"> </w:t>
-      </w:r>
-      <w:proofErr w:type="spellStart"/>
-      <w:r>
-        <w:rPr>
-          <w:rFonts w:ascii="Times New Roman" w:hAnsi="Times New Roman" w:cs="Times New Roman"/>
-        </w:rPr>
-        <w:t>keseluruhan</w:t>
-      </w:r>
-      <w:proofErr w:type="spellEnd"/>
-      <w:r>
-        <w:rPr>
-          <w:rFonts w:ascii="Times New Roman" w:hAnsi="Times New Roman" w:cs="Times New Roman"/>
-        </w:rPr>
-        <w:t xml:space="preserve">, </w:t>
-      </w:r>
-      <w:proofErr w:type="spellStart"/>
-      <w:r>
-        <w:rPr>
-          <w:rFonts w:ascii="Times New Roman" w:hAnsi="Times New Roman" w:cs="Times New Roman"/>
-        </w:rPr>
-        <w:t>proyek</w:t>
-      </w:r>
-      <w:proofErr w:type="spellEnd"/>
-      <w:r>
-        <w:rPr>
-          <w:rFonts w:ascii="Times New Roman" w:hAnsi="Times New Roman" w:cs="Times New Roman"/>
-        </w:rPr>
-        <w:t xml:space="preserve"> </w:t>
-      </w:r>
-      <w:proofErr w:type="spellStart"/>
-      <w:r>
-        <w:rPr>
-          <w:rFonts w:ascii="Times New Roman" w:hAnsi="Times New Roman" w:cs="Times New Roman"/>
-        </w:rPr>
-        <w:t>telah</w:t>
-      </w:r>
-      <w:proofErr w:type="spellEnd"/>
-      <w:r>
-        <w:rPr>
-          <w:rFonts w:ascii="Times New Roman" w:hAnsi="Times New Roman" w:cs="Times New Roman"/>
-        </w:rPr>
-        <w:t xml:space="preserve"> </w:t>
-      </w:r>
-      <w:proofErr w:type="spellStart"/>
-      <w:r>
-        <w:rPr>
-          <w:rFonts w:ascii="Times New Roman" w:hAnsi="Times New Roman" w:cs="Times New Roman"/>
-        </w:rPr>
-        <w:t>berhasil</w:t>
-      </w:r>
-      <w:proofErr w:type="spellEnd"/>
-      <w:r>
-        <w:rPr>
-          <w:rFonts w:ascii="Times New Roman" w:hAnsi="Times New Roman" w:cs="Times New Roman"/>
-        </w:rPr>
-        <w:t xml:space="preserve"> </w:t>
-      </w:r>
-      <w:proofErr w:type="spellStart"/>
-      <w:r>
-        <w:rPr>
-          <w:rFonts w:ascii="Times New Roman" w:hAnsi="Times New Roman" w:cs="Times New Roman"/>
-        </w:rPr>
-        <w:t>melakukan</w:t>
-      </w:r>
-      <w:proofErr w:type="spellEnd"/>
-      <w:r>
-        <w:rPr>
-          <w:rFonts w:ascii="Times New Roman" w:hAnsi="Times New Roman" w:cs="Times New Roman"/>
-        </w:rPr>
-        <w:t xml:space="preserve"> </w:t>
-      </w:r>
-      <w:proofErr w:type="spellStart"/>
-      <w:r>
-        <w:rPr>
-          <w:rFonts w:ascii="Times New Roman" w:hAnsi="Times New Roman" w:cs="Times New Roman"/>
-        </w:rPr>
-        <w:t>kompilasi</w:t>
-      </w:r>
-      <w:proofErr w:type="spellEnd"/>
-      <w:r>
-        <w:rPr>
-          <w:rFonts w:ascii="Times New Roman" w:hAnsi="Times New Roman" w:cs="Times New Roman"/>
-        </w:rPr>
-        <w:t xml:space="preserve">, </w:t>
-      </w:r>
-      <w:proofErr w:type="spellStart"/>
-      <w:r>
-        <w:rPr>
-          <w:rFonts w:ascii="Times New Roman" w:hAnsi="Times New Roman" w:cs="Times New Roman"/>
-        </w:rPr>
-        <w:t>sehingga</w:t>
-      </w:r>
-      <w:proofErr w:type="spellEnd"/>
-      <w:r>
-        <w:rPr>
-          <w:rFonts w:ascii="Times New Roman" w:hAnsi="Times New Roman" w:cs="Times New Roman"/>
-        </w:rPr>
-        <w:t xml:space="preserve"> </w:t>
-      </w:r>
-      <w:proofErr w:type="spellStart"/>
-      <w:r>
-        <w:rPr>
-          <w:rFonts w:ascii="Times New Roman" w:hAnsi="Times New Roman" w:cs="Times New Roman"/>
-        </w:rPr>
-        <w:t>referensi</w:t>
-      </w:r>
-      <w:proofErr w:type="spellEnd"/>
-      <w:r>
-        <w:rPr>
-          <w:rFonts w:ascii="Times New Roman" w:hAnsi="Times New Roman" w:cs="Times New Roman"/>
-        </w:rPr>
-        <w:t xml:space="preserve"> resource dan </w:t>
-      </w:r>
-      <w:proofErr w:type="spellStart"/>
-      <w:r>
-        <w:rPr>
-          <w:rFonts w:ascii="Times New Roman" w:hAnsi="Times New Roman" w:cs="Times New Roman"/>
-        </w:rPr>
-        <w:t>struktur</w:t>
-      </w:r>
-      <w:proofErr w:type="spellEnd"/>
-      <w:r>
-        <w:rPr>
-          <w:rFonts w:ascii="Times New Roman" w:hAnsi="Times New Roman" w:cs="Times New Roman"/>
-        </w:rPr>
-        <w:t xml:space="preserve"> </w:t>
-      </w:r>
-      <w:proofErr w:type="spellStart"/>
-      <w:r>
-        <w:rPr>
-          <w:rFonts w:ascii="Times New Roman" w:hAnsi="Times New Roman" w:cs="Times New Roman"/>
-        </w:rPr>
-        <w:t>dasar</w:t>
-      </w:r>
-      <w:proofErr w:type="spellEnd"/>
-      <w:r>
-        <w:rPr>
-          <w:rFonts w:ascii="Times New Roman" w:hAnsi="Times New Roman" w:cs="Times New Roman"/>
-        </w:rPr>
-        <w:t xml:space="preserve"> </w:t>
-      </w:r>
-      <w:proofErr w:type="spellStart"/>
-      <w:r>
-        <w:rPr>
-          <w:rFonts w:ascii="Times New Roman" w:hAnsi="Times New Roman" w:cs="Times New Roman"/>
-        </w:rPr>
-        <w:t>sudah</w:t>
-      </w:r>
-      <w:proofErr w:type="spellEnd"/>
-      <w:r>
-        <w:rPr>
-          <w:rFonts w:ascii="Times New Roman" w:hAnsi="Times New Roman" w:cs="Times New Roman"/>
-        </w:rPr>
-        <w:t xml:space="preserve"> </w:t>
-      </w:r>
-      <w:proofErr w:type="spellStart"/>
-      <w:r>
-        <w:rPr>
-          <w:rFonts w:ascii="Times New Roman" w:hAnsi="Times New Roman" w:cs="Times New Roman"/>
-        </w:rPr>
-        <w:t>tepat</w:t>
-      </w:r>
-      <w:proofErr w:type="spellEnd"/>
-      <w:r>
-        <w:rPr>
-          <w:rFonts w:ascii="Times New Roman" w:hAnsi="Times New Roman" w:cs="Times New Roman"/>
-        </w:rPr>
-        <w:t xml:space="preserve">. </w:t>
-      </w:r>
-      <w:proofErr w:type="spellStart"/>
-      <w:r>
-        <w:rPr>
-          <w:rFonts w:ascii="Times New Roman" w:hAnsi="Times New Roman" w:cs="Times New Roman"/>
-        </w:rPr>
-        <w:t>Pemeriksaan</w:t>
-      </w:r>
-      <w:proofErr w:type="spellEnd"/>
-      <w:r>
-        <w:rPr>
-          <w:rFonts w:ascii="Times New Roman" w:hAnsi="Times New Roman" w:cs="Times New Roman"/>
-        </w:rPr>
-        <w:t xml:space="preserve"> </w:t>
-      </w:r>
-      <w:proofErr w:type="spellStart"/>
-      <w:r>
-        <w:rPr>
-          <w:rFonts w:ascii="Times New Roman" w:hAnsi="Times New Roman" w:cs="Times New Roman"/>
-        </w:rPr>
-        <w:t>lanjutan</w:t>
-      </w:r>
-      <w:proofErr w:type="spellEnd"/>
-      <w:r>
-        <w:rPr>
-          <w:rFonts w:ascii="Times New Roman" w:hAnsi="Times New Roman" w:cs="Times New Roman"/>
-        </w:rPr>
-        <w:t xml:space="preserve"> </w:t>
-      </w:r>
-      <w:proofErr w:type="spellStart"/>
-      <w:r>
-        <w:rPr>
-          <w:rFonts w:ascii="Times New Roman" w:hAnsi="Times New Roman" w:cs="Times New Roman"/>
-        </w:rPr>
-        <w:t>hanya</w:t>
-      </w:r>
-      <w:proofErr w:type="spellEnd"/>
-      <w:r>
-        <w:rPr>
-          <w:rFonts w:ascii="Times New Roman" w:hAnsi="Times New Roman" w:cs="Times New Roman"/>
-        </w:rPr>
-        <w:t xml:space="preserve"> </w:t>
-      </w:r>
-      <w:proofErr w:type="spellStart"/>
-      <w:r>
-        <w:rPr>
-          <w:rFonts w:ascii="Times New Roman" w:hAnsi="Times New Roman" w:cs="Times New Roman"/>
-        </w:rPr>
-        <w:t>perlu</w:t>
-      </w:r>
-      <w:proofErr w:type="spellEnd"/>
-      <w:r>
-        <w:rPr>
-          <w:rFonts w:ascii="Times New Roman" w:hAnsi="Times New Roman" w:cs="Times New Roman"/>
-        </w:rPr>
-        <w:t xml:space="preserve"> </w:t>
-      </w:r>
-      <w:proofErr w:type="spellStart"/>
-      <w:r>
-        <w:rPr>
-          <w:rFonts w:ascii="Times New Roman" w:hAnsi="Times New Roman" w:cs="Times New Roman"/>
-        </w:rPr>
-        <w:t>dilakukan</w:t>
-      </w:r>
-      <w:proofErr w:type="spellEnd"/>
-      <w:r>
-        <w:rPr>
-          <w:rFonts w:ascii="Times New Roman" w:hAnsi="Times New Roman" w:cs="Times New Roman"/>
-        </w:rPr>
-        <w:t xml:space="preserve"> </w:t>
-      </w:r>
-      <w:proofErr w:type="spellStart"/>
-      <w:r>
-        <w:rPr>
-          <w:rFonts w:ascii="Times New Roman" w:hAnsi="Times New Roman" w:cs="Times New Roman"/>
-        </w:rPr>
-        <w:t>melalui</w:t>
-      </w:r>
-      <w:proofErr w:type="spellEnd"/>
-      <w:r>
-        <w:rPr>
-          <w:rFonts w:ascii="Times New Roman" w:hAnsi="Times New Roman" w:cs="Times New Roman"/>
-        </w:rPr>
-        <w:t xml:space="preserve"> </w:t>
-      </w:r>
-      <w:proofErr w:type="spellStart"/>
-      <w:r>
-        <w:rPr>
-          <w:rFonts w:ascii="Times New Roman" w:hAnsi="Times New Roman" w:cs="Times New Roman"/>
-        </w:rPr>
-        <w:t>pengujian</w:t>
-      </w:r>
-      <w:proofErr w:type="spellEnd"/>
-      <w:r>
-        <w:rPr>
-          <w:rFonts w:ascii="Times New Roman" w:hAnsi="Times New Roman" w:cs="Times New Roman"/>
-        </w:rPr>
-        <w:t xml:space="preserve"> </w:t>
-      </w:r>
-      <w:proofErr w:type="spellStart"/>
-      <w:r>
-        <w:rPr>
-          <w:rFonts w:ascii="Times New Roman" w:hAnsi="Times New Roman" w:cs="Times New Roman"/>
-        </w:rPr>
-        <w:t>langsung</w:t>
-      </w:r>
-      <w:proofErr w:type="spellEnd"/>
-      <w:r>
-        <w:rPr>
-          <w:rFonts w:ascii="Times New Roman" w:hAnsi="Times New Roman" w:cs="Times New Roman"/>
-        </w:rPr>
-        <w:t xml:space="preserve"> di </w:t>
-      </w:r>
-      <w:proofErr w:type="spellStart"/>
-      <w:r>
-        <w:rPr>
-          <w:rFonts w:ascii="Times New Roman" w:hAnsi="Times New Roman" w:cs="Times New Roman"/>
-        </w:rPr>
-        <w:t>perangkat</w:t>
-      </w:r>
-      <w:proofErr w:type="spellEnd"/>
-      <w:r>
-        <w:rPr>
-          <w:rFonts w:ascii="Times New Roman" w:hAnsi="Times New Roman" w:cs="Times New Roman"/>
-        </w:rPr>
-        <w:t xml:space="preserve"> </w:t>
-      </w:r>
-      <w:proofErr w:type="spellStart"/>
-      <w:r>
-        <w:rPr>
-          <w:rFonts w:ascii="Times New Roman" w:hAnsi="Times New Roman" w:cs="Times New Roman"/>
-        </w:rPr>
-        <w:t>untuk</w:t>
-      </w:r>
-      <w:proofErr w:type="spellEnd"/>
-      <w:r>
-        <w:rPr>
-          <w:rFonts w:ascii="Times New Roman" w:hAnsi="Times New Roman" w:cs="Times New Roman"/>
-        </w:rPr>
-        <w:t xml:space="preserve"> </w:t>
-      </w:r>
-      <w:proofErr w:type="spellStart"/>
-      <w:r>
-        <w:rPr>
-          <w:rFonts w:ascii="Times New Roman" w:hAnsi="Times New Roman" w:cs="Times New Roman"/>
-        </w:rPr>
-        <w:t>memastikan</w:t>
-      </w:r>
-      <w:proofErr w:type="spellEnd"/>
-      <w:r>
-        <w:rPr>
-          <w:rFonts w:ascii="Times New Roman" w:hAnsi="Times New Roman" w:cs="Times New Roman"/>
-        </w:rPr>
-        <w:t xml:space="preserve"> </w:t>
-      </w:r>
-      <w:proofErr w:type="spellStart"/>
-      <w:r>
-        <w:rPr>
-          <w:rFonts w:ascii="Times New Roman" w:hAnsi="Times New Roman" w:cs="Times New Roman"/>
-        </w:rPr>
-        <w:t>seluruh</w:t>
-      </w:r>
-      <w:proofErr w:type="spellEnd"/>
-      <w:r>
-        <w:rPr>
-          <w:rFonts w:ascii="Times New Roman" w:hAnsi="Times New Roman" w:cs="Times New Roman"/>
-        </w:rPr>
-        <w:t xml:space="preserve"> </w:t>
-      </w:r>
-      <w:proofErr w:type="spellStart"/>
-      <w:r>
-        <w:rPr>
-          <w:rFonts w:ascii="Times New Roman" w:hAnsi="Times New Roman" w:cs="Times New Roman"/>
-        </w:rPr>
-        <w:t>fungsi</w:t>
-      </w:r>
-      <w:proofErr w:type="spellEnd"/>
-      <w:r>
-        <w:rPr>
-          <w:rFonts w:ascii="Times New Roman" w:hAnsi="Times New Roman" w:cs="Times New Roman"/>
-        </w:rPr>
-        <w:t xml:space="preserve">, </w:t>
-      </w:r>
-      <w:proofErr w:type="spellStart"/>
-      <w:r>
-        <w:rPr>
-          <w:rFonts w:ascii="Times New Roman" w:hAnsi="Times New Roman" w:cs="Times New Roman"/>
-        </w:rPr>
-        <w:t>seperti</w:t>
-      </w:r>
-      <w:proofErr w:type="spellEnd"/>
-      <w:r>
-        <w:rPr>
-          <w:rFonts w:ascii="Times New Roman" w:hAnsi="Times New Roman" w:cs="Times New Roman"/>
-        </w:rPr>
-        <w:t xml:space="preserve"> </w:t>
-      </w:r>
-      <w:proofErr w:type="spellStart"/>
-      <w:r>
-        <w:rPr>
-          <w:rFonts w:ascii="Times New Roman" w:hAnsi="Times New Roman" w:cs="Times New Roman"/>
-        </w:rPr>
-        <w:t>penampilan</w:t>
-      </w:r>
-      <w:proofErr w:type="spellEnd"/>
-      <w:r>
-        <w:rPr>
-          <w:rFonts w:ascii="Times New Roman" w:hAnsi="Times New Roman" w:cs="Times New Roman"/>
-        </w:rPr>
-        <w:t xml:space="preserve"> daftar dan dialog item, </w:t>
-      </w:r>
-      <w:proofErr w:type="spellStart"/>
-      <w:r>
-        <w:rPr>
-          <w:rFonts w:ascii="Times New Roman" w:hAnsi="Times New Roman" w:cs="Times New Roman"/>
-        </w:rPr>
-        <w:t>berjalan</w:t>
-      </w:r>
-      <w:proofErr w:type="spellEnd"/>
-      <w:r>
-        <w:rPr>
-          <w:rFonts w:ascii="Times New Roman" w:hAnsi="Times New Roman" w:cs="Times New Roman"/>
-        </w:rPr>
-        <w:t xml:space="preserve"> </w:t>
-      </w:r>
-      <w:proofErr w:type="spellStart"/>
-      <w:r>
-        <w:rPr>
-          <w:rFonts w:ascii="Times New Roman" w:hAnsi="Times New Roman" w:cs="Times New Roman"/>
-        </w:rPr>
-        <w:t>tanpa</w:t>
-      </w:r>
-      <w:proofErr w:type="spellEnd"/>
-      <w:r>
-        <w:rPr>
-          <w:rFonts w:ascii="Times New Roman" w:hAnsi="Times New Roman" w:cs="Times New Roman"/>
-        </w:rPr>
-        <w:t xml:space="preserve"> </w:t>
-      </w:r>
-      <w:proofErr w:type="spellStart"/>
-      <w:r>
-        <w:rPr>
-          <w:rFonts w:ascii="Times New Roman" w:hAnsi="Times New Roman" w:cs="Times New Roman"/>
-        </w:rPr>
-        <w:t>hambatan</w:t>
-      </w:r>
-      <w:proofErr w:type="spellEnd"/>
-      <w:r>
-        <w:rPr>
-          <w:rFonts w:ascii="Times New Roman" w:hAnsi="Times New Roman" w:cs="Times New Roman"/>
-        </w:rPr>
-        <w:t>.</w:t>
-      </w:r>
+          <w:lang w:val="de-DE"/>
+        </w:rPr>
+      </w:pPr>
+      <w:r>
+        <w:rPr>
+          <w:rFonts w:ascii="Times New Roman" w:hAnsi="Times New Roman" w:cs="Times New Roman"/>
+          <w:lang w:val="de-DE"/>
+        </w:rPr>
+        <w:t>Terakhir, analisis layout item_kampus.xml dan activity_main.xml menekankan pentingnya konsistensi antara ID yang dideklarasikan pada layout dengan yang diakses dalam adapter serta activity. Layout utama harus menyediakan RecyclerView dengan ID yang benar, sedangkan layout item harus menyediakan seluruh komponen yang diperlukan adapter. Pemberian contentDescription untuk gambar juga direkomendasikan sebagai dukungan aksesibilitas. Secara keseluruhan, proyek telah berhasil melakukan kompilasi, sehingga referensi resource dan struktur dasar sudah tepat. Pemeriksaan lanjutan hanya perlu dilakukan melalui pengujian langsung di perangkat untuk memastikan seluruh fungsi, seperti penampilan daftar dan dialog item, berjalan tanpa hambatan.</w:t>
+      </w:r>
+    </w:p>
+    <w:p>
+      <w:pPr>
+        <w:spacing w:after="45" w:line="259" w:lineRule="auto"/>
+        <w:ind w:left="69"/>
+        <w:rPr>
+          <w:rFonts w:ascii="Times New Roman" w:hAnsi="Times New Roman" w:cs="Times New Roman"/>
+          <w:lang w:val="de-DE"/>
+        </w:rPr>
+      </w:pPr>
+    </w:p>
+    <w:p>
+      <w:pPr>
+        <w:spacing w:after="45" w:line="259" w:lineRule="auto"/>
+        <w:ind w:left="69"/>
+        <w:rPr>
+          <w:rFonts w:ascii="Times New Roman" w:hAnsi="Times New Roman" w:cs="Times New Roman"/>
+          <w:lang w:val="de-DE"/>
+        </w:rPr>
+      </w:pPr>
+    </w:p>
+    <w:p>
+      <w:pPr>
+        <w:spacing w:after="45" w:line="259" w:lineRule="auto"/>
+        <w:ind w:left="69"/>
+        <w:rPr>
+          <w:rFonts w:ascii="Times New Roman" w:hAnsi="Times New Roman" w:cs="Times New Roman"/>
+          <w:lang w:val="de-DE"/>
+        </w:rPr>
+      </w:pPr>
     </w:p>
     <w:p>
       <w:pPr>
@@ -8294,17 +6834,15 @@
     <w:p>
       <w:pPr>
         <w:ind w:left="422" w:right="764" w:firstLine="0"/>
-        <w:jc w:val="left"/>
-        <w:rPr>
-          <w:rFonts w:ascii="Times New Roman" w:hAnsi="Times New Roman" w:cs="Times New Roman"/>
-        </w:rPr>
-      </w:pPr>
-      <w:proofErr w:type="spellStart"/>
-      <w:r>
-        <w:rPr>
-          <w:rFonts w:ascii="Times New Roman" w:hAnsi="Times New Roman" w:cs="Times New Roman"/>
-        </w:rPr>
-        <w:lastRenderedPageBreak/>
+        <w:rPr>
+          <w:rFonts w:ascii="Times New Roman" w:hAnsi="Times New Roman" w:cs="Times New Roman"/>
+        </w:rPr>
+      </w:pPr>
+      <w:proofErr w:type="spellStart"/>
+      <w:r>
+        <w:rPr>
+          <w:rFonts w:ascii="Times New Roman" w:hAnsi="Times New Roman" w:cs="Times New Roman"/>
+        </w:rPr>
         <w:t>Untuk</w:t>
       </w:r>
       <w:proofErr w:type="spellEnd"/>
@@ -9589,11 +8127,13 @@
         <w:ind w:left="72"/>
         <w:rPr>
           <w:rFonts w:ascii="Times New Roman" w:hAnsi="Times New Roman" w:cs="Times New Roman"/>
-        </w:rPr>
-      </w:pPr>
-      <w:r>
-        <w:rPr>
-          <w:rFonts w:ascii="Times New Roman" w:hAnsi="Times New Roman" w:cs="Times New Roman"/>
+          <w:lang w:val="de-DE"/>
+        </w:rPr>
+      </w:pPr>
+      <w:r>
+        <w:rPr>
+          <w:rFonts w:ascii="Times New Roman" w:hAnsi="Times New Roman" w:cs="Times New Roman"/>
+          <w:lang w:val="de-DE"/>
         </w:rPr>
         <w:t>LATIHAN/</w:t>
       </w:r>
@@ -9601,12 +8141,14 @@
         <w:rPr>
           <w:rFonts w:ascii="Times New Roman" w:hAnsi="Times New Roman" w:cs="Times New Roman"/>
           <w:i/>
+          <w:lang w:val="de-DE"/>
         </w:rPr>
         <w:t>TUGAS</w:t>
       </w:r>
       <w:r>
         <w:rPr>
           <w:rFonts w:ascii="Times New Roman" w:hAnsi="Times New Roman" w:cs="Times New Roman"/>
+          <w:lang w:val="de-DE"/>
         </w:rPr>
         <w:t xml:space="preserve"> </w:t>
       </w:r>
@@ -9617,217 +8159,15 @@
         <w:jc w:val="left"/>
         <w:rPr>
           <w:rFonts w:ascii="Times New Roman" w:hAnsi="Times New Roman" w:cs="Times New Roman"/>
-        </w:rPr>
-      </w:pPr>
-      <w:proofErr w:type="spellStart"/>
-      <w:r>
-        <w:rPr>
-          <w:rFonts w:ascii="Times New Roman" w:hAnsi="Times New Roman" w:cs="Times New Roman"/>
-        </w:rPr>
-        <w:t>Modifikasi</w:t>
-      </w:r>
-      <w:proofErr w:type="spellEnd"/>
-      <w:r>
-        <w:rPr>
-          <w:rFonts w:ascii="Times New Roman" w:hAnsi="Times New Roman" w:cs="Times New Roman"/>
-        </w:rPr>
-        <w:t xml:space="preserve"> </w:t>
-      </w:r>
-      <w:proofErr w:type="spellStart"/>
-      <w:r>
-        <w:rPr>
-          <w:rFonts w:ascii="Times New Roman" w:hAnsi="Times New Roman" w:cs="Times New Roman"/>
-        </w:rPr>
-        <w:t>projek</w:t>
-      </w:r>
-      <w:proofErr w:type="spellEnd"/>
-      <w:r>
-        <w:rPr>
-          <w:rFonts w:ascii="Times New Roman" w:hAnsi="Times New Roman" w:cs="Times New Roman"/>
-        </w:rPr>
-        <w:t xml:space="preserve"> </w:t>
-      </w:r>
-      <w:proofErr w:type="spellStart"/>
-      <w:r>
-        <w:rPr>
-          <w:rFonts w:ascii="Times New Roman" w:hAnsi="Times New Roman" w:cs="Times New Roman"/>
-        </w:rPr>
-        <w:t>praktikum</w:t>
-      </w:r>
-      <w:proofErr w:type="spellEnd"/>
-      <w:r>
-        <w:rPr>
-          <w:rFonts w:ascii="Times New Roman" w:hAnsi="Times New Roman" w:cs="Times New Roman"/>
-        </w:rPr>
-        <w:t xml:space="preserve"> </w:t>
-      </w:r>
-      <w:proofErr w:type="spellStart"/>
-      <w:r>
-        <w:rPr>
-          <w:rFonts w:ascii="Times New Roman" w:hAnsi="Times New Roman" w:cs="Times New Roman"/>
-        </w:rPr>
-        <w:t>modul</w:t>
-      </w:r>
-      <w:proofErr w:type="spellEnd"/>
-      <w:r>
-        <w:rPr>
-          <w:rFonts w:ascii="Times New Roman" w:hAnsi="Times New Roman" w:cs="Times New Roman"/>
-        </w:rPr>
-        <w:t xml:space="preserve"> recycle view </w:t>
-      </w:r>
-      <w:proofErr w:type="spellStart"/>
-      <w:r>
-        <w:rPr>
-          <w:rFonts w:ascii="Times New Roman" w:hAnsi="Times New Roman" w:cs="Times New Roman"/>
-        </w:rPr>
-        <w:t>ini</w:t>
-      </w:r>
-      <w:proofErr w:type="spellEnd"/>
-      <w:r>
-        <w:rPr>
-          <w:rFonts w:ascii="Times New Roman" w:hAnsi="Times New Roman" w:cs="Times New Roman"/>
-        </w:rPr>
-        <w:t xml:space="preserve"> </w:t>
-      </w:r>
-      <w:proofErr w:type="spellStart"/>
-      <w:r>
-        <w:rPr>
-          <w:rFonts w:ascii="Times New Roman" w:hAnsi="Times New Roman" w:cs="Times New Roman"/>
-        </w:rPr>
-        <w:t>dengan</w:t>
-      </w:r>
-      <w:proofErr w:type="spellEnd"/>
-      <w:r>
-        <w:rPr>
-          <w:rFonts w:ascii="Times New Roman" w:hAnsi="Times New Roman" w:cs="Times New Roman"/>
-        </w:rPr>
-        <w:t xml:space="preserve"> </w:t>
-      </w:r>
-      <w:proofErr w:type="spellStart"/>
-      <w:r>
-        <w:rPr>
-          <w:rFonts w:ascii="Times New Roman" w:hAnsi="Times New Roman" w:cs="Times New Roman"/>
-        </w:rPr>
-        <w:t>menambahkan</w:t>
-      </w:r>
-      <w:proofErr w:type="spellEnd"/>
-      <w:r>
-        <w:rPr>
-          <w:rFonts w:ascii="Times New Roman" w:hAnsi="Times New Roman" w:cs="Times New Roman"/>
-        </w:rPr>
-        <w:t xml:space="preserve"> </w:t>
-      </w:r>
-      <w:proofErr w:type="spellStart"/>
-      <w:r>
-        <w:rPr>
-          <w:rFonts w:ascii="Times New Roman" w:hAnsi="Times New Roman" w:cs="Times New Roman"/>
-        </w:rPr>
-        <w:t>sebuah</w:t>
-      </w:r>
-      <w:proofErr w:type="spellEnd"/>
-      <w:r>
-        <w:rPr>
-          <w:rFonts w:ascii="Times New Roman" w:hAnsi="Times New Roman" w:cs="Times New Roman"/>
-        </w:rPr>
-        <w:t xml:space="preserve"> </w:t>
-      </w:r>
-      <w:proofErr w:type="spellStart"/>
-      <w:r>
-        <w:rPr>
-          <w:rFonts w:ascii="Times New Roman" w:hAnsi="Times New Roman" w:cs="Times New Roman"/>
-        </w:rPr>
-        <w:t>kelas</w:t>
-      </w:r>
-      <w:proofErr w:type="spellEnd"/>
-      <w:r>
-        <w:rPr>
-          <w:rFonts w:ascii="Times New Roman" w:hAnsi="Times New Roman" w:cs="Times New Roman"/>
-        </w:rPr>
-        <w:t xml:space="preserve"> yang </w:t>
-      </w:r>
-      <w:proofErr w:type="spellStart"/>
-      <w:r>
-        <w:rPr>
-          <w:rFonts w:ascii="Times New Roman" w:hAnsi="Times New Roman" w:cs="Times New Roman"/>
-        </w:rPr>
-        <w:t>dapat</w:t>
-      </w:r>
-      <w:proofErr w:type="spellEnd"/>
-      <w:r>
-        <w:rPr>
-          <w:rFonts w:ascii="Times New Roman" w:hAnsi="Times New Roman" w:cs="Times New Roman"/>
-        </w:rPr>
-        <w:t xml:space="preserve"> </w:t>
-      </w:r>
-      <w:proofErr w:type="spellStart"/>
-      <w:r>
-        <w:rPr>
-          <w:rFonts w:ascii="Times New Roman" w:hAnsi="Times New Roman" w:cs="Times New Roman"/>
-        </w:rPr>
-        <w:t>menampilkan</w:t>
-      </w:r>
-      <w:proofErr w:type="spellEnd"/>
-      <w:r>
-        <w:rPr>
-          <w:rFonts w:ascii="Times New Roman" w:hAnsi="Times New Roman" w:cs="Times New Roman"/>
-        </w:rPr>
-        <w:t xml:space="preserve"> </w:t>
-      </w:r>
-      <w:proofErr w:type="spellStart"/>
-      <w:r>
-        <w:rPr>
-          <w:rFonts w:ascii="Times New Roman" w:hAnsi="Times New Roman" w:cs="Times New Roman"/>
-        </w:rPr>
-        <w:t>halaman</w:t>
-      </w:r>
-      <w:proofErr w:type="spellEnd"/>
-      <w:r>
-        <w:rPr>
-          <w:rFonts w:ascii="Times New Roman" w:hAnsi="Times New Roman" w:cs="Times New Roman"/>
-        </w:rPr>
-        <w:t xml:space="preserve"> detail </w:t>
-      </w:r>
-      <w:proofErr w:type="spellStart"/>
-      <w:r>
-        <w:rPr>
-          <w:rFonts w:ascii="Times New Roman" w:hAnsi="Times New Roman" w:cs="Times New Roman"/>
-        </w:rPr>
-        <w:t>ketika</w:t>
-      </w:r>
-      <w:proofErr w:type="spellEnd"/>
-      <w:r>
-        <w:rPr>
-          <w:rFonts w:ascii="Times New Roman" w:hAnsi="Times New Roman" w:cs="Times New Roman"/>
-        </w:rPr>
-        <w:t xml:space="preserve"> </w:t>
-      </w:r>
-      <w:proofErr w:type="spellStart"/>
-      <w:r>
-        <w:rPr>
-          <w:rFonts w:ascii="Times New Roman" w:hAnsi="Times New Roman" w:cs="Times New Roman"/>
-        </w:rPr>
-        <w:t>sebuah</w:t>
-      </w:r>
-      <w:proofErr w:type="spellEnd"/>
-      <w:r>
-        <w:rPr>
-          <w:rFonts w:ascii="Times New Roman" w:hAnsi="Times New Roman" w:cs="Times New Roman"/>
-        </w:rPr>
-        <w:t xml:space="preserve"> item di </w:t>
-      </w:r>
-      <w:proofErr w:type="spellStart"/>
-      <w:r>
-        <w:rPr>
-          <w:rFonts w:ascii="Times New Roman" w:hAnsi="Times New Roman" w:cs="Times New Roman"/>
-        </w:rPr>
-        <w:t>klik</w:t>
-      </w:r>
-      <w:proofErr w:type="spellEnd"/>
-      <w:r>
-        <w:rPr>
-          <w:rFonts w:ascii="Times New Roman" w:hAnsi="Times New Roman" w:cs="Times New Roman"/>
-        </w:rPr>
-        <w:t>.</w:t>
+          <w:lang w:val="de-DE"/>
+        </w:rPr>
+      </w:pPr>
+      <w:r>
+        <w:rPr>
+          <w:rFonts w:ascii="Times New Roman" w:hAnsi="Times New Roman" w:cs="Times New Roman"/>
+          <w:lang w:val="de-DE"/>
+        </w:rPr>
+        <w:t>Modifikasi projek praktikum modul recycle view ini dengan menambahkan sebuah kelas yang dapat menampilkan halaman detail ketika sebuah item di klik.</w:t>
       </w:r>
     </w:p>
     <w:p>
@@ -9842,6 +8182,7 @@
       <w:r>
         <w:rPr>
           <w:rFonts w:ascii="Times New Roman" w:hAnsi="Times New Roman" w:cs="Times New Roman"/>
+          <w:lang w:val="de-DE"/>
         </w:rPr>
         <w:t xml:space="preserve"> </w:t>
       </w:r>
@@ -9857,7 +8198,7 @@
         </w:rPr>
         <w:t xml:space="preserve"> </w:t>
       </w:r>
-      <w:hyperlink r:id="rId12" w:history="1">
+      <w:hyperlink r:id="rId11" w:history="1">
         <w:r>
           <w:rPr>
             <w:rStyle w:val="Hyperlink"/>
@@ -9914,10 +8255,10 @@
         </w:rPr>
         <w:lastRenderedPageBreak/>
         <w:drawing>
-          <wp:inline distT="0" distB="0" distL="0" distR="0" wp14:anchorId="1CED95A3" wp14:editId="26AF2082">
-            <wp:extent cx="1795075" cy="3721100"/>
-            <wp:effectExtent l="0" t="0" r="0" b="0"/>
-            <wp:docPr id="1428209595" name="Gambar 1"/>
+          <wp:inline distT="0" distB="0" distL="0" distR="0" wp14:anchorId="4418BC39" wp14:editId="26E6FDEB">
+            <wp:extent cx="1905885" cy="3632200"/>
+            <wp:effectExtent l="0" t="0" r="0" b="6350"/>
+            <wp:docPr id="2129145323" name="Gambar 1"/>
             <wp:cNvGraphicFramePr>
               <a:graphicFrameLocks xmlns:a="http://schemas.openxmlformats.org/drawingml/2006/main" noChangeAspect="1"/>
             </wp:cNvGraphicFramePr>
@@ -9925,7 +8266,54 @@
               <a:graphicData uri="http://schemas.openxmlformats.org/drawingml/2006/picture">
                 <pic:pic xmlns:pic="http://schemas.openxmlformats.org/drawingml/2006/picture">
                   <pic:nvPicPr>
-                    <pic:cNvPr id="1428209595" name=""/>
+                    <pic:cNvPr id="2129145323" name=""/>
+                    <pic:cNvPicPr/>
+                  </pic:nvPicPr>
+                  <pic:blipFill>
+                    <a:blip r:embed="rId12"/>
+                    <a:stretch>
+                      <a:fillRect/>
+                    </a:stretch>
+                  </pic:blipFill>
+                  <pic:spPr>
+                    <a:xfrm>
+                      <a:off x="0" y="0"/>
+                      <a:ext cx="1909901" cy="3639853"/>
+                    </a:xfrm>
+                    <a:prstGeom prst="rect">
+                      <a:avLst/>
+                    </a:prstGeom>
+                  </pic:spPr>
+                </pic:pic>
+              </a:graphicData>
+            </a:graphic>
+          </wp:inline>
+        </w:drawing>
+      </w:r>
+      <w:r>
+        <w:rPr>
+          <w:noProof/>
+        </w:rPr>
+        <w:t xml:space="preserve"> </w:t>
+      </w:r>
+      <w:r>
+        <w:rPr>
+          <w:rFonts w:ascii="Times New Roman" w:hAnsi="Times New Roman" w:cs="Times New Roman"/>
+          <w:noProof/>
+        </w:rPr>
+        <w:drawing>
+          <wp:inline distT="0" distB="0" distL="0" distR="0" wp14:anchorId="495C6276" wp14:editId="21156B33">
+            <wp:extent cx="1949450" cy="3655219"/>
+            <wp:effectExtent l="0" t="0" r="0" b="2540"/>
+            <wp:docPr id="948346091" name="Gambar 1"/>
+            <wp:cNvGraphicFramePr>
+              <a:graphicFrameLocks xmlns:a="http://schemas.openxmlformats.org/drawingml/2006/main" noChangeAspect="1"/>
+            </wp:cNvGraphicFramePr>
+            <a:graphic xmlns:a="http://schemas.openxmlformats.org/drawingml/2006/main">
+              <a:graphicData uri="http://schemas.openxmlformats.org/drawingml/2006/picture">
+                <pic:pic xmlns:pic="http://schemas.openxmlformats.org/drawingml/2006/picture">
+                  <pic:nvPicPr>
+                    <pic:cNvPr id="948346091" name=""/>
                     <pic:cNvPicPr/>
                   </pic:nvPicPr>
                   <pic:blipFill>
@@ -9937,7 +8325,7 @@
                   <pic:spPr>
                     <a:xfrm>
                       <a:off x="0" y="0"/>
-                      <a:ext cx="1803807" cy="3739200"/>
+                      <a:ext cx="1962302" cy="3679316"/>
                     </a:xfrm>
                     <a:prstGeom prst="rect">
                       <a:avLst/>
@@ -9949,101 +8337,3167 @@
           </wp:inline>
         </w:drawing>
       </w:r>
-      <w:r>
-        <w:rPr>
-          <w:rFonts w:ascii="Times New Roman" w:hAnsi="Times New Roman" w:cs="Times New Roman"/>
-          <w:noProof/>
-        </w:rPr>
-        <w:t xml:space="preserve">  </w:t>
-      </w:r>
-      <w:r>
-        <w:rPr>
-          <w:rFonts w:ascii="Times New Roman" w:hAnsi="Times New Roman" w:cs="Times New Roman"/>
-          <w:noProof/>
-        </w:rPr>
-        <w:t xml:space="preserve"> </w:t>
-      </w:r>
-      <w:r>
-        <w:rPr>
-          <w:rFonts w:ascii="Times New Roman" w:hAnsi="Times New Roman" w:cs="Times New Roman"/>
-          <w:noProof/>
-        </w:rPr>
-        <w:drawing>
-          <wp:inline distT="0" distB="0" distL="0" distR="0" wp14:anchorId="1FA6C045" wp14:editId="292ABBA7">
-            <wp:extent cx="1963810" cy="3720028"/>
-            <wp:effectExtent l="0" t="0" r="0" b="0"/>
-            <wp:docPr id="631687458" name="Gambar 1"/>
-            <wp:cNvGraphicFramePr>
-              <a:graphicFrameLocks xmlns:a="http://schemas.openxmlformats.org/drawingml/2006/main" noChangeAspect="1"/>
-            </wp:cNvGraphicFramePr>
-            <a:graphic xmlns:a="http://schemas.openxmlformats.org/drawingml/2006/main">
-              <a:graphicData uri="http://schemas.openxmlformats.org/drawingml/2006/picture">
-                <pic:pic xmlns:pic="http://schemas.openxmlformats.org/drawingml/2006/picture">
-                  <pic:nvPicPr>
-                    <pic:cNvPr id="631687458" name=""/>
-                    <pic:cNvPicPr/>
-                  </pic:nvPicPr>
-                  <pic:blipFill>
-                    <a:blip r:embed="rId14"/>
-                    <a:stretch>
-                      <a:fillRect/>
-                    </a:stretch>
-                  </pic:blipFill>
-                  <pic:spPr>
-                    <a:xfrm>
-                      <a:off x="0" y="0"/>
-                      <a:ext cx="1984997" cy="3760163"/>
-                    </a:xfrm>
-                    <a:prstGeom prst="rect">
-                      <a:avLst/>
-                    </a:prstGeom>
-                  </pic:spPr>
-                </pic:pic>
-              </a:graphicData>
-            </a:graphic>
-          </wp:inline>
-        </w:drawing>
-      </w:r>
-      <w:r>
-        <w:rPr>
-          <w:rFonts w:ascii="Times New Roman" w:hAnsi="Times New Roman" w:cs="Times New Roman"/>
-          <w:noProof/>
-        </w:rPr>
-        <w:drawing>
-          <wp:inline distT="0" distB="0" distL="0" distR="0" wp14:anchorId="04ADCB8A" wp14:editId="0E8D579B">
-            <wp:extent cx="1903095" cy="3676529"/>
-            <wp:effectExtent l="0" t="0" r="1905" b="635"/>
-            <wp:docPr id="995926593" name="Gambar 1"/>
-            <wp:cNvGraphicFramePr>
-              <a:graphicFrameLocks xmlns:a="http://schemas.openxmlformats.org/drawingml/2006/main" noChangeAspect="1"/>
-            </wp:cNvGraphicFramePr>
-            <a:graphic xmlns:a="http://schemas.openxmlformats.org/drawingml/2006/main">
-              <a:graphicData uri="http://schemas.openxmlformats.org/drawingml/2006/picture">
-                <pic:pic xmlns:pic="http://schemas.openxmlformats.org/drawingml/2006/picture">
-                  <pic:nvPicPr>
-                    <pic:cNvPr id="995926593" name=""/>
-                    <pic:cNvPicPr/>
-                  </pic:nvPicPr>
-                  <pic:blipFill>
-                    <a:blip r:embed="rId15"/>
-                    <a:stretch>
-                      <a:fillRect/>
-                    </a:stretch>
-                  </pic:blipFill>
-                  <pic:spPr>
-                    <a:xfrm>
-                      <a:off x="0" y="0"/>
-                      <a:ext cx="1919590" cy="3708394"/>
-                    </a:xfrm>
-                    <a:prstGeom prst="rect">
-                      <a:avLst/>
-                    </a:prstGeom>
-                  </pic:spPr>
-                </pic:pic>
-              </a:graphicData>
-            </a:graphic>
-          </wp:inline>
-        </w:drawing>
+    </w:p>
+    <w:p>
+      <w:pPr>
+        <w:spacing w:after="20" w:line="259" w:lineRule="auto"/>
+        <w:ind w:left="77"/>
+        <w:rPr>
+          <w:rFonts w:ascii="Times New Roman" w:hAnsi="Times New Roman" w:cs="Times New Roman"/>
+        </w:rPr>
+      </w:pPr>
+      <w:proofErr w:type="spellStart"/>
+      <w:proofErr w:type="gramStart"/>
+      <w:r>
+        <w:rPr>
+          <w:rFonts w:ascii="Times New Roman" w:hAnsi="Times New Roman" w:cs="Times New Roman"/>
+        </w:rPr>
+        <w:t>Analisis</w:t>
+      </w:r>
+      <w:proofErr w:type="spellEnd"/>
+      <w:r>
+        <w:rPr>
+          <w:rFonts w:ascii="Times New Roman" w:hAnsi="Times New Roman" w:cs="Times New Roman"/>
+        </w:rPr>
+        <w:t xml:space="preserve"> :</w:t>
+      </w:r>
+      <w:proofErr w:type="gramEnd"/>
+      <w:r>
+        <w:rPr>
+          <w:rFonts w:ascii="Times New Roman" w:hAnsi="Times New Roman" w:cs="Times New Roman"/>
+        </w:rPr>
+        <w:t xml:space="preserve"> </w:t>
+      </w:r>
+      <w:r>
+        <w:rPr>
+          <w:rFonts w:ascii="Times New Roman" w:hAnsi="Times New Roman" w:cs="Times New Roman"/>
+        </w:rPr>
+        <w:t xml:space="preserve">Pada </w:t>
+      </w:r>
+      <w:proofErr w:type="spellStart"/>
+      <w:r>
+        <w:rPr>
+          <w:rFonts w:ascii="Times New Roman" w:hAnsi="Times New Roman" w:cs="Times New Roman"/>
+        </w:rPr>
+        <w:t>modifikasi</w:t>
+      </w:r>
+      <w:proofErr w:type="spellEnd"/>
+      <w:r>
+        <w:rPr>
+          <w:rFonts w:ascii="Times New Roman" w:hAnsi="Times New Roman" w:cs="Times New Roman"/>
+        </w:rPr>
+        <w:t xml:space="preserve"> </w:t>
+      </w:r>
+      <w:proofErr w:type="spellStart"/>
+      <w:r>
+        <w:rPr>
+          <w:rFonts w:ascii="Times New Roman" w:hAnsi="Times New Roman" w:cs="Times New Roman"/>
+        </w:rPr>
+        <w:t>proyek</w:t>
+      </w:r>
+      <w:proofErr w:type="spellEnd"/>
+      <w:r>
+        <w:rPr>
+          <w:rFonts w:ascii="Times New Roman" w:hAnsi="Times New Roman" w:cs="Times New Roman"/>
+        </w:rPr>
+        <w:t xml:space="preserve"> </w:t>
+      </w:r>
+      <w:proofErr w:type="spellStart"/>
+      <w:r>
+        <w:rPr>
+          <w:rFonts w:ascii="Times New Roman" w:hAnsi="Times New Roman" w:cs="Times New Roman"/>
+        </w:rPr>
+        <w:t>RecyclerView</w:t>
+      </w:r>
+      <w:proofErr w:type="spellEnd"/>
+      <w:r>
+        <w:rPr>
+          <w:rFonts w:ascii="Times New Roman" w:hAnsi="Times New Roman" w:cs="Times New Roman"/>
+        </w:rPr>
+        <w:t xml:space="preserve"> yang </w:t>
+      </w:r>
+      <w:proofErr w:type="spellStart"/>
+      <w:r>
+        <w:rPr>
+          <w:rFonts w:ascii="Times New Roman" w:hAnsi="Times New Roman" w:cs="Times New Roman"/>
+        </w:rPr>
+        <w:t>telah</w:t>
+      </w:r>
+      <w:proofErr w:type="spellEnd"/>
+      <w:r>
+        <w:rPr>
+          <w:rFonts w:ascii="Times New Roman" w:hAnsi="Times New Roman" w:cs="Times New Roman"/>
+        </w:rPr>
+        <w:t xml:space="preserve"> </w:t>
+      </w:r>
+      <w:proofErr w:type="spellStart"/>
+      <w:r>
+        <w:rPr>
+          <w:rFonts w:ascii="Times New Roman" w:hAnsi="Times New Roman" w:cs="Times New Roman"/>
+        </w:rPr>
+        <w:t>dilakukan</w:t>
+      </w:r>
+      <w:proofErr w:type="spellEnd"/>
+      <w:r>
+        <w:rPr>
+          <w:rFonts w:ascii="Times New Roman" w:hAnsi="Times New Roman" w:cs="Times New Roman"/>
+        </w:rPr>
+        <w:t xml:space="preserve">, </w:t>
+      </w:r>
+      <w:proofErr w:type="spellStart"/>
+      <w:r>
+        <w:rPr>
+          <w:rFonts w:ascii="Times New Roman" w:hAnsi="Times New Roman" w:cs="Times New Roman"/>
+        </w:rPr>
+        <w:t>perubahan</w:t>
+      </w:r>
+      <w:proofErr w:type="spellEnd"/>
+      <w:r>
+        <w:rPr>
+          <w:rFonts w:ascii="Times New Roman" w:hAnsi="Times New Roman" w:cs="Times New Roman"/>
+        </w:rPr>
+        <w:t xml:space="preserve"> </w:t>
+      </w:r>
+      <w:proofErr w:type="spellStart"/>
+      <w:r>
+        <w:rPr>
+          <w:rFonts w:ascii="Times New Roman" w:hAnsi="Times New Roman" w:cs="Times New Roman"/>
+        </w:rPr>
+        <w:t>utama</w:t>
+      </w:r>
+      <w:proofErr w:type="spellEnd"/>
+      <w:r>
+        <w:rPr>
+          <w:rFonts w:ascii="Times New Roman" w:hAnsi="Times New Roman" w:cs="Times New Roman"/>
+        </w:rPr>
+        <w:t xml:space="preserve"> </w:t>
+      </w:r>
+      <w:proofErr w:type="spellStart"/>
+      <w:r>
+        <w:rPr>
+          <w:rFonts w:ascii="Times New Roman" w:hAnsi="Times New Roman" w:cs="Times New Roman"/>
+        </w:rPr>
+        <w:t>berfokus</w:t>
+      </w:r>
+      <w:proofErr w:type="spellEnd"/>
+      <w:r>
+        <w:rPr>
+          <w:rFonts w:ascii="Times New Roman" w:hAnsi="Times New Roman" w:cs="Times New Roman"/>
+        </w:rPr>
+        <w:t xml:space="preserve"> pada </w:t>
+      </w:r>
+      <w:proofErr w:type="spellStart"/>
+      <w:r>
+        <w:rPr>
+          <w:rFonts w:ascii="Times New Roman" w:hAnsi="Times New Roman" w:cs="Times New Roman"/>
+        </w:rPr>
+        <w:t>penambahan</w:t>
+      </w:r>
+      <w:proofErr w:type="spellEnd"/>
+      <w:r>
+        <w:rPr>
+          <w:rFonts w:ascii="Times New Roman" w:hAnsi="Times New Roman" w:cs="Times New Roman"/>
+        </w:rPr>
+        <w:t xml:space="preserve"> </w:t>
+      </w:r>
+      <w:proofErr w:type="spellStart"/>
+      <w:r>
+        <w:rPr>
+          <w:rFonts w:ascii="Times New Roman" w:hAnsi="Times New Roman" w:cs="Times New Roman"/>
+        </w:rPr>
+        <w:t>DetailActivity</w:t>
+      </w:r>
+      <w:proofErr w:type="spellEnd"/>
+      <w:r>
+        <w:rPr>
+          <w:rFonts w:ascii="Times New Roman" w:hAnsi="Times New Roman" w:cs="Times New Roman"/>
+        </w:rPr>
+        <w:t xml:space="preserve"> </w:t>
+      </w:r>
+      <w:proofErr w:type="spellStart"/>
+      <w:r>
+        <w:rPr>
+          <w:rFonts w:ascii="Times New Roman" w:hAnsi="Times New Roman" w:cs="Times New Roman"/>
+        </w:rPr>
+        <w:t>sebagai</w:t>
+      </w:r>
+      <w:proofErr w:type="spellEnd"/>
+      <w:r>
+        <w:rPr>
+          <w:rFonts w:ascii="Times New Roman" w:hAnsi="Times New Roman" w:cs="Times New Roman"/>
+        </w:rPr>
+        <w:t xml:space="preserve"> </w:t>
+      </w:r>
+      <w:proofErr w:type="spellStart"/>
+      <w:r>
+        <w:rPr>
+          <w:rFonts w:ascii="Times New Roman" w:hAnsi="Times New Roman" w:cs="Times New Roman"/>
+        </w:rPr>
+        <w:t>halaman</w:t>
+      </w:r>
+      <w:proofErr w:type="spellEnd"/>
+      <w:r>
+        <w:rPr>
+          <w:rFonts w:ascii="Times New Roman" w:hAnsi="Times New Roman" w:cs="Times New Roman"/>
+        </w:rPr>
+        <w:t xml:space="preserve"> </w:t>
+      </w:r>
+      <w:proofErr w:type="spellStart"/>
+      <w:r>
+        <w:rPr>
+          <w:rFonts w:ascii="Times New Roman" w:hAnsi="Times New Roman" w:cs="Times New Roman"/>
+        </w:rPr>
+        <w:t>khusus</w:t>
+      </w:r>
+      <w:proofErr w:type="spellEnd"/>
+      <w:r>
+        <w:rPr>
+          <w:rFonts w:ascii="Times New Roman" w:hAnsi="Times New Roman" w:cs="Times New Roman"/>
+        </w:rPr>
+        <w:t xml:space="preserve"> </w:t>
+      </w:r>
+      <w:proofErr w:type="spellStart"/>
+      <w:r>
+        <w:rPr>
+          <w:rFonts w:ascii="Times New Roman" w:hAnsi="Times New Roman" w:cs="Times New Roman"/>
+        </w:rPr>
+        <w:t>untuk</w:t>
+      </w:r>
+      <w:proofErr w:type="spellEnd"/>
+      <w:r>
+        <w:rPr>
+          <w:rFonts w:ascii="Times New Roman" w:hAnsi="Times New Roman" w:cs="Times New Roman"/>
+        </w:rPr>
+        <w:t xml:space="preserve"> </w:t>
+      </w:r>
+      <w:proofErr w:type="spellStart"/>
+      <w:r>
+        <w:rPr>
+          <w:rFonts w:ascii="Times New Roman" w:hAnsi="Times New Roman" w:cs="Times New Roman"/>
+        </w:rPr>
+        <w:t>menampilkan</w:t>
+      </w:r>
+      <w:proofErr w:type="spellEnd"/>
+      <w:r>
+        <w:rPr>
+          <w:rFonts w:ascii="Times New Roman" w:hAnsi="Times New Roman" w:cs="Times New Roman"/>
+        </w:rPr>
+        <w:t xml:space="preserve"> </w:t>
+      </w:r>
+      <w:proofErr w:type="spellStart"/>
+      <w:r>
+        <w:rPr>
+          <w:rFonts w:ascii="Times New Roman" w:hAnsi="Times New Roman" w:cs="Times New Roman"/>
+        </w:rPr>
+        <w:t>informasi</w:t>
+      </w:r>
+      <w:proofErr w:type="spellEnd"/>
+      <w:r>
+        <w:rPr>
+          <w:rFonts w:ascii="Times New Roman" w:hAnsi="Times New Roman" w:cs="Times New Roman"/>
+        </w:rPr>
+        <w:t xml:space="preserve"> </w:t>
+      </w:r>
+      <w:proofErr w:type="spellStart"/>
+      <w:r>
+        <w:rPr>
+          <w:rFonts w:ascii="Times New Roman" w:hAnsi="Times New Roman" w:cs="Times New Roman"/>
+        </w:rPr>
+        <w:t>kampus</w:t>
+      </w:r>
+      <w:proofErr w:type="spellEnd"/>
+      <w:r>
+        <w:rPr>
+          <w:rFonts w:ascii="Times New Roman" w:hAnsi="Times New Roman" w:cs="Times New Roman"/>
+        </w:rPr>
+        <w:t xml:space="preserve"> </w:t>
+      </w:r>
+      <w:proofErr w:type="spellStart"/>
+      <w:r>
+        <w:rPr>
+          <w:rFonts w:ascii="Times New Roman" w:hAnsi="Times New Roman" w:cs="Times New Roman"/>
+        </w:rPr>
+        <w:t>secara</w:t>
+      </w:r>
+      <w:proofErr w:type="spellEnd"/>
+      <w:r>
+        <w:rPr>
+          <w:rFonts w:ascii="Times New Roman" w:hAnsi="Times New Roman" w:cs="Times New Roman"/>
+        </w:rPr>
+        <w:t xml:space="preserve"> </w:t>
+      </w:r>
+      <w:proofErr w:type="spellStart"/>
+      <w:r>
+        <w:rPr>
+          <w:rFonts w:ascii="Times New Roman" w:hAnsi="Times New Roman" w:cs="Times New Roman"/>
+        </w:rPr>
+        <w:t>lengkap</w:t>
+      </w:r>
+      <w:proofErr w:type="spellEnd"/>
+      <w:r>
+        <w:rPr>
+          <w:rFonts w:ascii="Times New Roman" w:hAnsi="Times New Roman" w:cs="Times New Roman"/>
+        </w:rPr>
+        <w:t xml:space="preserve">. </w:t>
+      </w:r>
+      <w:proofErr w:type="spellStart"/>
+      <w:r>
+        <w:rPr>
+          <w:rFonts w:ascii="Times New Roman" w:hAnsi="Times New Roman" w:cs="Times New Roman"/>
+        </w:rPr>
+        <w:t>Sebelum</w:t>
+      </w:r>
+      <w:proofErr w:type="spellEnd"/>
+      <w:r>
+        <w:rPr>
+          <w:rFonts w:ascii="Times New Roman" w:hAnsi="Times New Roman" w:cs="Times New Roman"/>
+        </w:rPr>
+        <w:t xml:space="preserve"> </w:t>
+      </w:r>
+      <w:proofErr w:type="spellStart"/>
+      <w:r>
+        <w:rPr>
+          <w:rFonts w:ascii="Times New Roman" w:hAnsi="Times New Roman" w:cs="Times New Roman"/>
+        </w:rPr>
+        <w:t>modifikasi</w:t>
+      </w:r>
+      <w:proofErr w:type="spellEnd"/>
+      <w:r>
+        <w:rPr>
+          <w:rFonts w:ascii="Times New Roman" w:hAnsi="Times New Roman" w:cs="Times New Roman"/>
+        </w:rPr>
+        <w:t xml:space="preserve">, detail </w:t>
+      </w:r>
+      <w:proofErr w:type="spellStart"/>
+      <w:r>
+        <w:rPr>
+          <w:rFonts w:ascii="Times New Roman" w:hAnsi="Times New Roman" w:cs="Times New Roman"/>
+        </w:rPr>
+        <w:t>kampus</w:t>
+      </w:r>
+      <w:proofErr w:type="spellEnd"/>
+      <w:r>
+        <w:rPr>
+          <w:rFonts w:ascii="Times New Roman" w:hAnsi="Times New Roman" w:cs="Times New Roman"/>
+        </w:rPr>
+        <w:t xml:space="preserve"> </w:t>
+      </w:r>
+      <w:proofErr w:type="spellStart"/>
+      <w:r>
+        <w:rPr>
+          <w:rFonts w:ascii="Times New Roman" w:hAnsi="Times New Roman" w:cs="Times New Roman"/>
+        </w:rPr>
+        <w:t>hanya</w:t>
+      </w:r>
+      <w:proofErr w:type="spellEnd"/>
+      <w:r>
+        <w:rPr>
+          <w:rFonts w:ascii="Times New Roman" w:hAnsi="Times New Roman" w:cs="Times New Roman"/>
+        </w:rPr>
+        <w:t xml:space="preserve"> </w:t>
+      </w:r>
+      <w:proofErr w:type="spellStart"/>
+      <w:r>
+        <w:rPr>
+          <w:rFonts w:ascii="Times New Roman" w:hAnsi="Times New Roman" w:cs="Times New Roman"/>
+        </w:rPr>
+        <w:t>ditampilkan</w:t>
+      </w:r>
+      <w:proofErr w:type="spellEnd"/>
+      <w:r>
+        <w:rPr>
+          <w:rFonts w:ascii="Times New Roman" w:hAnsi="Times New Roman" w:cs="Times New Roman"/>
+        </w:rPr>
+        <w:t xml:space="preserve"> </w:t>
+      </w:r>
+      <w:proofErr w:type="spellStart"/>
+      <w:r>
+        <w:rPr>
+          <w:rFonts w:ascii="Times New Roman" w:hAnsi="Times New Roman" w:cs="Times New Roman"/>
+        </w:rPr>
+        <w:t>menggunakan</w:t>
+      </w:r>
+      <w:proofErr w:type="spellEnd"/>
+      <w:r>
+        <w:rPr>
+          <w:rFonts w:ascii="Times New Roman" w:hAnsi="Times New Roman" w:cs="Times New Roman"/>
+        </w:rPr>
+        <w:t xml:space="preserve"> </w:t>
+      </w:r>
+      <w:proofErr w:type="spellStart"/>
+      <w:r>
+        <w:rPr>
+          <w:rFonts w:ascii="Times New Roman" w:hAnsi="Times New Roman" w:cs="Times New Roman"/>
+        </w:rPr>
+        <w:t>AlertDialog</w:t>
+      </w:r>
+      <w:proofErr w:type="spellEnd"/>
+      <w:r>
+        <w:rPr>
+          <w:rFonts w:ascii="Times New Roman" w:hAnsi="Times New Roman" w:cs="Times New Roman"/>
+        </w:rPr>
+        <w:t xml:space="preserve">, </w:t>
+      </w:r>
+      <w:proofErr w:type="spellStart"/>
+      <w:r>
+        <w:rPr>
+          <w:rFonts w:ascii="Times New Roman" w:hAnsi="Times New Roman" w:cs="Times New Roman"/>
+        </w:rPr>
+        <w:t>sehingga</w:t>
+      </w:r>
+      <w:proofErr w:type="spellEnd"/>
+      <w:r>
+        <w:rPr>
+          <w:rFonts w:ascii="Times New Roman" w:hAnsi="Times New Roman" w:cs="Times New Roman"/>
+        </w:rPr>
+        <w:t xml:space="preserve"> </w:t>
+      </w:r>
+      <w:proofErr w:type="spellStart"/>
+      <w:r>
+        <w:rPr>
+          <w:rFonts w:ascii="Times New Roman" w:hAnsi="Times New Roman" w:cs="Times New Roman"/>
+        </w:rPr>
+        <w:t>ruang</w:t>
+      </w:r>
+      <w:proofErr w:type="spellEnd"/>
+      <w:r>
+        <w:rPr>
+          <w:rFonts w:ascii="Times New Roman" w:hAnsi="Times New Roman" w:cs="Times New Roman"/>
+        </w:rPr>
+        <w:t xml:space="preserve"> visual dan </w:t>
+      </w:r>
+      <w:proofErr w:type="spellStart"/>
+      <w:r>
+        <w:rPr>
+          <w:rFonts w:ascii="Times New Roman" w:hAnsi="Times New Roman" w:cs="Times New Roman"/>
+        </w:rPr>
+        <w:t>fleksibilitas</w:t>
+      </w:r>
+      <w:proofErr w:type="spellEnd"/>
+      <w:r>
+        <w:rPr>
+          <w:rFonts w:ascii="Times New Roman" w:hAnsi="Times New Roman" w:cs="Times New Roman"/>
+        </w:rPr>
+        <w:t xml:space="preserve"> </w:t>
+      </w:r>
+      <w:proofErr w:type="spellStart"/>
+      <w:r>
+        <w:rPr>
+          <w:rFonts w:ascii="Times New Roman" w:hAnsi="Times New Roman" w:cs="Times New Roman"/>
+        </w:rPr>
+        <w:t>tampilan</w:t>
+      </w:r>
+      <w:proofErr w:type="spellEnd"/>
+      <w:r>
+        <w:rPr>
+          <w:rFonts w:ascii="Times New Roman" w:hAnsi="Times New Roman" w:cs="Times New Roman"/>
+        </w:rPr>
+        <w:t xml:space="preserve"> sangat </w:t>
+      </w:r>
+      <w:proofErr w:type="spellStart"/>
+      <w:r>
+        <w:rPr>
+          <w:rFonts w:ascii="Times New Roman" w:hAnsi="Times New Roman" w:cs="Times New Roman"/>
+        </w:rPr>
+        <w:t>terbatas</w:t>
+      </w:r>
+      <w:proofErr w:type="spellEnd"/>
+      <w:r>
+        <w:rPr>
+          <w:rFonts w:ascii="Times New Roman" w:hAnsi="Times New Roman" w:cs="Times New Roman"/>
+        </w:rPr>
+        <w:t xml:space="preserve">. </w:t>
+      </w:r>
+      <w:proofErr w:type="spellStart"/>
+      <w:r>
+        <w:rPr>
+          <w:rFonts w:ascii="Times New Roman" w:hAnsi="Times New Roman" w:cs="Times New Roman"/>
+        </w:rPr>
+        <w:t>Dengan</w:t>
+      </w:r>
+      <w:proofErr w:type="spellEnd"/>
+      <w:r>
+        <w:rPr>
+          <w:rFonts w:ascii="Times New Roman" w:hAnsi="Times New Roman" w:cs="Times New Roman"/>
+        </w:rPr>
+        <w:t xml:space="preserve"> </w:t>
+      </w:r>
+      <w:proofErr w:type="spellStart"/>
+      <w:r>
+        <w:rPr>
+          <w:rFonts w:ascii="Times New Roman" w:hAnsi="Times New Roman" w:cs="Times New Roman"/>
+        </w:rPr>
+        <w:t>hadirnya</w:t>
+      </w:r>
+      <w:proofErr w:type="spellEnd"/>
+      <w:r>
+        <w:rPr>
+          <w:rFonts w:ascii="Times New Roman" w:hAnsi="Times New Roman" w:cs="Times New Roman"/>
+        </w:rPr>
+        <w:t xml:space="preserve"> </w:t>
+      </w:r>
+      <w:proofErr w:type="spellStart"/>
+      <w:r>
+        <w:rPr>
+          <w:rFonts w:ascii="Times New Roman" w:hAnsi="Times New Roman" w:cs="Times New Roman"/>
+        </w:rPr>
+        <w:t>DetailActivity</w:t>
+      </w:r>
+      <w:proofErr w:type="spellEnd"/>
+      <w:r>
+        <w:rPr>
+          <w:rFonts w:ascii="Times New Roman" w:hAnsi="Times New Roman" w:cs="Times New Roman"/>
+        </w:rPr>
+        <w:t xml:space="preserve">, </w:t>
+      </w:r>
+      <w:proofErr w:type="spellStart"/>
+      <w:r>
+        <w:rPr>
+          <w:rFonts w:ascii="Times New Roman" w:hAnsi="Times New Roman" w:cs="Times New Roman"/>
+        </w:rPr>
+        <w:t>informasi</w:t>
+      </w:r>
+      <w:proofErr w:type="spellEnd"/>
+      <w:r>
+        <w:rPr>
+          <w:rFonts w:ascii="Times New Roman" w:hAnsi="Times New Roman" w:cs="Times New Roman"/>
+        </w:rPr>
+        <w:t xml:space="preserve"> </w:t>
+      </w:r>
+      <w:proofErr w:type="spellStart"/>
+      <w:r>
+        <w:rPr>
+          <w:rFonts w:ascii="Times New Roman" w:hAnsi="Times New Roman" w:cs="Times New Roman"/>
+        </w:rPr>
+        <w:t>dapat</w:t>
+      </w:r>
+      <w:proofErr w:type="spellEnd"/>
+      <w:r>
+        <w:rPr>
+          <w:rFonts w:ascii="Times New Roman" w:hAnsi="Times New Roman" w:cs="Times New Roman"/>
+        </w:rPr>
+        <w:t xml:space="preserve"> </w:t>
+      </w:r>
+      <w:proofErr w:type="spellStart"/>
+      <w:r>
+        <w:rPr>
+          <w:rFonts w:ascii="Times New Roman" w:hAnsi="Times New Roman" w:cs="Times New Roman"/>
+        </w:rPr>
+        <w:t>disajikan</w:t>
+      </w:r>
+      <w:proofErr w:type="spellEnd"/>
+      <w:r>
+        <w:rPr>
+          <w:rFonts w:ascii="Times New Roman" w:hAnsi="Times New Roman" w:cs="Times New Roman"/>
+        </w:rPr>
+        <w:t xml:space="preserve"> </w:t>
+      </w:r>
+      <w:proofErr w:type="spellStart"/>
+      <w:r>
+        <w:rPr>
+          <w:rFonts w:ascii="Times New Roman" w:hAnsi="Times New Roman" w:cs="Times New Roman"/>
+        </w:rPr>
+        <w:t>secara</w:t>
+      </w:r>
+      <w:proofErr w:type="spellEnd"/>
+      <w:r>
+        <w:rPr>
+          <w:rFonts w:ascii="Times New Roman" w:hAnsi="Times New Roman" w:cs="Times New Roman"/>
+        </w:rPr>
+        <w:t xml:space="preserve"> </w:t>
+      </w:r>
+      <w:proofErr w:type="spellStart"/>
+      <w:r>
+        <w:rPr>
+          <w:rFonts w:ascii="Times New Roman" w:hAnsi="Times New Roman" w:cs="Times New Roman"/>
+        </w:rPr>
+        <w:t>penuh</w:t>
+      </w:r>
+      <w:proofErr w:type="spellEnd"/>
+      <w:r>
+        <w:rPr>
+          <w:rFonts w:ascii="Times New Roman" w:hAnsi="Times New Roman" w:cs="Times New Roman"/>
+        </w:rPr>
+        <w:t xml:space="preserve"> </w:t>
+      </w:r>
+      <w:proofErr w:type="spellStart"/>
+      <w:r>
+        <w:rPr>
+          <w:rFonts w:ascii="Times New Roman" w:hAnsi="Times New Roman" w:cs="Times New Roman"/>
+        </w:rPr>
+        <w:t>melalui</w:t>
+      </w:r>
+      <w:proofErr w:type="spellEnd"/>
+      <w:r>
+        <w:rPr>
+          <w:rFonts w:ascii="Times New Roman" w:hAnsi="Times New Roman" w:cs="Times New Roman"/>
+        </w:rPr>
+        <w:t xml:space="preserve"> </w:t>
+      </w:r>
+      <w:proofErr w:type="spellStart"/>
+      <w:r>
+        <w:rPr>
+          <w:rFonts w:ascii="Times New Roman" w:hAnsi="Times New Roman" w:cs="Times New Roman"/>
+        </w:rPr>
+        <w:t>tampilan</w:t>
+      </w:r>
+      <w:proofErr w:type="spellEnd"/>
+      <w:r>
+        <w:rPr>
+          <w:rFonts w:ascii="Times New Roman" w:hAnsi="Times New Roman" w:cs="Times New Roman"/>
+        </w:rPr>
+        <w:t xml:space="preserve"> </w:t>
+      </w:r>
+      <w:proofErr w:type="spellStart"/>
+      <w:r>
+        <w:rPr>
+          <w:rFonts w:ascii="Times New Roman" w:hAnsi="Times New Roman" w:cs="Times New Roman"/>
+        </w:rPr>
+        <w:t>fullscreen</w:t>
+      </w:r>
+      <w:proofErr w:type="spellEnd"/>
+      <w:r>
+        <w:rPr>
+          <w:rFonts w:ascii="Times New Roman" w:hAnsi="Times New Roman" w:cs="Times New Roman"/>
+        </w:rPr>
+        <w:t xml:space="preserve">, </w:t>
+      </w:r>
+      <w:proofErr w:type="spellStart"/>
+      <w:r>
+        <w:rPr>
+          <w:rFonts w:ascii="Times New Roman" w:hAnsi="Times New Roman" w:cs="Times New Roman"/>
+        </w:rPr>
+        <w:t>dilengkapi</w:t>
+      </w:r>
+      <w:proofErr w:type="spellEnd"/>
+      <w:r>
+        <w:rPr>
+          <w:rFonts w:ascii="Times New Roman" w:hAnsi="Times New Roman" w:cs="Times New Roman"/>
+        </w:rPr>
+        <w:t xml:space="preserve"> </w:t>
+      </w:r>
+      <w:proofErr w:type="spellStart"/>
+      <w:r>
+        <w:rPr>
+          <w:rFonts w:ascii="Times New Roman" w:hAnsi="Times New Roman" w:cs="Times New Roman"/>
+        </w:rPr>
+        <w:t>foto</w:t>
+      </w:r>
+      <w:proofErr w:type="spellEnd"/>
+      <w:r>
+        <w:rPr>
+          <w:rFonts w:ascii="Times New Roman" w:hAnsi="Times New Roman" w:cs="Times New Roman"/>
+        </w:rPr>
+        <w:t xml:space="preserve"> </w:t>
+      </w:r>
+      <w:proofErr w:type="spellStart"/>
+      <w:r>
+        <w:rPr>
+          <w:rFonts w:ascii="Times New Roman" w:hAnsi="Times New Roman" w:cs="Times New Roman"/>
+        </w:rPr>
+        <w:t>berukuran</w:t>
+      </w:r>
+      <w:proofErr w:type="spellEnd"/>
+      <w:r>
+        <w:rPr>
+          <w:rFonts w:ascii="Times New Roman" w:hAnsi="Times New Roman" w:cs="Times New Roman"/>
+        </w:rPr>
+        <w:t xml:space="preserve"> </w:t>
+      </w:r>
+      <w:proofErr w:type="spellStart"/>
+      <w:r>
+        <w:rPr>
+          <w:rFonts w:ascii="Times New Roman" w:hAnsi="Times New Roman" w:cs="Times New Roman"/>
+        </w:rPr>
+        <w:t>besar</w:t>
+      </w:r>
+      <w:proofErr w:type="spellEnd"/>
+      <w:r>
+        <w:rPr>
+          <w:rFonts w:ascii="Times New Roman" w:hAnsi="Times New Roman" w:cs="Times New Roman"/>
+        </w:rPr>
+        <w:t xml:space="preserve">, </w:t>
+      </w:r>
+      <w:proofErr w:type="spellStart"/>
+      <w:r>
+        <w:rPr>
+          <w:rFonts w:ascii="Times New Roman" w:hAnsi="Times New Roman" w:cs="Times New Roman"/>
+        </w:rPr>
+        <w:t>teks</w:t>
+      </w:r>
+      <w:proofErr w:type="spellEnd"/>
+      <w:r>
+        <w:rPr>
+          <w:rFonts w:ascii="Times New Roman" w:hAnsi="Times New Roman" w:cs="Times New Roman"/>
+        </w:rPr>
+        <w:t xml:space="preserve"> yang </w:t>
+      </w:r>
+      <w:proofErr w:type="spellStart"/>
+      <w:r>
+        <w:rPr>
+          <w:rFonts w:ascii="Times New Roman" w:hAnsi="Times New Roman" w:cs="Times New Roman"/>
+        </w:rPr>
+        <w:t>lebih</w:t>
+      </w:r>
+      <w:proofErr w:type="spellEnd"/>
+      <w:r>
+        <w:rPr>
+          <w:rFonts w:ascii="Times New Roman" w:hAnsi="Times New Roman" w:cs="Times New Roman"/>
+        </w:rPr>
+        <w:t xml:space="preserve"> </w:t>
+      </w:r>
+      <w:proofErr w:type="spellStart"/>
+      <w:r>
+        <w:rPr>
+          <w:rFonts w:ascii="Times New Roman" w:hAnsi="Times New Roman" w:cs="Times New Roman"/>
+        </w:rPr>
+        <w:t>mudah</w:t>
+      </w:r>
+      <w:proofErr w:type="spellEnd"/>
+      <w:r>
+        <w:rPr>
+          <w:rFonts w:ascii="Times New Roman" w:hAnsi="Times New Roman" w:cs="Times New Roman"/>
+        </w:rPr>
+        <w:t xml:space="preserve"> </w:t>
+      </w:r>
+      <w:proofErr w:type="spellStart"/>
+      <w:r>
+        <w:rPr>
+          <w:rFonts w:ascii="Times New Roman" w:hAnsi="Times New Roman" w:cs="Times New Roman"/>
+        </w:rPr>
+        <w:t>dibaca</w:t>
+      </w:r>
+      <w:proofErr w:type="spellEnd"/>
+      <w:r>
+        <w:rPr>
+          <w:rFonts w:ascii="Times New Roman" w:hAnsi="Times New Roman" w:cs="Times New Roman"/>
+        </w:rPr>
+        <w:t xml:space="preserve">, </w:t>
+      </w:r>
+      <w:proofErr w:type="spellStart"/>
+      <w:r>
+        <w:rPr>
+          <w:rFonts w:ascii="Times New Roman" w:hAnsi="Times New Roman" w:cs="Times New Roman"/>
+        </w:rPr>
+        <w:t>serta</w:t>
+      </w:r>
+      <w:proofErr w:type="spellEnd"/>
+      <w:r>
+        <w:rPr>
+          <w:rFonts w:ascii="Times New Roman" w:hAnsi="Times New Roman" w:cs="Times New Roman"/>
+        </w:rPr>
+        <w:t xml:space="preserve"> </w:t>
+      </w:r>
+      <w:proofErr w:type="spellStart"/>
+      <w:r>
+        <w:rPr>
+          <w:rFonts w:ascii="Times New Roman" w:hAnsi="Times New Roman" w:cs="Times New Roman"/>
+        </w:rPr>
+        <w:t>navigasi</w:t>
+      </w:r>
+      <w:proofErr w:type="spellEnd"/>
+      <w:r>
+        <w:rPr>
+          <w:rFonts w:ascii="Times New Roman" w:hAnsi="Times New Roman" w:cs="Times New Roman"/>
+        </w:rPr>
+        <w:t xml:space="preserve"> </w:t>
+      </w:r>
+      <w:proofErr w:type="spellStart"/>
+      <w:r>
+        <w:rPr>
+          <w:rFonts w:ascii="Times New Roman" w:hAnsi="Times New Roman" w:cs="Times New Roman"/>
+        </w:rPr>
+        <w:t>kembali</w:t>
+      </w:r>
+      <w:proofErr w:type="spellEnd"/>
+      <w:r>
+        <w:rPr>
+          <w:rFonts w:ascii="Times New Roman" w:hAnsi="Times New Roman" w:cs="Times New Roman"/>
+        </w:rPr>
+        <w:t xml:space="preserve"> yang </w:t>
+      </w:r>
+      <w:proofErr w:type="spellStart"/>
+      <w:r>
+        <w:rPr>
+          <w:rFonts w:ascii="Times New Roman" w:hAnsi="Times New Roman" w:cs="Times New Roman"/>
+        </w:rPr>
+        <w:t>lebih</w:t>
+      </w:r>
+      <w:proofErr w:type="spellEnd"/>
+      <w:r>
+        <w:rPr>
+          <w:rFonts w:ascii="Times New Roman" w:hAnsi="Times New Roman" w:cs="Times New Roman"/>
+        </w:rPr>
+        <w:t xml:space="preserve"> </w:t>
+      </w:r>
+      <w:proofErr w:type="spellStart"/>
+      <w:r>
+        <w:rPr>
+          <w:rFonts w:ascii="Times New Roman" w:hAnsi="Times New Roman" w:cs="Times New Roman"/>
+        </w:rPr>
+        <w:t>intuitif</w:t>
+      </w:r>
+      <w:proofErr w:type="spellEnd"/>
+      <w:r>
+        <w:rPr>
+          <w:rFonts w:ascii="Times New Roman" w:hAnsi="Times New Roman" w:cs="Times New Roman"/>
+        </w:rPr>
+        <w:t xml:space="preserve"> </w:t>
+      </w:r>
+      <w:proofErr w:type="spellStart"/>
+      <w:r>
+        <w:rPr>
+          <w:rFonts w:ascii="Times New Roman" w:hAnsi="Times New Roman" w:cs="Times New Roman"/>
+        </w:rPr>
+        <w:t>melalui</w:t>
+      </w:r>
+      <w:proofErr w:type="spellEnd"/>
+      <w:r>
+        <w:rPr>
+          <w:rFonts w:ascii="Times New Roman" w:hAnsi="Times New Roman" w:cs="Times New Roman"/>
+        </w:rPr>
+        <w:t xml:space="preserve"> </w:t>
+      </w:r>
+      <w:proofErr w:type="spellStart"/>
+      <w:r>
+        <w:rPr>
+          <w:rFonts w:ascii="Times New Roman" w:hAnsi="Times New Roman" w:cs="Times New Roman"/>
+        </w:rPr>
+        <w:t>ActionBar</w:t>
+      </w:r>
+      <w:proofErr w:type="spellEnd"/>
+      <w:r>
+        <w:rPr>
+          <w:rFonts w:ascii="Times New Roman" w:hAnsi="Times New Roman" w:cs="Times New Roman"/>
+        </w:rPr>
+        <w:t xml:space="preserve">. </w:t>
+      </w:r>
+      <w:proofErr w:type="spellStart"/>
+      <w:r>
+        <w:rPr>
+          <w:rFonts w:ascii="Times New Roman" w:hAnsi="Times New Roman" w:cs="Times New Roman"/>
+        </w:rPr>
+        <w:t>Perubahan</w:t>
+      </w:r>
+      <w:proofErr w:type="spellEnd"/>
+      <w:r>
+        <w:rPr>
+          <w:rFonts w:ascii="Times New Roman" w:hAnsi="Times New Roman" w:cs="Times New Roman"/>
+        </w:rPr>
+        <w:t xml:space="preserve"> </w:t>
+      </w:r>
+      <w:proofErr w:type="spellStart"/>
+      <w:r>
+        <w:rPr>
+          <w:rFonts w:ascii="Times New Roman" w:hAnsi="Times New Roman" w:cs="Times New Roman"/>
+        </w:rPr>
+        <w:t>tersebut</w:t>
+      </w:r>
+      <w:proofErr w:type="spellEnd"/>
+      <w:r>
+        <w:rPr>
+          <w:rFonts w:ascii="Times New Roman" w:hAnsi="Times New Roman" w:cs="Times New Roman"/>
+        </w:rPr>
+        <w:t xml:space="preserve"> </w:t>
+      </w:r>
+      <w:proofErr w:type="spellStart"/>
+      <w:r>
+        <w:rPr>
+          <w:rFonts w:ascii="Times New Roman" w:hAnsi="Times New Roman" w:cs="Times New Roman"/>
+        </w:rPr>
+        <w:t>disertai</w:t>
+      </w:r>
+      <w:proofErr w:type="spellEnd"/>
+      <w:r>
+        <w:rPr>
+          <w:rFonts w:ascii="Times New Roman" w:hAnsi="Times New Roman" w:cs="Times New Roman"/>
+        </w:rPr>
+        <w:t xml:space="preserve"> </w:t>
+      </w:r>
+      <w:proofErr w:type="spellStart"/>
+      <w:r>
+        <w:rPr>
+          <w:rFonts w:ascii="Times New Roman" w:hAnsi="Times New Roman" w:cs="Times New Roman"/>
+        </w:rPr>
+        <w:t>penambahan</w:t>
+      </w:r>
+      <w:proofErr w:type="spellEnd"/>
+      <w:r>
+        <w:rPr>
+          <w:rFonts w:ascii="Times New Roman" w:hAnsi="Times New Roman" w:cs="Times New Roman"/>
+        </w:rPr>
+        <w:t xml:space="preserve"> file activity_detail.xml </w:t>
+      </w:r>
+      <w:proofErr w:type="spellStart"/>
+      <w:r>
+        <w:rPr>
+          <w:rFonts w:ascii="Times New Roman" w:hAnsi="Times New Roman" w:cs="Times New Roman"/>
+        </w:rPr>
+        <w:t>sebagai</w:t>
+      </w:r>
+      <w:proofErr w:type="spellEnd"/>
+      <w:r>
+        <w:rPr>
+          <w:rFonts w:ascii="Times New Roman" w:hAnsi="Times New Roman" w:cs="Times New Roman"/>
+        </w:rPr>
+        <w:t xml:space="preserve"> layout </w:t>
+      </w:r>
+      <w:proofErr w:type="spellStart"/>
+      <w:r>
+        <w:rPr>
+          <w:rFonts w:ascii="Times New Roman" w:hAnsi="Times New Roman" w:cs="Times New Roman"/>
+        </w:rPr>
+        <w:t>halaman</w:t>
+      </w:r>
+      <w:proofErr w:type="spellEnd"/>
+      <w:r>
+        <w:rPr>
+          <w:rFonts w:ascii="Times New Roman" w:hAnsi="Times New Roman" w:cs="Times New Roman"/>
+        </w:rPr>
+        <w:t xml:space="preserve"> detail, </w:t>
+      </w:r>
+      <w:proofErr w:type="spellStart"/>
+      <w:r>
+        <w:rPr>
+          <w:rFonts w:ascii="Times New Roman" w:hAnsi="Times New Roman" w:cs="Times New Roman"/>
+        </w:rPr>
+        <w:t>serta</w:t>
+      </w:r>
+      <w:proofErr w:type="spellEnd"/>
+      <w:r>
+        <w:rPr>
+          <w:rFonts w:ascii="Times New Roman" w:hAnsi="Times New Roman" w:cs="Times New Roman"/>
+        </w:rPr>
+        <w:t xml:space="preserve"> </w:t>
+      </w:r>
+      <w:proofErr w:type="spellStart"/>
+      <w:r>
+        <w:rPr>
+          <w:rFonts w:ascii="Times New Roman" w:hAnsi="Times New Roman" w:cs="Times New Roman"/>
+        </w:rPr>
+        <w:t>penyesuaian</w:t>
+      </w:r>
+      <w:proofErr w:type="spellEnd"/>
+      <w:r>
+        <w:rPr>
+          <w:rFonts w:ascii="Times New Roman" w:hAnsi="Times New Roman" w:cs="Times New Roman"/>
+        </w:rPr>
+        <w:t xml:space="preserve"> file </w:t>
+      </w:r>
+      <w:proofErr w:type="spellStart"/>
+      <w:r>
+        <w:rPr>
+          <w:rFonts w:ascii="Times New Roman" w:hAnsi="Times New Roman" w:cs="Times New Roman"/>
+        </w:rPr>
+        <w:t>Kampus.kt</w:t>
+      </w:r>
+      <w:proofErr w:type="spellEnd"/>
+      <w:r>
+        <w:rPr>
+          <w:rFonts w:ascii="Times New Roman" w:hAnsi="Times New Roman" w:cs="Times New Roman"/>
+        </w:rPr>
+        <w:t xml:space="preserve"> agar data class </w:t>
+      </w:r>
+      <w:proofErr w:type="spellStart"/>
+      <w:r>
+        <w:rPr>
+          <w:rFonts w:ascii="Times New Roman" w:hAnsi="Times New Roman" w:cs="Times New Roman"/>
+        </w:rPr>
+        <w:t>tersebut</w:t>
+      </w:r>
+      <w:proofErr w:type="spellEnd"/>
+      <w:r>
+        <w:rPr>
+          <w:rFonts w:ascii="Times New Roman" w:hAnsi="Times New Roman" w:cs="Times New Roman"/>
+        </w:rPr>
+        <w:t xml:space="preserve"> </w:t>
+      </w:r>
+      <w:proofErr w:type="spellStart"/>
+      <w:r>
+        <w:rPr>
+          <w:rFonts w:ascii="Times New Roman" w:hAnsi="Times New Roman" w:cs="Times New Roman"/>
+        </w:rPr>
+        <w:t>dapat</w:t>
+      </w:r>
+      <w:proofErr w:type="spellEnd"/>
+      <w:r>
+        <w:rPr>
+          <w:rFonts w:ascii="Times New Roman" w:hAnsi="Times New Roman" w:cs="Times New Roman"/>
+        </w:rPr>
+        <w:t xml:space="preserve"> </w:t>
+      </w:r>
+      <w:proofErr w:type="spellStart"/>
+      <w:r>
+        <w:rPr>
+          <w:rFonts w:ascii="Times New Roman" w:hAnsi="Times New Roman" w:cs="Times New Roman"/>
+        </w:rPr>
+        <w:t>dikirim</w:t>
+      </w:r>
+      <w:proofErr w:type="spellEnd"/>
+      <w:r>
+        <w:rPr>
+          <w:rFonts w:ascii="Times New Roman" w:hAnsi="Times New Roman" w:cs="Times New Roman"/>
+        </w:rPr>
+        <w:t xml:space="preserve"> </w:t>
+      </w:r>
+      <w:proofErr w:type="spellStart"/>
+      <w:r>
+        <w:rPr>
+          <w:rFonts w:ascii="Times New Roman" w:hAnsi="Times New Roman" w:cs="Times New Roman"/>
+        </w:rPr>
+        <w:t>antar</w:t>
+      </w:r>
+      <w:proofErr w:type="spellEnd"/>
+      <w:r>
+        <w:rPr>
+          <w:rFonts w:ascii="Times New Roman" w:hAnsi="Times New Roman" w:cs="Times New Roman"/>
+        </w:rPr>
+        <w:t xml:space="preserve"> Activity </w:t>
+      </w:r>
+      <w:proofErr w:type="spellStart"/>
+      <w:r>
+        <w:rPr>
+          <w:rFonts w:ascii="Times New Roman" w:hAnsi="Times New Roman" w:cs="Times New Roman"/>
+        </w:rPr>
+        <w:t>menggunakan</w:t>
+      </w:r>
+      <w:proofErr w:type="spellEnd"/>
+      <w:r>
+        <w:rPr>
+          <w:rFonts w:ascii="Times New Roman" w:hAnsi="Times New Roman" w:cs="Times New Roman"/>
+        </w:rPr>
+        <w:t xml:space="preserve"> </w:t>
+      </w:r>
+      <w:proofErr w:type="spellStart"/>
+      <w:r>
+        <w:rPr>
+          <w:rFonts w:ascii="Times New Roman" w:hAnsi="Times New Roman" w:cs="Times New Roman"/>
+        </w:rPr>
+        <w:t>mekanisme</w:t>
+      </w:r>
+      <w:proofErr w:type="spellEnd"/>
+      <w:r>
+        <w:rPr>
+          <w:rFonts w:ascii="Times New Roman" w:hAnsi="Times New Roman" w:cs="Times New Roman"/>
+        </w:rPr>
+        <w:t xml:space="preserve"> </w:t>
+      </w:r>
+      <w:proofErr w:type="spellStart"/>
+      <w:r>
+        <w:rPr>
+          <w:rFonts w:ascii="Times New Roman" w:hAnsi="Times New Roman" w:cs="Times New Roman"/>
+        </w:rPr>
+        <w:t>Parcelable</w:t>
+      </w:r>
+      <w:proofErr w:type="spellEnd"/>
+      <w:r>
+        <w:rPr>
+          <w:rFonts w:ascii="Times New Roman" w:hAnsi="Times New Roman" w:cs="Times New Roman"/>
+        </w:rPr>
+        <w:t xml:space="preserve"> </w:t>
+      </w:r>
+      <w:proofErr w:type="spellStart"/>
+      <w:r>
+        <w:rPr>
+          <w:rFonts w:ascii="Times New Roman" w:hAnsi="Times New Roman" w:cs="Times New Roman"/>
+        </w:rPr>
+        <w:t>melalui</w:t>
+      </w:r>
+      <w:proofErr w:type="spellEnd"/>
+      <w:r>
+        <w:rPr>
+          <w:rFonts w:ascii="Times New Roman" w:hAnsi="Times New Roman" w:cs="Times New Roman"/>
+        </w:rPr>
+        <w:t xml:space="preserve"> </w:t>
+      </w:r>
+      <w:proofErr w:type="spellStart"/>
+      <w:r>
+        <w:rPr>
+          <w:rFonts w:ascii="Times New Roman" w:hAnsi="Times New Roman" w:cs="Times New Roman"/>
+        </w:rPr>
+        <w:t>anotasi</w:t>
+      </w:r>
+      <w:proofErr w:type="spellEnd"/>
+      <w:r>
+        <w:rPr>
+          <w:rFonts w:ascii="Times New Roman" w:hAnsi="Times New Roman" w:cs="Times New Roman"/>
+        </w:rPr>
+        <w:t xml:space="preserve"> @Parcelize.</w:t>
+      </w:r>
+    </w:p>
+    <w:p>
+      <w:pPr>
+        <w:spacing w:after="20" w:line="259" w:lineRule="auto"/>
+        <w:ind w:left="77"/>
+        <w:rPr>
+          <w:rFonts w:ascii="Times New Roman" w:hAnsi="Times New Roman" w:cs="Times New Roman"/>
+        </w:rPr>
+      </w:pPr>
+      <w:proofErr w:type="spellStart"/>
+      <w:r>
+        <w:rPr>
+          <w:rFonts w:ascii="Times New Roman" w:hAnsi="Times New Roman" w:cs="Times New Roman"/>
+        </w:rPr>
+        <w:t>Penyesuaian</w:t>
+      </w:r>
+      <w:proofErr w:type="spellEnd"/>
+      <w:r>
+        <w:rPr>
+          <w:rFonts w:ascii="Times New Roman" w:hAnsi="Times New Roman" w:cs="Times New Roman"/>
+        </w:rPr>
+        <w:t xml:space="preserve"> juga </w:t>
+      </w:r>
+      <w:proofErr w:type="spellStart"/>
+      <w:r>
+        <w:rPr>
+          <w:rFonts w:ascii="Times New Roman" w:hAnsi="Times New Roman" w:cs="Times New Roman"/>
+        </w:rPr>
+        <w:t>dilakukan</w:t>
+      </w:r>
+      <w:proofErr w:type="spellEnd"/>
+      <w:r>
+        <w:rPr>
+          <w:rFonts w:ascii="Times New Roman" w:hAnsi="Times New Roman" w:cs="Times New Roman"/>
+        </w:rPr>
+        <w:t xml:space="preserve"> pada </w:t>
+      </w:r>
+      <w:proofErr w:type="spellStart"/>
+      <w:r>
+        <w:rPr>
+          <w:rFonts w:ascii="Times New Roman" w:hAnsi="Times New Roman" w:cs="Times New Roman"/>
+        </w:rPr>
+        <w:t>ListKampusAdapter.kt</w:t>
+      </w:r>
+      <w:proofErr w:type="spellEnd"/>
+      <w:r>
+        <w:rPr>
+          <w:rFonts w:ascii="Times New Roman" w:hAnsi="Times New Roman" w:cs="Times New Roman"/>
+        </w:rPr>
+        <w:t xml:space="preserve">, </w:t>
+      </w:r>
+      <w:proofErr w:type="spellStart"/>
+      <w:r>
+        <w:rPr>
+          <w:rFonts w:ascii="Times New Roman" w:hAnsi="Times New Roman" w:cs="Times New Roman"/>
+        </w:rPr>
+        <w:t>khususnya</w:t>
+      </w:r>
+      <w:proofErr w:type="spellEnd"/>
+      <w:r>
+        <w:rPr>
+          <w:rFonts w:ascii="Times New Roman" w:hAnsi="Times New Roman" w:cs="Times New Roman"/>
+        </w:rPr>
+        <w:t xml:space="preserve"> pada </w:t>
+      </w:r>
+      <w:proofErr w:type="spellStart"/>
+      <w:r>
+        <w:rPr>
+          <w:rFonts w:ascii="Times New Roman" w:hAnsi="Times New Roman" w:cs="Times New Roman"/>
+        </w:rPr>
+        <w:t>bagian</w:t>
+      </w:r>
+      <w:proofErr w:type="spellEnd"/>
+      <w:r>
+        <w:rPr>
+          <w:rFonts w:ascii="Times New Roman" w:hAnsi="Times New Roman" w:cs="Times New Roman"/>
+        </w:rPr>
+        <w:t xml:space="preserve"> </w:t>
+      </w:r>
+      <w:proofErr w:type="spellStart"/>
+      <w:r>
+        <w:rPr>
+          <w:rFonts w:ascii="Times New Roman" w:hAnsi="Times New Roman" w:cs="Times New Roman"/>
+        </w:rPr>
+        <w:t>onBindViewHolder</w:t>
+      </w:r>
+      <w:proofErr w:type="spellEnd"/>
+      <w:r>
+        <w:rPr>
+          <w:rFonts w:ascii="Times New Roman" w:hAnsi="Times New Roman" w:cs="Times New Roman"/>
+        </w:rPr>
+        <w:t xml:space="preserve">, di mana </w:t>
+      </w:r>
+      <w:proofErr w:type="spellStart"/>
+      <w:r>
+        <w:rPr>
+          <w:rFonts w:ascii="Times New Roman" w:hAnsi="Times New Roman" w:cs="Times New Roman"/>
+        </w:rPr>
+        <w:t>logika</w:t>
+      </w:r>
+      <w:proofErr w:type="spellEnd"/>
+      <w:r>
+        <w:rPr>
+          <w:rFonts w:ascii="Times New Roman" w:hAnsi="Times New Roman" w:cs="Times New Roman"/>
+        </w:rPr>
+        <w:t xml:space="preserve"> dialog </w:t>
+      </w:r>
+      <w:proofErr w:type="spellStart"/>
+      <w:r>
+        <w:rPr>
+          <w:rFonts w:ascii="Times New Roman" w:hAnsi="Times New Roman" w:cs="Times New Roman"/>
+        </w:rPr>
+        <w:t>dihapus</w:t>
+      </w:r>
+      <w:proofErr w:type="spellEnd"/>
+      <w:r>
+        <w:rPr>
+          <w:rFonts w:ascii="Times New Roman" w:hAnsi="Times New Roman" w:cs="Times New Roman"/>
+        </w:rPr>
+        <w:t xml:space="preserve"> dan </w:t>
+      </w:r>
+      <w:proofErr w:type="spellStart"/>
+      <w:r>
+        <w:rPr>
+          <w:rFonts w:ascii="Times New Roman" w:hAnsi="Times New Roman" w:cs="Times New Roman"/>
+        </w:rPr>
+        <w:t>digantikan</w:t>
+      </w:r>
+      <w:proofErr w:type="spellEnd"/>
+      <w:r>
+        <w:rPr>
+          <w:rFonts w:ascii="Times New Roman" w:hAnsi="Times New Roman" w:cs="Times New Roman"/>
+        </w:rPr>
+        <w:t xml:space="preserve"> </w:t>
+      </w:r>
+      <w:proofErr w:type="spellStart"/>
+      <w:r>
+        <w:rPr>
+          <w:rFonts w:ascii="Times New Roman" w:hAnsi="Times New Roman" w:cs="Times New Roman"/>
+        </w:rPr>
+        <w:t>dengan</w:t>
+      </w:r>
+      <w:proofErr w:type="spellEnd"/>
+      <w:r>
+        <w:rPr>
+          <w:rFonts w:ascii="Times New Roman" w:hAnsi="Times New Roman" w:cs="Times New Roman"/>
+        </w:rPr>
+        <w:t xml:space="preserve"> Intent yang </w:t>
+      </w:r>
+      <w:proofErr w:type="spellStart"/>
+      <w:r>
+        <w:rPr>
+          <w:rFonts w:ascii="Times New Roman" w:hAnsi="Times New Roman" w:cs="Times New Roman"/>
+        </w:rPr>
+        <w:t>mengarahkan</w:t>
+      </w:r>
+      <w:proofErr w:type="spellEnd"/>
+      <w:r>
+        <w:rPr>
+          <w:rFonts w:ascii="Times New Roman" w:hAnsi="Times New Roman" w:cs="Times New Roman"/>
+        </w:rPr>
+        <w:t xml:space="preserve"> </w:t>
+      </w:r>
+      <w:proofErr w:type="spellStart"/>
+      <w:r>
+        <w:rPr>
+          <w:rFonts w:ascii="Times New Roman" w:hAnsi="Times New Roman" w:cs="Times New Roman"/>
+        </w:rPr>
+        <w:t>pengguna</w:t>
+      </w:r>
+      <w:proofErr w:type="spellEnd"/>
+      <w:r>
+        <w:rPr>
+          <w:rFonts w:ascii="Times New Roman" w:hAnsi="Times New Roman" w:cs="Times New Roman"/>
+        </w:rPr>
+        <w:t xml:space="preserve"> </w:t>
+      </w:r>
+      <w:proofErr w:type="spellStart"/>
+      <w:r>
+        <w:rPr>
+          <w:rFonts w:ascii="Times New Roman" w:hAnsi="Times New Roman" w:cs="Times New Roman"/>
+        </w:rPr>
+        <w:t>menuju</w:t>
+      </w:r>
+      <w:proofErr w:type="spellEnd"/>
+      <w:r>
+        <w:rPr>
+          <w:rFonts w:ascii="Times New Roman" w:hAnsi="Times New Roman" w:cs="Times New Roman"/>
+        </w:rPr>
+        <w:t xml:space="preserve"> </w:t>
+      </w:r>
+      <w:proofErr w:type="spellStart"/>
+      <w:r>
+        <w:rPr>
+          <w:rFonts w:ascii="Times New Roman" w:hAnsi="Times New Roman" w:cs="Times New Roman"/>
+        </w:rPr>
+        <w:t>DetailActivity</w:t>
+      </w:r>
+      <w:proofErr w:type="spellEnd"/>
+      <w:r>
+        <w:rPr>
+          <w:rFonts w:ascii="Times New Roman" w:hAnsi="Times New Roman" w:cs="Times New Roman"/>
+        </w:rPr>
+        <w:t xml:space="preserve"> </w:t>
+      </w:r>
+      <w:proofErr w:type="spellStart"/>
+      <w:r>
+        <w:rPr>
+          <w:rFonts w:ascii="Times New Roman" w:hAnsi="Times New Roman" w:cs="Times New Roman"/>
+        </w:rPr>
+        <w:t>sambil</w:t>
+      </w:r>
+      <w:proofErr w:type="spellEnd"/>
+      <w:r>
+        <w:rPr>
+          <w:rFonts w:ascii="Times New Roman" w:hAnsi="Times New Roman" w:cs="Times New Roman"/>
+        </w:rPr>
+        <w:t xml:space="preserve"> </w:t>
+      </w:r>
+      <w:proofErr w:type="spellStart"/>
+      <w:r>
+        <w:rPr>
+          <w:rFonts w:ascii="Times New Roman" w:hAnsi="Times New Roman" w:cs="Times New Roman"/>
+        </w:rPr>
+        <w:t>membawa</w:t>
+      </w:r>
+      <w:proofErr w:type="spellEnd"/>
+      <w:r>
+        <w:rPr>
+          <w:rFonts w:ascii="Times New Roman" w:hAnsi="Times New Roman" w:cs="Times New Roman"/>
+        </w:rPr>
+        <w:t xml:space="preserve"> data </w:t>
+      </w:r>
+      <w:proofErr w:type="spellStart"/>
+      <w:r>
+        <w:rPr>
+          <w:rFonts w:ascii="Times New Roman" w:hAnsi="Times New Roman" w:cs="Times New Roman"/>
+        </w:rPr>
+        <w:t>kampus</w:t>
+      </w:r>
+      <w:proofErr w:type="spellEnd"/>
+      <w:r>
+        <w:rPr>
+          <w:rFonts w:ascii="Times New Roman" w:hAnsi="Times New Roman" w:cs="Times New Roman"/>
+        </w:rPr>
+        <w:t xml:space="preserve">. </w:t>
+      </w:r>
+      <w:proofErr w:type="spellStart"/>
+      <w:r>
+        <w:rPr>
+          <w:rFonts w:ascii="Times New Roman" w:hAnsi="Times New Roman" w:cs="Times New Roman"/>
+        </w:rPr>
+        <w:t>Untuk</w:t>
+      </w:r>
+      <w:proofErr w:type="spellEnd"/>
+      <w:r>
+        <w:rPr>
+          <w:rFonts w:ascii="Times New Roman" w:hAnsi="Times New Roman" w:cs="Times New Roman"/>
+        </w:rPr>
+        <w:t xml:space="preserve"> </w:t>
+      </w:r>
+      <w:proofErr w:type="spellStart"/>
+      <w:r>
+        <w:rPr>
+          <w:rFonts w:ascii="Times New Roman" w:hAnsi="Times New Roman" w:cs="Times New Roman"/>
+        </w:rPr>
+        <w:t>memastikan</w:t>
+      </w:r>
+      <w:proofErr w:type="spellEnd"/>
+      <w:r>
+        <w:rPr>
+          <w:rFonts w:ascii="Times New Roman" w:hAnsi="Times New Roman" w:cs="Times New Roman"/>
+        </w:rPr>
+        <w:t xml:space="preserve"> Activity </w:t>
+      </w:r>
+      <w:proofErr w:type="spellStart"/>
+      <w:r>
+        <w:rPr>
+          <w:rFonts w:ascii="Times New Roman" w:hAnsi="Times New Roman" w:cs="Times New Roman"/>
+        </w:rPr>
+        <w:t>baru</w:t>
+      </w:r>
+      <w:proofErr w:type="spellEnd"/>
+      <w:r>
+        <w:rPr>
+          <w:rFonts w:ascii="Times New Roman" w:hAnsi="Times New Roman" w:cs="Times New Roman"/>
+        </w:rPr>
+        <w:t xml:space="preserve"> </w:t>
+      </w:r>
+      <w:proofErr w:type="spellStart"/>
+      <w:r>
+        <w:rPr>
+          <w:rFonts w:ascii="Times New Roman" w:hAnsi="Times New Roman" w:cs="Times New Roman"/>
+        </w:rPr>
+        <w:t>terdeteksi</w:t>
+      </w:r>
+      <w:proofErr w:type="spellEnd"/>
+      <w:r>
+        <w:rPr>
+          <w:rFonts w:ascii="Times New Roman" w:hAnsi="Times New Roman" w:cs="Times New Roman"/>
+        </w:rPr>
+        <w:t xml:space="preserve"> </w:t>
+      </w:r>
+      <w:proofErr w:type="spellStart"/>
+      <w:r>
+        <w:rPr>
+          <w:rFonts w:ascii="Times New Roman" w:hAnsi="Times New Roman" w:cs="Times New Roman"/>
+        </w:rPr>
+        <w:t>dalam</w:t>
+      </w:r>
+      <w:proofErr w:type="spellEnd"/>
+      <w:r>
+        <w:rPr>
+          <w:rFonts w:ascii="Times New Roman" w:hAnsi="Times New Roman" w:cs="Times New Roman"/>
+        </w:rPr>
+        <w:t xml:space="preserve"> </w:t>
+      </w:r>
+      <w:proofErr w:type="spellStart"/>
+      <w:r>
+        <w:rPr>
+          <w:rFonts w:ascii="Times New Roman" w:hAnsi="Times New Roman" w:cs="Times New Roman"/>
+        </w:rPr>
+        <w:t>sistem</w:t>
+      </w:r>
+      <w:proofErr w:type="spellEnd"/>
+      <w:r>
+        <w:rPr>
+          <w:rFonts w:ascii="Times New Roman" w:hAnsi="Times New Roman" w:cs="Times New Roman"/>
+        </w:rPr>
+        <w:t xml:space="preserve">, </w:t>
+      </w:r>
+      <w:proofErr w:type="spellStart"/>
+      <w:r>
+        <w:rPr>
+          <w:rFonts w:ascii="Times New Roman" w:hAnsi="Times New Roman" w:cs="Times New Roman"/>
+        </w:rPr>
+        <w:t>DetailActivity</w:t>
+      </w:r>
+      <w:proofErr w:type="spellEnd"/>
+      <w:r>
+        <w:rPr>
+          <w:rFonts w:ascii="Times New Roman" w:hAnsi="Times New Roman" w:cs="Times New Roman"/>
+        </w:rPr>
+        <w:t xml:space="preserve"> </w:t>
+      </w:r>
+      <w:proofErr w:type="spellStart"/>
+      <w:r>
+        <w:rPr>
+          <w:rFonts w:ascii="Times New Roman" w:hAnsi="Times New Roman" w:cs="Times New Roman"/>
+        </w:rPr>
+        <w:t>ditambahkan</w:t>
+      </w:r>
+      <w:proofErr w:type="spellEnd"/>
+      <w:r>
+        <w:rPr>
+          <w:rFonts w:ascii="Times New Roman" w:hAnsi="Times New Roman" w:cs="Times New Roman"/>
+        </w:rPr>
+        <w:t xml:space="preserve"> pada AndroidManifest.xml </w:t>
+      </w:r>
+      <w:proofErr w:type="spellStart"/>
+      <w:r>
+        <w:rPr>
+          <w:rFonts w:ascii="Times New Roman" w:hAnsi="Times New Roman" w:cs="Times New Roman"/>
+        </w:rPr>
+        <w:t>dengan</w:t>
+      </w:r>
+      <w:proofErr w:type="spellEnd"/>
+      <w:r>
+        <w:rPr>
+          <w:rFonts w:ascii="Times New Roman" w:hAnsi="Times New Roman" w:cs="Times New Roman"/>
+        </w:rPr>
+        <w:t xml:space="preserve"> </w:t>
+      </w:r>
+      <w:proofErr w:type="spellStart"/>
+      <w:r>
+        <w:rPr>
+          <w:rFonts w:ascii="Times New Roman" w:hAnsi="Times New Roman" w:cs="Times New Roman"/>
+        </w:rPr>
+        <w:t>pengaturan</w:t>
+      </w:r>
+      <w:proofErr w:type="spellEnd"/>
+      <w:r>
+        <w:rPr>
+          <w:rFonts w:ascii="Times New Roman" w:hAnsi="Times New Roman" w:cs="Times New Roman"/>
+        </w:rPr>
+        <w:t xml:space="preserve"> </w:t>
+      </w:r>
+      <w:proofErr w:type="spellStart"/>
+      <w:r>
+        <w:rPr>
+          <w:rFonts w:ascii="Times New Roman" w:hAnsi="Times New Roman" w:cs="Times New Roman"/>
+        </w:rPr>
+        <w:t>parentActivity</w:t>
+      </w:r>
+      <w:proofErr w:type="spellEnd"/>
+      <w:r>
+        <w:rPr>
+          <w:rFonts w:ascii="Times New Roman" w:hAnsi="Times New Roman" w:cs="Times New Roman"/>
+        </w:rPr>
+        <w:t xml:space="preserve"> </w:t>
+      </w:r>
+      <w:proofErr w:type="spellStart"/>
+      <w:r>
+        <w:rPr>
+          <w:rFonts w:ascii="Times New Roman" w:hAnsi="Times New Roman" w:cs="Times New Roman"/>
+        </w:rPr>
+        <w:t>sehingga</w:t>
+      </w:r>
+      <w:proofErr w:type="spellEnd"/>
+      <w:r>
+        <w:rPr>
+          <w:rFonts w:ascii="Times New Roman" w:hAnsi="Times New Roman" w:cs="Times New Roman"/>
+        </w:rPr>
+        <w:t xml:space="preserve"> </w:t>
+      </w:r>
+      <w:proofErr w:type="spellStart"/>
+      <w:r>
+        <w:rPr>
+          <w:rFonts w:ascii="Times New Roman" w:hAnsi="Times New Roman" w:cs="Times New Roman"/>
+        </w:rPr>
+        <w:t>navigasi</w:t>
+      </w:r>
+      <w:proofErr w:type="spellEnd"/>
+      <w:r>
+        <w:rPr>
+          <w:rFonts w:ascii="Times New Roman" w:hAnsi="Times New Roman" w:cs="Times New Roman"/>
+        </w:rPr>
+        <w:t xml:space="preserve"> up button </w:t>
+      </w:r>
+      <w:proofErr w:type="spellStart"/>
+      <w:r>
+        <w:rPr>
+          <w:rFonts w:ascii="Times New Roman" w:hAnsi="Times New Roman" w:cs="Times New Roman"/>
+        </w:rPr>
+        <w:t>dapat</w:t>
+      </w:r>
+      <w:proofErr w:type="spellEnd"/>
+      <w:r>
+        <w:rPr>
+          <w:rFonts w:ascii="Times New Roman" w:hAnsi="Times New Roman" w:cs="Times New Roman"/>
+        </w:rPr>
+        <w:t xml:space="preserve"> </w:t>
+      </w:r>
+      <w:proofErr w:type="spellStart"/>
+      <w:r>
+        <w:rPr>
+          <w:rFonts w:ascii="Times New Roman" w:hAnsi="Times New Roman" w:cs="Times New Roman"/>
+        </w:rPr>
+        <w:t>berfungsi</w:t>
+      </w:r>
+      <w:proofErr w:type="spellEnd"/>
+      <w:r>
+        <w:rPr>
+          <w:rFonts w:ascii="Times New Roman" w:hAnsi="Times New Roman" w:cs="Times New Roman"/>
+        </w:rPr>
+        <w:t xml:space="preserve"> </w:t>
+      </w:r>
+      <w:proofErr w:type="spellStart"/>
+      <w:r>
+        <w:rPr>
+          <w:rFonts w:ascii="Times New Roman" w:hAnsi="Times New Roman" w:cs="Times New Roman"/>
+        </w:rPr>
+        <w:t>secara</w:t>
+      </w:r>
+      <w:proofErr w:type="spellEnd"/>
+      <w:r>
+        <w:rPr>
+          <w:rFonts w:ascii="Times New Roman" w:hAnsi="Times New Roman" w:cs="Times New Roman"/>
+        </w:rPr>
+        <w:t xml:space="preserve"> optimal. Pada </w:t>
+      </w:r>
+      <w:proofErr w:type="spellStart"/>
+      <w:r>
+        <w:rPr>
+          <w:rFonts w:ascii="Times New Roman" w:hAnsi="Times New Roman" w:cs="Times New Roman"/>
+        </w:rPr>
+        <w:t>sisi</w:t>
+      </w:r>
+      <w:proofErr w:type="spellEnd"/>
+      <w:r>
+        <w:rPr>
+          <w:rFonts w:ascii="Times New Roman" w:hAnsi="Times New Roman" w:cs="Times New Roman"/>
+        </w:rPr>
+        <w:t xml:space="preserve"> </w:t>
+      </w:r>
+      <w:proofErr w:type="spellStart"/>
+      <w:r>
+        <w:rPr>
+          <w:rFonts w:ascii="Times New Roman" w:hAnsi="Times New Roman" w:cs="Times New Roman"/>
+        </w:rPr>
+        <w:t>tampilan</w:t>
+      </w:r>
+      <w:proofErr w:type="spellEnd"/>
+      <w:r>
+        <w:rPr>
+          <w:rFonts w:ascii="Times New Roman" w:hAnsi="Times New Roman" w:cs="Times New Roman"/>
+        </w:rPr>
+        <w:t xml:space="preserve">, </w:t>
+      </w:r>
+      <w:proofErr w:type="spellStart"/>
+      <w:r>
+        <w:rPr>
+          <w:rFonts w:ascii="Times New Roman" w:hAnsi="Times New Roman" w:cs="Times New Roman"/>
+        </w:rPr>
+        <w:t>seluruh</w:t>
+      </w:r>
+      <w:proofErr w:type="spellEnd"/>
+      <w:r>
+        <w:rPr>
+          <w:rFonts w:ascii="Times New Roman" w:hAnsi="Times New Roman" w:cs="Times New Roman"/>
+        </w:rPr>
+        <w:t xml:space="preserve"> </w:t>
+      </w:r>
+      <w:proofErr w:type="spellStart"/>
+      <w:r>
+        <w:rPr>
+          <w:rFonts w:ascii="Times New Roman" w:hAnsi="Times New Roman" w:cs="Times New Roman"/>
+        </w:rPr>
+        <w:t>elemen</w:t>
+      </w:r>
+      <w:proofErr w:type="spellEnd"/>
+      <w:r>
+        <w:rPr>
+          <w:rFonts w:ascii="Times New Roman" w:hAnsi="Times New Roman" w:cs="Times New Roman"/>
+        </w:rPr>
+        <w:t xml:space="preserve"> </w:t>
+      </w:r>
+      <w:proofErr w:type="spellStart"/>
+      <w:r>
+        <w:rPr>
+          <w:rFonts w:ascii="Times New Roman" w:hAnsi="Times New Roman" w:cs="Times New Roman"/>
+        </w:rPr>
+        <w:t>teks</w:t>
+      </w:r>
+      <w:proofErr w:type="spellEnd"/>
+      <w:r>
+        <w:rPr>
+          <w:rFonts w:ascii="Times New Roman" w:hAnsi="Times New Roman" w:cs="Times New Roman"/>
+        </w:rPr>
+        <w:t xml:space="preserve"> </w:t>
+      </w:r>
+      <w:proofErr w:type="spellStart"/>
+      <w:r>
+        <w:rPr>
+          <w:rFonts w:ascii="Times New Roman" w:hAnsi="Times New Roman" w:cs="Times New Roman"/>
+        </w:rPr>
+        <w:t>dalam</w:t>
+      </w:r>
+      <w:proofErr w:type="spellEnd"/>
+      <w:r>
+        <w:rPr>
+          <w:rFonts w:ascii="Times New Roman" w:hAnsi="Times New Roman" w:cs="Times New Roman"/>
+        </w:rPr>
+        <w:t xml:space="preserve"> layout </w:t>
+      </w:r>
+      <w:proofErr w:type="spellStart"/>
+      <w:r>
+        <w:rPr>
+          <w:rFonts w:ascii="Times New Roman" w:hAnsi="Times New Roman" w:cs="Times New Roman"/>
+        </w:rPr>
+        <w:t>diperbarui</w:t>
+      </w:r>
+      <w:proofErr w:type="spellEnd"/>
+      <w:r>
+        <w:rPr>
+          <w:rFonts w:ascii="Times New Roman" w:hAnsi="Times New Roman" w:cs="Times New Roman"/>
+        </w:rPr>
+        <w:t xml:space="preserve"> </w:t>
+      </w:r>
+      <w:proofErr w:type="spellStart"/>
+      <w:r>
+        <w:rPr>
+          <w:rFonts w:ascii="Times New Roman" w:hAnsi="Times New Roman" w:cs="Times New Roman"/>
+        </w:rPr>
+        <w:t>menggunakan</w:t>
+      </w:r>
+      <w:proofErr w:type="spellEnd"/>
+      <w:r>
+        <w:rPr>
+          <w:rFonts w:ascii="Times New Roman" w:hAnsi="Times New Roman" w:cs="Times New Roman"/>
+        </w:rPr>
+        <w:t xml:space="preserve"> </w:t>
+      </w:r>
+      <w:proofErr w:type="spellStart"/>
+      <w:r>
+        <w:rPr>
+          <w:rFonts w:ascii="Times New Roman" w:hAnsi="Times New Roman" w:cs="Times New Roman"/>
+        </w:rPr>
+        <w:t>warna</w:t>
+      </w:r>
+      <w:proofErr w:type="spellEnd"/>
+      <w:r>
+        <w:rPr>
+          <w:rFonts w:ascii="Times New Roman" w:hAnsi="Times New Roman" w:cs="Times New Roman"/>
+        </w:rPr>
+        <w:t xml:space="preserve"> </w:t>
+      </w:r>
+      <w:proofErr w:type="spellStart"/>
+      <w:r>
+        <w:rPr>
+          <w:rFonts w:ascii="Times New Roman" w:hAnsi="Times New Roman" w:cs="Times New Roman"/>
+        </w:rPr>
+        <w:t>hitam</w:t>
+      </w:r>
+      <w:proofErr w:type="spellEnd"/>
+      <w:r>
+        <w:rPr>
+          <w:rFonts w:ascii="Times New Roman" w:hAnsi="Times New Roman" w:cs="Times New Roman"/>
+        </w:rPr>
+        <w:t xml:space="preserve"> agar </w:t>
+      </w:r>
+      <w:proofErr w:type="spellStart"/>
+      <w:r>
+        <w:rPr>
+          <w:rFonts w:ascii="Times New Roman" w:hAnsi="Times New Roman" w:cs="Times New Roman"/>
+        </w:rPr>
+        <w:t>kontras</w:t>
+      </w:r>
+      <w:proofErr w:type="spellEnd"/>
+      <w:r>
+        <w:rPr>
+          <w:rFonts w:ascii="Times New Roman" w:hAnsi="Times New Roman" w:cs="Times New Roman"/>
+        </w:rPr>
+        <w:t xml:space="preserve"> dan </w:t>
+      </w:r>
+      <w:proofErr w:type="spellStart"/>
+      <w:r>
+        <w:rPr>
+          <w:rFonts w:ascii="Times New Roman" w:hAnsi="Times New Roman" w:cs="Times New Roman"/>
+        </w:rPr>
+        <w:t>keterbacaan</w:t>
+      </w:r>
+      <w:proofErr w:type="spellEnd"/>
+      <w:r>
+        <w:rPr>
+          <w:rFonts w:ascii="Times New Roman" w:hAnsi="Times New Roman" w:cs="Times New Roman"/>
+        </w:rPr>
+        <w:t xml:space="preserve"> </w:t>
+      </w:r>
+      <w:proofErr w:type="spellStart"/>
+      <w:r>
+        <w:rPr>
+          <w:rFonts w:ascii="Times New Roman" w:hAnsi="Times New Roman" w:cs="Times New Roman"/>
+        </w:rPr>
+        <w:t>semakin</w:t>
+      </w:r>
+      <w:proofErr w:type="spellEnd"/>
+      <w:r>
+        <w:rPr>
+          <w:rFonts w:ascii="Times New Roman" w:hAnsi="Times New Roman" w:cs="Times New Roman"/>
+        </w:rPr>
+        <w:t xml:space="preserve"> </w:t>
+      </w:r>
+      <w:proofErr w:type="spellStart"/>
+      <w:r>
+        <w:rPr>
+          <w:rFonts w:ascii="Times New Roman" w:hAnsi="Times New Roman" w:cs="Times New Roman"/>
+        </w:rPr>
+        <w:t>baik</w:t>
+      </w:r>
+      <w:proofErr w:type="spellEnd"/>
+      <w:r>
+        <w:rPr>
+          <w:rFonts w:ascii="Times New Roman" w:hAnsi="Times New Roman" w:cs="Times New Roman"/>
+        </w:rPr>
+        <w:t>.</w:t>
+      </w:r>
+    </w:p>
+    <w:p>
+      <w:pPr>
+        <w:spacing w:after="20" w:line="259" w:lineRule="auto"/>
+        <w:ind w:left="77"/>
+        <w:rPr>
+          <w:rFonts w:ascii="Times New Roman" w:hAnsi="Times New Roman" w:cs="Times New Roman"/>
+        </w:rPr>
+      </w:pPr>
+      <w:r>
+        <w:rPr>
+          <w:rFonts w:ascii="Times New Roman" w:hAnsi="Times New Roman" w:cs="Times New Roman"/>
+        </w:rPr>
+        <w:t xml:space="preserve">Selain </w:t>
+      </w:r>
+      <w:proofErr w:type="spellStart"/>
+      <w:r>
+        <w:rPr>
+          <w:rFonts w:ascii="Times New Roman" w:hAnsi="Times New Roman" w:cs="Times New Roman"/>
+        </w:rPr>
+        <w:t>perubahan</w:t>
+      </w:r>
+      <w:proofErr w:type="spellEnd"/>
+      <w:r>
+        <w:rPr>
+          <w:rFonts w:ascii="Times New Roman" w:hAnsi="Times New Roman" w:cs="Times New Roman"/>
+        </w:rPr>
+        <w:t xml:space="preserve"> pada </w:t>
+      </w:r>
+      <w:proofErr w:type="spellStart"/>
+      <w:r>
+        <w:rPr>
+          <w:rFonts w:ascii="Times New Roman" w:hAnsi="Times New Roman" w:cs="Times New Roman"/>
+        </w:rPr>
+        <w:t>tampilan</w:t>
+      </w:r>
+      <w:proofErr w:type="spellEnd"/>
+      <w:r>
+        <w:rPr>
+          <w:rFonts w:ascii="Times New Roman" w:hAnsi="Times New Roman" w:cs="Times New Roman"/>
+        </w:rPr>
+        <w:t xml:space="preserve"> dan </w:t>
+      </w:r>
+      <w:proofErr w:type="spellStart"/>
+      <w:r>
+        <w:rPr>
+          <w:rFonts w:ascii="Times New Roman" w:hAnsi="Times New Roman" w:cs="Times New Roman"/>
+        </w:rPr>
+        <w:t>navigasi</w:t>
+      </w:r>
+      <w:proofErr w:type="spellEnd"/>
+      <w:r>
+        <w:rPr>
+          <w:rFonts w:ascii="Times New Roman" w:hAnsi="Times New Roman" w:cs="Times New Roman"/>
+        </w:rPr>
+        <w:t xml:space="preserve">, </w:t>
+      </w:r>
+      <w:proofErr w:type="spellStart"/>
+      <w:r>
+        <w:rPr>
+          <w:rFonts w:ascii="Times New Roman" w:hAnsi="Times New Roman" w:cs="Times New Roman"/>
+        </w:rPr>
+        <w:t>proyek</w:t>
+      </w:r>
+      <w:proofErr w:type="spellEnd"/>
+      <w:r>
+        <w:rPr>
+          <w:rFonts w:ascii="Times New Roman" w:hAnsi="Times New Roman" w:cs="Times New Roman"/>
+        </w:rPr>
+        <w:t xml:space="preserve"> juga </w:t>
+      </w:r>
+      <w:proofErr w:type="spellStart"/>
+      <w:r>
+        <w:rPr>
+          <w:rFonts w:ascii="Times New Roman" w:hAnsi="Times New Roman" w:cs="Times New Roman"/>
+        </w:rPr>
+        <w:t>mengalami</w:t>
+      </w:r>
+      <w:proofErr w:type="spellEnd"/>
+      <w:r>
+        <w:rPr>
+          <w:rFonts w:ascii="Times New Roman" w:hAnsi="Times New Roman" w:cs="Times New Roman"/>
+        </w:rPr>
+        <w:t xml:space="preserve"> </w:t>
+      </w:r>
+      <w:proofErr w:type="spellStart"/>
+      <w:r>
+        <w:rPr>
+          <w:rFonts w:ascii="Times New Roman" w:hAnsi="Times New Roman" w:cs="Times New Roman"/>
+        </w:rPr>
+        <w:t>perbaikan</w:t>
+      </w:r>
+      <w:proofErr w:type="spellEnd"/>
+      <w:r>
+        <w:rPr>
+          <w:rFonts w:ascii="Times New Roman" w:hAnsi="Times New Roman" w:cs="Times New Roman"/>
+        </w:rPr>
+        <w:t xml:space="preserve"> </w:t>
+      </w:r>
+      <w:proofErr w:type="spellStart"/>
+      <w:r>
+        <w:rPr>
+          <w:rFonts w:ascii="Times New Roman" w:hAnsi="Times New Roman" w:cs="Times New Roman"/>
+        </w:rPr>
+        <w:t>teknis</w:t>
+      </w:r>
+      <w:proofErr w:type="spellEnd"/>
+      <w:r>
+        <w:rPr>
+          <w:rFonts w:ascii="Times New Roman" w:hAnsi="Times New Roman" w:cs="Times New Roman"/>
+        </w:rPr>
+        <w:t xml:space="preserve"> pada Gradle configuration. </w:t>
+      </w:r>
+      <w:proofErr w:type="spellStart"/>
+      <w:r>
+        <w:rPr>
+          <w:rFonts w:ascii="Times New Roman" w:hAnsi="Times New Roman" w:cs="Times New Roman"/>
+        </w:rPr>
+        <w:t>Beberapa</w:t>
+      </w:r>
+      <w:proofErr w:type="spellEnd"/>
+      <w:r>
+        <w:rPr>
+          <w:rFonts w:ascii="Times New Roman" w:hAnsi="Times New Roman" w:cs="Times New Roman"/>
+        </w:rPr>
+        <w:t xml:space="preserve"> </w:t>
+      </w:r>
+      <w:proofErr w:type="spellStart"/>
+      <w:r>
+        <w:rPr>
+          <w:rFonts w:ascii="Times New Roman" w:hAnsi="Times New Roman" w:cs="Times New Roman"/>
+        </w:rPr>
+        <w:t>dependensi</w:t>
+      </w:r>
+      <w:proofErr w:type="spellEnd"/>
+      <w:r>
+        <w:rPr>
+          <w:rFonts w:ascii="Times New Roman" w:hAnsi="Times New Roman" w:cs="Times New Roman"/>
+        </w:rPr>
+        <w:t xml:space="preserve"> </w:t>
+      </w:r>
+      <w:proofErr w:type="spellStart"/>
+      <w:r>
+        <w:rPr>
+          <w:rFonts w:ascii="Times New Roman" w:hAnsi="Times New Roman" w:cs="Times New Roman"/>
+        </w:rPr>
+        <w:t>AndroidX</w:t>
+      </w:r>
+      <w:proofErr w:type="spellEnd"/>
+      <w:r>
+        <w:rPr>
+          <w:rFonts w:ascii="Times New Roman" w:hAnsi="Times New Roman" w:cs="Times New Roman"/>
+        </w:rPr>
+        <w:t xml:space="preserve"> </w:t>
+      </w:r>
+      <w:proofErr w:type="spellStart"/>
+      <w:r>
+        <w:rPr>
+          <w:rFonts w:ascii="Times New Roman" w:hAnsi="Times New Roman" w:cs="Times New Roman"/>
+        </w:rPr>
+        <w:t>terbaru</w:t>
+      </w:r>
+      <w:proofErr w:type="spellEnd"/>
+      <w:r>
+        <w:rPr>
+          <w:rFonts w:ascii="Times New Roman" w:hAnsi="Times New Roman" w:cs="Times New Roman"/>
+        </w:rPr>
+        <w:t xml:space="preserve"> </w:t>
+      </w:r>
+      <w:proofErr w:type="spellStart"/>
+      <w:r>
+        <w:rPr>
+          <w:rFonts w:ascii="Times New Roman" w:hAnsi="Times New Roman" w:cs="Times New Roman"/>
+        </w:rPr>
+        <w:t>seperti</w:t>
+      </w:r>
+      <w:proofErr w:type="spellEnd"/>
+      <w:r>
+        <w:rPr>
+          <w:rFonts w:ascii="Times New Roman" w:hAnsi="Times New Roman" w:cs="Times New Roman"/>
+        </w:rPr>
+        <w:t xml:space="preserve"> </w:t>
+      </w:r>
+      <w:proofErr w:type="spellStart"/>
+      <w:proofErr w:type="gramStart"/>
+      <w:r>
+        <w:rPr>
+          <w:rFonts w:ascii="Times New Roman" w:hAnsi="Times New Roman" w:cs="Times New Roman"/>
+        </w:rPr>
+        <w:t>androidx.activity</w:t>
+      </w:r>
+      <w:proofErr w:type="spellEnd"/>
+      <w:proofErr w:type="gramEnd"/>
+      <w:r>
+        <w:rPr>
+          <w:rFonts w:ascii="Times New Roman" w:hAnsi="Times New Roman" w:cs="Times New Roman"/>
+        </w:rPr>
+        <w:t xml:space="preserve"> dan </w:t>
+      </w:r>
+      <w:proofErr w:type="spellStart"/>
+      <w:proofErr w:type="gramStart"/>
+      <w:r>
+        <w:rPr>
+          <w:rFonts w:ascii="Times New Roman" w:hAnsi="Times New Roman" w:cs="Times New Roman"/>
+        </w:rPr>
+        <w:t>androidx.core</w:t>
+      </w:r>
+      <w:proofErr w:type="spellEnd"/>
+      <w:proofErr w:type="gramEnd"/>
+      <w:r>
+        <w:rPr>
+          <w:rFonts w:ascii="Times New Roman" w:hAnsi="Times New Roman" w:cs="Times New Roman"/>
+        </w:rPr>
+        <w:t xml:space="preserve"> </w:t>
+      </w:r>
+      <w:proofErr w:type="spellStart"/>
+      <w:r>
+        <w:rPr>
+          <w:rFonts w:ascii="Times New Roman" w:hAnsi="Times New Roman" w:cs="Times New Roman"/>
+        </w:rPr>
+        <w:t>memerlukan</w:t>
+      </w:r>
+      <w:proofErr w:type="spellEnd"/>
+      <w:r>
+        <w:rPr>
+          <w:rFonts w:ascii="Times New Roman" w:hAnsi="Times New Roman" w:cs="Times New Roman"/>
+        </w:rPr>
+        <w:t xml:space="preserve"> </w:t>
+      </w:r>
+      <w:proofErr w:type="spellStart"/>
+      <w:r>
+        <w:rPr>
+          <w:rFonts w:ascii="Times New Roman" w:hAnsi="Times New Roman" w:cs="Times New Roman"/>
+        </w:rPr>
+        <w:t>compileSdk</w:t>
+      </w:r>
+      <w:proofErr w:type="spellEnd"/>
+      <w:r>
+        <w:rPr>
+          <w:rFonts w:ascii="Times New Roman" w:hAnsi="Times New Roman" w:cs="Times New Roman"/>
+        </w:rPr>
+        <w:t xml:space="preserve"> 36, </w:t>
+      </w:r>
+      <w:proofErr w:type="spellStart"/>
+      <w:r>
+        <w:rPr>
+          <w:rFonts w:ascii="Times New Roman" w:hAnsi="Times New Roman" w:cs="Times New Roman"/>
+        </w:rPr>
+        <w:t>sehingga</w:t>
+      </w:r>
+      <w:proofErr w:type="spellEnd"/>
+      <w:r>
+        <w:rPr>
+          <w:rFonts w:ascii="Times New Roman" w:hAnsi="Times New Roman" w:cs="Times New Roman"/>
+        </w:rPr>
+        <w:t xml:space="preserve"> </w:t>
+      </w:r>
+      <w:proofErr w:type="spellStart"/>
+      <w:r>
+        <w:rPr>
+          <w:rFonts w:ascii="Times New Roman" w:hAnsi="Times New Roman" w:cs="Times New Roman"/>
+        </w:rPr>
+        <w:t>konfigurasi</w:t>
+      </w:r>
+      <w:proofErr w:type="spellEnd"/>
+      <w:r>
+        <w:rPr>
+          <w:rFonts w:ascii="Times New Roman" w:hAnsi="Times New Roman" w:cs="Times New Roman"/>
+        </w:rPr>
+        <w:t xml:space="preserve"> </w:t>
+      </w:r>
+      <w:proofErr w:type="spellStart"/>
+      <w:r>
+        <w:rPr>
+          <w:rFonts w:ascii="Times New Roman" w:hAnsi="Times New Roman" w:cs="Times New Roman"/>
+        </w:rPr>
+        <w:t>proyek</w:t>
+      </w:r>
+      <w:proofErr w:type="spellEnd"/>
+      <w:r>
+        <w:rPr>
+          <w:rFonts w:ascii="Times New Roman" w:hAnsi="Times New Roman" w:cs="Times New Roman"/>
+        </w:rPr>
+        <w:t xml:space="preserve"> </w:t>
+      </w:r>
+      <w:proofErr w:type="spellStart"/>
+      <w:r>
+        <w:rPr>
+          <w:rFonts w:ascii="Times New Roman" w:hAnsi="Times New Roman" w:cs="Times New Roman"/>
+        </w:rPr>
+        <w:t>diperbarui</w:t>
+      </w:r>
+      <w:proofErr w:type="spellEnd"/>
+      <w:r>
+        <w:rPr>
+          <w:rFonts w:ascii="Times New Roman" w:hAnsi="Times New Roman" w:cs="Times New Roman"/>
+        </w:rPr>
+        <w:t xml:space="preserve"> </w:t>
+      </w:r>
+      <w:proofErr w:type="spellStart"/>
+      <w:r>
+        <w:rPr>
+          <w:rFonts w:ascii="Times New Roman" w:hAnsi="Times New Roman" w:cs="Times New Roman"/>
+        </w:rPr>
+        <w:t>dengan</w:t>
+      </w:r>
+      <w:proofErr w:type="spellEnd"/>
+      <w:r>
+        <w:rPr>
+          <w:rFonts w:ascii="Times New Roman" w:hAnsi="Times New Roman" w:cs="Times New Roman"/>
+        </w:rPr>
+        <w:t xml:space="preserve"> </w:t>
+      </w:r>
+      <w:proofErr w:type="spellStart"/>
+      <w:r>
+        <w:rPr>
+          <w:rFonts w:ascii="Times New Roman" w:hAnsi="Times New Roman" w:cs="Times New Roman"/>
+        </w:rPr>
+        <w:t>menaikkan</w:t>
+      </w:r>
+      <w:proofErr w:type="spellEnd"/>
+      <w:r>
+        <w:rPr>
+          <w:rFonts w:ascii="Times New Roman" w:hAnsi="Times New Roman" w:cs="Times New Roman"/>
+        </w:rPr>
+        <w:t xml:space="preserve"> </w:t>
+      </w:r>
+      <w:proofErr w:type="spellStart"/>
+      <w:r>
+        <w:rPr>
+          <w:rFonts w:ascii="Times New Roman" w:hAnsi="Times New Roman" w:cs="Times New Roman"/>
+        </w:rPr>
+        <w:t>compileSdk</w:t>
+      </w:r>
+      <w:proofErr w:type="spellEnd"/>
+      <w:r>
+        <w:rPr>
+          <w:rFonts w:ascii="Times New Roman" w:hAnsi="Times New Roman" w:cs="Times New Roman"/>
+        </w:rPr>
+        <w:t xml:space="preserve"> dan </w:t>
+      </w:r>
+      <w:proofErr w:type="spellStart"/>
+      <w:r>
+        <w:rPr>
+          <w:rFonts w:ascii="Times New Roman" w:hAnsi="Times New Roman" w:cs="Times New Roman"/>
+        </w:rPr>
+        <w:t>targetSdk</w:t>
+      </w:r>
+      <w:proofErr w:type="spellEnd"/>
+      <w:r>
+        <w:rPr>
+          <w:rFonts w:ascii="Times New Roman" w:hAnsi="Times New Roman" w:cs="Times New Roman"/>
+        </w:rPr>
+        <w:t xml:space="preserve"> </w:t>
+      </w:r>
+      <w:proofErr w:type="spellStart"/>
+      <w:r>
+        <w:rPr>
+          <w:rFonts w:ascii="Times New Roman" w:hAnsi="Times New Roman" w:cs="Times New Roman"/>
+        </w:rPr>
+        <w:t>ke</w:t>
+      </w:r>
+      <w:proofErr w:type="spellEnd"/>
+      <w:r>
+        <w:rPr>
+          <w:rFonts w:ascii="Times New Roman" w:hAnsi="Times New Roman" w:cs="Times New Roman"/>
+        </w:rPr>
+        <w:t xml:space="preserve"> API 36 agar </w:t>
+      </w:r>
+      <w:proofErr w:type="spellStart"/>
+      <w:r>
+        <w:rPr>
+          <w:rFonts w:ascii="Times New Roman" w:hAnsi="Times New Roman" w:cs="Times New Roman"/>
+        </w:rPr>
+        <w:t>kompatibel</w:t>
+      </w:r>
+      <w:proofErr w:type="spellEnd"/>
+      <w:r>
+        <w:rPr>
+          <w:rFonts w:ascii="Times New Roman" w:hAnsi="Times New Roman" w:cs="Times New Roman"/>
+        </w:rPr>
+        <w:t xml:space="preserve"> </w:t>
+      </w:r>
+      <w:proofErr w:type="spellStart"/>
+      <w:r>
+        <w:rPr>
+          <w:rFonts w:ascii="Times New Roman" w:hAnsi="Times New Roman" w:cs="Times New Roman"/>
+        </w:rPr>
+        <w:t>dengan</w:t>
+      </w:r>
+      <w:proofErr w:type="spellEnd"/>
+      <w:r>
+        <w:rPr>
+          <w:rFonts w:ascii="Times New Roman" w:hAnsi="Times New Roman" w:cs="Times New Roman"/>
+        </w:rPr>
+        <w:t xml:space="preserve"> library modern. </w:t>
+      </w:r>
+      <w:proofErr w:type="spellStart"/>
+      <w:r>
+        <w:rPr>
+          <w:rFonts w:ascii="Times New Roman" w:hAnsi="Times New Roman" w:cs="Times New Roman"/>
+        </w:rPr>
+        <w:t>Pembaruan</w:t>
+      </w:r>
+      <w:proofErr w:type="spellEnd"/>
+      <w:r>
+        <w:rPr>
+          <w:rFonts w:ascii="Times New Roman" w:hAnsi="Times New Roman" w:cs="Times New Roman"/>
+        </w:rPr>
+        <w:t xml:space="preserve"> </w:t>
+      </w:r>
+      <w:proofErr w:type="spellStart"/>
+      <w:r>
+        <w:rPr>
+          <w:rFonts w:ascii="Times New Roman" w:hAnsi="Times New Roman" w:cs="Times New Roman"/>
+        </w:rPr>
+        <w:t>ini</w:t>
+      </w:r>
+      <w:proofErr w:type="spellEnd"/>
+      <w:r>
+        <w:rPr>
+          <w:rFonts w:ascii="Times New Roman" w:hAnsi="Times New Roman" w:cs="Times New Roman"/>
+        </w:rPr>
+        <w:t xml:space="preserve"> </w:t>
+      </w:r>
+      <w:proofErr w:type="spellStart"/>
+      <w:r>
+        <w:rPr>
+          <w:rFonts w:ascii="Times New Roman" w:hAnsi="Times New Roman" w:cs="Times New Roman"/>
+        </w:rPr>
+        <w:t>dilakukan</w:t>
+      </w:r>
+      <w:proofErr w:type="spellEnd"/>
+      <w:r>
+        <w:rPr>
+          <w:rFonts w:ascii="Times New Roman" w:hAnsi="Times New Roman" w:cs="Times New Roman"/>
+        </w:rPr>
+        <w:t xml:space="preserve"> </w:t>
+      </w:r>
+      <w:proofErr w:type="spellStart"/>
+      <w:r>
+        <w:rPr>
+          <w:rFonts w:ascii="Times New Roman" w:hAnsi="Times New Roman" w:cs="Times New Roman"/>
+        </w:rPr>
+        <w:t>tanpa</w:t>
+      </w:r>
+      <w:proofErr w:type="spellEnd"/>
+      <w:r>
+        <w:rPr>
+          <w:rFonts w:ascii="Times New Roman" w:hAnsi="Times New Roman" w:cs="Times New Roman"/>
+        </w:rPr>
+        <w:t xml:space="preserve"> </w:t>
+      </w:r>
+      <w:proofErr w:type="spellStart"/>
+      <w:r>
+        <w:rPr>
+          <w:rFonts w:ascii="Times New Roman" w:hAnsi="Times New Roman" w:cs="Times New Roman"/>
+        </w:rPr>
+        <w:t>perlu</w:t>
+      </w:r>
+      <w:proofErr w:type="spellEnd"/>
+      <w:r>
+        <w:rPr>
+          <w:rFonts w:ascii="Times New Roman" w:hAnsi="Times New Roman" w:cs="Times New Roman"/>
+        </w:rPr>
+        <w:t xml:space="preserve"> </w:t>
+      </w:r>
+      <w:proofErr w:type="spellStart"/>
+      <w:r>
+        <w:rPr>
+          <w:rFonts w:ascii="Times New Roman" w:hAnsi="Times New Roman" w:cs="Times New Roman"/>
+        </w:rPr>
+        <w:t>mengubah</w:t>
+      </w:r>
+      <w:proofErr w:type="spellEnd"/>
+      <w:r>
+        <w:rPr>
+          <w:rFonts w:ascii="Times New Roman" w:hAnsi="Times New Roman" w:cs="Times New Roman"/>
+        </w:rPr>
+        <w:t xml:space="preserve"> </w:t>
+      </w:r>
+      <w:proofErr w:type="spellStart"/>
+      <w:r>
+        <w:rPr>
+          <w:rFonts w:ascii="Times New Roman" w:hAnsi="Times New Roman" w:cs="Times New Roman"/>
+        </w:rPr>
+        <w:t>minSdk</w:t>
+      </w:r>
+      <w:proofErr w:type="spellEnd"/>
+      <w:r>
+        <w:rPr>
+          <w:rFonts w:ascii="Times New Roman" w:hAnsi="Times New Roman" w:cs="Times New Roman"/>
+        </w:rPr>
+        <w:t xml:space="preserve">, </w:t>
+      </w:r>
+      <w:proofErr w:type="spellStart"/>
+      <w:r>
+        <w:rPr>
+          <w:rFonts w:ascii="Times New Roman" w:hAnsi="Times New Roman" w:cs="Times New Roman"/>
+        </w:rPr>
+        <w:t>sehingga</w:t>
+      </w:r>
+      <w:proofErr w:type="spellEnd"/>
+      <w:r>
+        <w:rPr>
+          <w:rFonts w:ascii="Times New Roman" w:hAnsi="Times New Roman" w:cs="Times New Roman"/>
+        </w:rPr>
+        <w:t xml:space="preserve"> </w:t>
+      </w:r>
+      <w:proofErr w:type="spellStart"/>
+      <w:r>
+        <w:rPr>
+          <w:rFonts w:ascii="Times New Roman" w:hAnsi="Times New Roman" w:cs="Times New Roman"/>
+        </w:rPr>
+        <w:t>kompatibilitas</w:t>
+      </w:r>
+      <w:proofErr w:type="spellEnd"/>
+      <w:r>
+        <w:rPr>
+          <w:rFonts w:ascii="Times New Roman" w:hAnsi="Times New Roman" w:cs="Times New Roman"/>
+        </w:rPr>
+        <w:t xml:space="preserve"> </w:t>
+      </w:r>
+      <w:proofErr w:type="spellStart"/>
+      <w:r>
+        <w:rPr>
+          <w:rFonts w:ascii="Times New Roman" w:hAnsi="Times New Roman" w:cs="Times New Roman"/>
+        </w:rPr>
+        <w:t>aplikasi</w:t>
+      </w:r>
+      <w:proofErr w:type="spellEnd"/>
+      <w:r>
+        <w:rPr>
+          <w:rFonts w:ascii="Times New Roman" w:hAnsi="Times New Roman" w:cs="Times New Roman"/>
+        </w:rPr>
+        <w:t xml:space="preserve"> </w:t>
+      </w:r>
+      <w:proofErr w:type="spellStart"/>
+      <w:r>
+        <w:rPr>
+          <w:rFonts w:ascii="Times New Roman" w:hAnsi="Times New Roman" w:cs="Times New Roman"/>
+        </w:rPr>
+        <w:t>tetap</w:t>
+      </w:r>
+      <w:proofErr w:type="spellEnd"/>
+      <w:r>
+        <w:rPr>
+          <w:rFonts w:ascii="Times New Roman" w:hAnsi="Times New Roman" w:cs="Times New Roman"/>
+        </w:rPr>
+        <w:t xml:space="preserve"> </w:t>
+      </w:r>
+      <w:proofErr w:type="spellStart"/>
+      <w:r>
+        <w:rPr>
+          <w:rFonts w:ascii="Times New Roman" w:hAnsi="Times New Roman" w:cs="Times New Roman"/>
+        </w:rPr>
+        <w:t>terjaga</w:t>
+      </w:r>
+      <w:proofErr w:type="spellEnd"/>
+      <w:r>
+        <w:rPr>
+          <w:rFonts w:ascii="Times New Roman" w:hAnsi="Times New Roman" w:cs="Times New Roman"/>
+        </w:rPr>
+        <w:t xml:space="preserve"> pada </w:t>
+      </w:r>
+      <w:proofErr w:type="spellStart"/>
+      <w:r>
+        <w:rPr>
+          <w:rFonts w:ascii="Times New Roman" w:hAnsi="Times New Roman" w:cs="Times New Roman"/>
+        </w:rPr>
+        <w:t>perangkat</w:t>
+      </w:r>
+      <w:proofErr w:type="spellEnd"/>
+      <w:r>
+        <w:rPr>
+          <w:rFonts w:ascii="Times New Roman" w:hAnsi="Times New Roman" w:cs="Times New Roman"/>
+        </w:rPr>
+        <w:t xml:space="preserve"> Android </w:t>
+      </w:r>
+      <w:proofErr w:type="spellStart"/>
+      <w:r>
+        <w:rPr>
+          <w:rFonts w:ascii="Times New Roman" w:hAnsi="Times New Roman" w:cs="Times New Roman"/>
+        </w:rPr>
+        <w:t>versi</w:t>
+      </w:r>
+      <w:proofErr w:type="spellEnd"/>
+      <w:r>
+        <w:rPr>
+          <w:rFonts w:ascii="Times New Roman" w:hAnsi="Times New Roman" w:cs="Times New Roman"/>
+        </w:rPr>
+        <w:t xml:space="preserve"> lama.</w:t>
+      </w:r>
+    </w:p>
+    <w:p>
+      <w:pPr>
+        <w:spacing w:after="20" w:line="259" w:lineRule="auto"/>
+        <w:ind w:left="77"/>
+        <w:rPr>
+          <w:rFonts w:ascii="Times New Roman" w:hAnsi="Times New Roman" w:cs="Times New Roman"/>
+          <w:lang w:val="de-DE"/>
+        </w:rPr>
+      </w:pPr>
+      <w:proofErr w:type="spellStart"/>
+      <w:r>
+        <w:rPr>
+          <w:rFonts w:ascii="Times New Roman" w:hAnsi="Times New Roman" w:cs="Times New Roman"/>
+        </w:rPr>
+        <w:t>Untuk</w:t>
+      </w:r>
+      <w:proofErr w:type="spellEnd"/>
+      <w:r>
+        <w:rPr>
+          <w:rFonts w:ascii="Times New Roman" w:hAnsi="Times New Roman" w:cs="Times New Roman"/>
+        </w:rPr>
+        <w:t xml:space="preserve"> </w:t>
+      </w:r>
+      <w:proofErr w:type="spellStart"/>
+      <w:r>
+        <w:rPr>
+          <w:rFonts w:ascii="Times New Roman" w:hAnsi="Times New Roman" w:cs="Times New Roman"/>
+        </w:rPr>
+        <w:t>keperluan</w:t>
+      </w:r>
+      <w:proofErr w:type="spellEnd"/>
+      <w:r>
+        <w:rPr>
+          <w:rFonts w:ascii="Times New Roman" w:hAnsi="Times New Roman" w:cs="Times New Roman"/>
+        </w:rPr>
+        <w:t xml:space="preserve"> </w:t>
+      </w:r>
+      <w:proofErr w:type="spellStart"/>
+      <w:r>
+        <w:rPr>
+          <w:rFonts w:ascii="Times New Roman" w:hAnsi="Times New Roman" w:cs="Times New Roman"/>
+        </w:rPr>
+        <w:t>akademik</w:t>
+      </w:r>
+      <w:proofErr w:type="spellEnd"/>
+      <w:r>
+        <w:rPr>
+          <w:rFonts w:ascii="Times New Roman" w:hAnsi="Times New Roman" w:cs="Times New Roman"/>
+        </w:rPr>
+        <w:t xml:space="preserve">, </w:t>
+      </w:r>
+      <w:proofErr w:type="spellStart"/>
+      <w:r>
+        <w:rPr>
+          <w:rFonts w:ascii="Times New Roman" w:hAnsi="Times New Roman" w:cs="Times New Roman"/>
+        </w:rPr>
+        <w:t>tiga</w:t>
+      </w:r>
+      <w:proofErr w:type="spellEnd"/>
+      <w:r>
+        <w:rPr>
+          <w:rFonts w:ascii="Times New Roman" w:hAnsi="Times New Roman" w:cs="Times New Roman"/>
+        </w:rPr>
+        <w:t xml:space="preserve"> </w:t>
+      </w:r>
+      <w:proofErr w:type="spellStart"/>
+      <w:r>
+        <w:rPr>
+          <w:rFonts w:ascii="Times New Roman" w:hAnsi="Times New Roman" w:cs="Times New Roman"/>
+        </w:rPr>
+        <w:t>pertanyaan</w:t>
+      </w:r>
+      <w:proofErr w:type="spellEnd"/>
+      <w:r>
+        <w:rPr>
+          <w:rFonts w:ascii="Times New Roman" w:hAnsi="Times New Roman" w:cs="Times New Roman"/>
+        </w:rPr>
+        <w:t xml:space="preserve"> </w:t>
+      </w:r>
+      <w:proofErr w:type="spellStart"/>
+      <w:r>
+        <w:rPr>
+          <w:rFonts w:ascii="Times New Roman" w:hAnsi="Times New Roman" w:cs="Times New Roman"/>
+        </w:rPr>
+        <w:t>praktikum</w:t>
+      </w:r>
+      <w:proofErr w:type="spellEnd"/>
+      <w:r>
+        <w:rPr>
+          <w:rFonts w:ascii="Times New Roman" w:hAnsi="Times New Roman" w:cs="Times New Roman"/>
+        </w:rPr>
+        <w:t xml:space="preserve"> </w:t>
+      </w:r>
+      <w:proofErr w:type="spellStart"/>
+      <w:r>
+        <w:rPr>
+          <w:rFonts w:ascii="Times New Roman" w:hAnsi="Times New Roman" w:cs="Times New Roman"/>
+        </w:rPr>
+        <w:t>utama</w:t>
+      </w:r>
+      <w:proofErr w:type="spellEnd"/>
+      <w:r>
+        <w:rPr>
+          <w:rFonts w:ascii="Times New Roman" w:hAnsi="Times New Roman" w:cs="Times New Roman"/>
+        </w:rPr>
+        <w:t xml:space="preserve"> </w:t>
+      </w:r>
+      <w:proofErr w:type="spellStart"/>
+      <w:r>
+        <w:rPr>
+          <w:rFonts w:ascii="Times New Roman" w:hAnsi="Times New Roman" w:cs="Times New Roman"/>
+        </w:rPr>
+        <w:t>dapat</w:t>
+      </w:r>
+      <w:proofErr w:type="spellEnd"/>
+      <w:r>
+        <w:rPr>
+          <w:rFonts w:ascii="Times New Roman" w:hAnsi="Times New Roman" w:cs="Times New Roman"/>
+        </w:rPr>
+        <w:t xml:space="preserve"> </w:t>
+      </w:r>
+      <w:proofErr w:type="spellStart"/>
+      <w:r>
+        <w:rPr>
+          <w:rFonts w:ascii="Times New Roman" w:hAnsi="Times New Roman" w:cs="Times New Roman"/>
+        </w:rPr>
+        <w:t>dijelaskan</w:t>
+      </w:r>
+      <w:proofErr w:type="spellEnd"/>
+      <w:r>
+        <w:rPr>
+          <w:rFonts w:ascii="Times New Roman" w:hAnsi="Times New Roman" w:cs="Times New Roman"/>
+        </w:rPr>
+        <w:t xml:space="preserve"> </w:t>
+      </w:r>
+      <w:proofErr w:type="spellStart"/>
+      <w:r>
+        <w:rPr>
+          <w:rFonts w:ascii="Times New Roman" w:hAnsi="Times New Roman" w:cs="Times New Roman"/>
+        </w:rPr>
+        <w:t>sebagai</w:t>
+      </w:r>
+      <w:proofErr w:type="spellEnd"/>
+      <w:r>
+        <w:rPr>
+          <w:rFonts w:ascii="Times New Roman" w:hAnsi="Times New Roman" w:cs="Times New Roman"/>
+        </w:rPr>
+        <w:t xml:space="preserve"> </w:t>
+      </w:r>
+      <w:proofErr w:type="spellStart"/>
+      <w:r>
+        <w:rPr>
+          <w:rFonts w:ascii="Times New Roman" w:hAnsi="Times New Roman" w:cs="Times New Roman"/>
+        </w:rPr>
+        <w:t>berikut</w:t>
+      </w:r>
+      <w:proofErr w:type="spellEnd"/>
+      <w:r>
+        <w:rPr>
+          <w:rFonts w:ascii="Times New Roman" w:hAnsi="Times New Roman" w:cs="Times New Roman"/>
+        </w:rPr>
+        <w:t xml:space="preserve">. </w:t>
+      </w:r>
+      <w:proofErr w:type="spellStart"/>
+      <w:r>
+        <w:rPr>
+          <w:rFonts w:ascii="Times New Roman" w:hAnsi="Times New Roman" w:cs="Times New Roman"/>
+        </w:rPr>
+        <w:t>Pertama</w:t>
+      </w:r>
+      <w:proofErr w:type="spellEnd"/>
+      <w:r>
+        <w:rPr>
+          <w:rFonts w:ascii="Times New Roman" w:hAnsi="Times New Roman" w:cs="Times New Roman"/>
+        </w:rPr>
+        <w:t xml:space="preserve">, </w:t>
+      </w:r>
+      <w:proofErr w:type="spellStart"/>
+      <w:r>
+        <w:rPr>
+          <w:rFonts w:ascii="Times New Roman" w:hAnsi="Times New Roman" w:cs="Times New Roman"/>
+        </w:rPr>
+        <w:t>perubahan</w:t>
+      </w:r>
+      <w:proofErr w:type="spellEnd"/>
+      <w:r>
+        <w:rPr>
+          <w:rFonts w:ascii="Times New Roman" w:hAnsi="Times New Roman" w:cs="Times New Roman"/>
+        </w:rPr>
+        <w:t xml:space="preserve"> layout </w:t>
+      </w:r>
+      <w:proofErr w:type="spellStart"/>
+      <w:r>
+        <w:rPr>
+          <w:rFonts w:ascii="Times New Roman" w:hAnsi="Times New Roman" w:cs="Times New Roman"/>
+        </w:rPr>
+        <w:t>RecyclerView</w:t>
+      </w:r>
+      <w:proofErr w:type="spellEnd"/>
+      <w:r>
+        <w:rPr>
+          <w:rFonts w:ascii="Times New Roman" w:hAnsi="Times New Roman" w:cs="Times New Roman"/>
+        </w:rPr>
+        <w:t xml:space="preserve"> </w:t>
+      </w:r>
+      <w:proofErr w:type="spellStart"/>
+      <w:r>
+        <w:rPr>
+          <w:rFonts w:ascii="Times New Roman" w:hAnsi="Times New Roman" w:cs="Times New Roman"/>
+        </w:rPr>
+        <w:t>dari</w:t>
+      </w:r>
+      <w:proofErr w:type="spellEnd"/>
+      <w:r>
+        <w:rPr>
+          <w:rFonts w:ascii="Times New Roman" w:hAnsi="Times New Roman" w:cs="Times New Roman"/>
+        </w:rPr>
+        <w:t xml:space="preserve"> daftar </w:t>
+      </w:r>
+      <w:proofErr w:type="spellStart"/>
+      <w:r>
+        <w:rPr>
+          <w:rFonts w:ascii="Times New Roman" w:hAnsi="Times New Roman" w:cs="Times New Roman"/>
+        </w:rPr>
+        <w:t>vertikal</w:t>
+      </w:r>
+      <w:proofErr w:type="spellEnd"/>
+      <w:r>
+        <w:rPr>
+          <w:rFonts w:ascii="Times New Roman" w:hAnsi="Times New Roman" w:cs="Times New Roman"/>
+        </w:rPr>
+        <w:t xml:space="preserve"> </w:t>
+      </w:r>
+      <w:proofErr w:type="spellStart"/>
+      <w:r>
+        <w:rPr>
+          <w:rFonts w:ascii="Times New Roman" w:hAnsi="Times New Roman" w:cs="Times New Roman"/>
+        </w:rPr>
+        <w:t>menjadi</w:t>
+      </w:r>
+      <w:proofErr w:type="spellEnd"/>
+      <w:r>
+        <w:rPr>
+          <w:rFonts w:ascii="Times New Roman" w:hAnsi="Times New Roman" w:cs="Times New Roman"/>
+        </w:rPr>
+        <w:t xml:space="preserve"> </w:t>
+      </w:r>
+      <w:proofErr w:type="spellStart"/>
+      <w:r>
+        <w:rPr>
+          <w:rFonts w:ascii="Times New Roman" w:hAnsi="Times New Roman" w:cs="Times New Roman"/>
+        </w:rPr>
+        <w:t>tampilan</w:t>
+      </w:r>
+      <w:proofErr w:type="spellEnd"/>
+      <w:r>
+        <w:rPr>
+          <w:rFonts w:ascii="Times New Roman" w:hAnsi="Times New Roman" w:cs="Times New Roman"/>
+        </w:rPr>
+        <w:t xml:space="preserve"> grid </w:t>
+      </w:r>
+      <w:proofErr w:type="spellStart"/>
+      <w:r>
+        <w:rPr>
+          <w:rFonts w:ascii="Times New Roman" w:hAnsi="Times New Roman" w:cs="Times New Roman"/>
+        </w:rPr>
+        <w:t>dilakukan</w:t>
+      </w:r>
+      <w:proofErr w:type="spellEnd"/>
+      <w:r>
+        <w:rPr>
+          <w:rFonts w:ascii="Times New Roman" w:hAnsi="Times New Roman" w:cs="Times New Roman"/>
+        </w:rPr>
+        <w:t xml:space="preserve"> </w:t>
+      </w:r>
+      <w:proofErr w:type="spellStart"/>
+      <w:r>
+        <w:rPr>
+          <w:rFonts w:ascii="Times New Roman" w:hAnsi="Times New Roman" w:cs="Times New Roman"/>
+        </w:rPr>
+        <w:t>melalui</w:t>
+      </w:r>
+      <w:proofErr w:type="spellEnd"/>
+      <w:r>
+        <w:rPr>
+          <w:rFonts w:ascii="Times New Roman" w:hAnsi="Times New Roman" w:cs="Times New Roman"/>
+        </w:rPr>
+        <w:t xml:space="preserve"> file </w:t>
+      </w:r>
+      <w:proofErr w:type="spellStart"/>
+      <w:r>
+        <w:rPr>
+          <w:rFonts w:ascii="Times New Roman" w:hAnsi="Times New Roman" w:cs="Times New Roman"/>
+        </w:rPr>
+        <w:t>MainActivity.kt</w:t>
+      </w:r>
+      <w:proofErr w:type="spellEnd"/>
+      <w:r>
+        <w:rPr>
+          <w:rFonts w:ascii="Times New Roman" w:hAnsi="Times New Roman" w:cs="Times New Roman"/>
+        </w:rPr>
+        <w:t xml:space="preserve">, </w:t>
+      </w:r>
+      <w:proofErr w:type="spellStart"/>
+      <w:r>
+        <w:rPr>
+          <w:rFonts w:ascii="Times New Roman" w:hAnsi="Times New Roman" w:cs="Times New Roman"/>
+        </w:rPr>
+        <w:t>khususnya</w:t>
+      </w:r>
+      <w:proofErr w:type="spellEnd"/>
+      <w:r>
+        <w:rPr>
+          <w:rFonts w:ascii="Times New Roman" w:hAnsi="Times New Roman" w:cs="Times New Roman"/>
+        </w:rPr>
+        <w:t xml:space="preserve"> pada </w:t>
+      </w:r>
+      <w:proofErr w:type="spellStart"/>
+      <w:r>
+        <w:rPr>
+          <w:rFonts w:ascii="Times New Roman" w:hAnsi="Times New Roman" w:cs="Times New Roman"/>
+        </w:rPr>
+        <w:t>fungsi</w:t>
+      </w:r>
+      <w:proofErr w:type="spellEnd"/>
+      <w:r>
+        <w:rPr>
+          <w:rFonts w:ascii="Times New Roman" w:hAnsi="Times New Roman" w:cs="Times New Roman"/>
+        </w:rPr>
+        <w:t xml:space="preserve"> </w:t>
+      </w:r>
+      <w:proofErr w:type="spellStart"/>
+      <w:proofErr w:type="gramStart"/>
+      <w:r>
+        <w:rPr>
+          <w:rFonts w:ascii="Times New Roman" w:hAnsi="Times New Roman" w:cs="Times New Roman"/>
+        </w:rPr>
+        <w:t>showRecyclerList</w:t>
+      </w:r>
+      <w:proofErr w:type="spellEnd"/>
+      <w:r>
+        <w:rPr>
+          <w:rFonts w:ascii="Times New Roman" w:hAnsi="Times New Roman" w:cs="Times New Roman"/>
+        </w:rPr>
+        <w:t>(</w:t>
+      </w:r>
+      <w:proofErr w:type="gramEnd"/>
+      <w:r>
+        <w:rPr>
+          <w:rFonts w:ascii="Times New Roman" w:hAnsi="Times New Roman" w:cs="Times New Roman"/>
+        </w:rPr>
+        <w:t xml:space="preserve">), </w:t>
+      </w:r>
+      <w:proofErr w:type="spellStart"/>
+      <w:r>
+        <w:rPr>
+          <w:rFonts w:ascii="Times New Roman" w:hAnsi="Times New Roman" w:cs="Times New Roman"/>
+        </w:rPr>
+        <w:t>dengan</w:t>
+      </w:r>
+      <w:proofErr w:type="spellEnd"/>
+      <w:r>
+        <w:rPr>
+          <w:rFonts w:ascii="Times New Roman" w:hAnsi="Times New Roman" w:cs="Times New Roman"/>
+        </w:rPr>
+        <w:t xml:space="preserve"> </w:t>
+      </w:r>
+      <w:proofErr w:type="spellStart"/>
+      <w:r>
+        <w:rPr>
+          <w:rFonts w:ascii="Times New Roman" w:hAnsi="Times New Roman" w:cs="Times New Roman"/>
+        </w:rPr>
+        <w:t>mengganti</w:t>
+      </w:r>
+      <w:proofErr w:type="spellEnd"/>
+      <w:r>
+        <w:rPr>
+          <w:rFonts w:ascii="Times New Roman" w:hAnsi="Times New Roman" w:cs="Times New Roman"/>
+        </w:rPr>
+        <w:t xml:space="preserve"> </w:t>
+      </w:r>
+      <w:proofErr w:type="spellStart"/>
+      <w:r>
+        <w:rPr>
+          <w:rFonts w:ascii="Times New Roman" w:hAnsi="Times New Roman" w:cs="Times New Roman"/>
+        </w:rPr>
+        <w:t>LinearLayoutManager</w:t>
+      </w:r>
+      <w:proofErr w:type="spellEnd"/>
+      <w:r>
+        <w:rPr>
+          <w:rFonts w:ascii="Times New Roman" w:hAnsi="Times New Roman" w:cs="Times New Roman"/>
+        </w:rPr>
+        <w:t xml:space="preserve"> </w:t>
+      </w:r>
+      <w:proofErr w:type="spellStart"/>
+      <w:r>
+        <w:rPr>
+          <w:rFonts w:ascii="Times New Roman" w:hAnsi="Times New Roman" w:cs="Times New Roman"/>
+        </w:rPr>
+        <w:t>menjadi</w:t>
+      </w:r>
+      <w:proofErr w:type="spellEnd"/>
+      <w:r>
+        <w:rPr>
+          <w:rFonts w:ascii="Times New Roman" w:hAnsi="Times New Roman" w:cs="Times New Roman"/>
+        </w:rPr>
+        <w:t xml:space="preserve"> </w:t>
+      </w:r>
+      <w:proofErr w:type="spellStart"/>
+      <w:r>
+        <w:rPr>
+          <w:rFonts w:ascii="Times New Roman" w:hAnsi="Times New Roman" w:cs="Times New Roman"/>
+        </w:rPr>
+        <w:t>GridLayoutManager</w:t>
+      </w:r>
+      <w:proofErr w:type="spellEnd"/>
+      <w:r>
+        <w:rPr>
+          <w:rFonts w:ascii="Times New Roman" w:hAnsi="Times New Roman" w:cs="Times New Roman"/>
+        </w:rPr>
+        <w:t xml:space="preserve">. </w:t>
+      </w:r>
+      <w:proofErr w:type="spellStart"/>
+      <w:r>
+        <w:rPr>
+          <w:rFonts w:ascii="Times New Roman" w:hAnsi="Times New Roman" w:cs="Times New Roman"/>
+        </w:rPr>
+        <w:t>Kedua</w:t>
+      </w:r>
+      <w:proofErr w:type="spellEnd"/>
+      <w:r>
+        <w:rPr>
+          <w:rFonts w:ascii="Times New Roman" w:hAnsi="Times New Roman" w:cs="Times New Roman"/>
+        </w:rPr>
+        <w:t xml:space="preserve">, </w:t>
+      </w:r>
+      <w:proofErr w:type="spellStart"/>
+      <w:r>
+        <w:rPr>
+          <w:rFonts w:ascii="Times New Roman" w:hAnsi="Times New Roman" w:cs="Times New Roman"/>
+        </w:rPr>
+        <w:t>fungsi</w:t>
+      </w:r>
+      <w:proofErr w:type="spellEnd"/>
+      <w:r>
+        <w:rPr>
+          <w:rFonts w:ascii="Times New Roman" w:hAnsi="Times New Roman" w:cs="Times New Roman"/>
+        </w:rPr>
+        <w:t xml:space="preserve"> yang </w:t>
+      </w:r>
+      <w:proofErr w:type="spellStart"/>
+      <w:r>
+        <w:rPr>
+          <w:rFonts w:ascii="Times New Roman" w:hAnsi="Times New Roman" w:cs="Times New Roman"/>
+        </w:rPr>
+        <w:t>menangani</w:t>
+      </w:r>
+      <w:proofErr w:type="spellEnd"/>
+      <w:r>
+        <w:rPr>
+          <w:rFonts w:ascii="Times New Roman" w:hAnsi="Times New Roman" w:cs="Times New Roman"/>
+        </w:rPr>
+        <w:t xml:space="preserve"> </w:t>
+      </w:r>
+      <w:proofErr w:type="spellStart"/>
+      <w:r>
+        <w:rPr>
+          <w:rFonts w:ascii="Times New Roman" w:hAnsi="Times New Roman" w:cs="Times New Roman"/>
+        </w:rPr>
+        <w:t>klik</w:t>
+      </w:r>
+      <w:proofErr w:type="spellEnd"/>
+      <w:r>
+        <w:rPr>
+          <w:rFonts w:ascii="Times New Roman" w:hAnsi="Times New Roman" w:cs="Times New Roman"/>
+        </w:rPr>
+        <w:t xml:space="preserve"> pada </w:t>
+      </w:r>
+      <w:proofErr w:type="spellStart"/>
+      <w:r>
+        <w:rPr>
+          <w:rFonts w:ascii="Times New Roman" w:hAnsi="Times New Roman" w:cs="Times New Roman"/>
+        </w:rPr>
+        <w:t>setiap</w:t>
+      </w:r>
+      <w:proofErr w:type="spellEnd"/>
+      <w:r>
+        <w:rPr>
+          <w:rFonts w:ascii="Times New Roman" w:hAnsi="Times New Roman" w:cs="Times New Roman"/>
+        </w:rPr>
+        <w:t xml:space="preserve"> item </w:t>
+      </w:r>
+      <w:proofErr w:type="spellStart"/>
+      <w:r>
+        <w:rPr>
+          <w:rFonts w:ascii="Times New Roman" w:hAnsi="Times New Roman" w:cs="Times New Roman"/>
+        </w:rPr>
+        <w:t>kampus</w:t>
+      </w:r>
+      <w:proofErr w:type="spellEnd"/>
+      <w:r>
+        <w:rPr>
+          <w:rFonts w:ascii="Times New Roman" w:hAnsi="Times New Roman" w:cs="Times New Roman"/>
+        </w:rPr>
+        <w:t xml:space="preserve"> </w:t>
+      </w:r>
+      <w:proofErr w:type="spellStart"/>
+      <w:r>
+        <w:rPr>
+          <w:rFonts w:ascii="Times New Roman" w:hAnsi="Times New Roman" w:cs="Times New Roman"/>
+        </w:rPr>
+        <w:t>disimpan</w:t>
+      </w:r>
+      <w:proofErr w:type="spellEnd"/>
+      <w:r>
+        <w:rPr>
+          <w:rFonts w:ascii="Times New Roman" w:hAnsi="Times New Roman" w:cs="Times New Roman"/>
+        </w:rPr>
+        <w:t xml:space="preserve"> </w:t>
+      </w:r>
+      <w:proofErr w:type="spellStart"/>
+      <w:r>
+        <w:rPr>
+          <w:rFonts w:ascii="Times New Roman" w:hAnsi="Times New Roman" w:cs="Times New Roman"/>
+        </w:rPr>
+        <w:t>dalam</w:t>
+      </w:r>
+      <w:proofErr w:type="spellEnd"/>
+      <w:r>
+        <w:rPr>
+          <w:rFonts w:ascii="Times New Roman" w:hAnsi="Times New Roman" w:cs="Times New Roman"/>
+        </w:rPr>
+        <w:t xml:space="preserve"> file </w:t>
+      </w:r>
+      <w:proofErr w:type="spellStart"/>
+      <w:r>
+        <w:rPr>
+          <w:rFonts w:ascii="Times New Roman" w:hAnsi="Times New Roman" w:cs="Times New Roman"/>
+        </w:rPr>
+        <w:t>ListKampusAdapter.kt</w:t>
+      </w:r>
+      <w:proofErr w:type="spellEnd"/>
+      <w:r>
+        <w:rPr>
+          <w:rFonts w:ascii="Times New Roman" w:hAnsi="Times New Roman" w:cs="Times New Roman"/>
+        </w:rPr>
+        <w:t xml:space="preserve">, </w:t>
+      </w:r>
+      <w:proofErr w:type="spellStart"/>
+      <w:r>
+        <w:rPr>
+          <w:rFonts w:ascii="Times New Roman" w:hAnsi="Times New Roman" w:cs="Times New Roman"/>
+        </w:rPr>
+        <w:t>tepatnya</w:t>
+      </w:r>
+      <w:proofErr w:type="spellEnd"/>
+      <w:r>
+        <w:rPr>
+          <w:rFonts w:ascii="Times New Roman" w:hAnsi="Times New Roman" w:cs="Times New Roman"/>
+        </w:rPr>
+        <w:t xml:space="preserve"> di </w:t>
+      </w:r>
+      <w:proofErr w:type="spellStart"/>
+      <w:r>
+        <w:rPr>
+          <w:rFonts w:ascii="Times New Roman" w:hAnsi="Times New Roman" w:cs="Times New Roman"/>
+        </w:rPr>
+        <w:t>dalam</w:t>
+      </w:r>
+      <w:proofErr w:type="spellEnd"/>
+      <w:r>
+        <w:rPr>
+          <w:rFonts w:ascii="Times New Roman" w:hAnsi="Times New Roman" w:cs="Times New Roman"/>
+        </w:rPr>
+        <w:t xml:space="preserve"> </w:t>
+      </w:r>
+      <w:proofErr w:type="spellStart"/>
+      <w:r>
+        <w:rPr>
+          <w:rFonts w:ascii="Times New Roman" w:hAnsi="Times New Roman" w:cs="Times New Roman"/>
+        </w:rPr>
+        <w:t>metode</w:t>
+      </w:r>
+      <w:proofErr w:type="spellEnd"/>
+      <w:r>
+        <w:rPr>
+          <w:rFonts w:ascii="Times New Roman" w:hAnsi="Times New Roman" w:cs="Times New Roman"/>
+        </w:rPr>
+        <w:t xml:space="preserve"> </w:t>
+      </w:r>
+      <w:proofErr w:type="spellStart"/>
+      <w:proofErr w:type="gramStart"/>
+      <w:r>
+        <w:rPr>
+          <w:rFonts w:ascii="Times New Roman" w:hAnsi="Times New Roman" w:cs="Times New Roman"/>
+        </w:rPr>
+        <w:lastRenderedPageBreak/>
+        <w:t>onBindViewHolder</w:t>
+      </w:r>
+      <w:proofErr w:type="spellEnd"/>
+      <w:r>
+        <w:rPr>
+          <w:rFonts w:ascii="Times New Roman" w:hAnsi="Times New Roman" w:cs="Times New Roman"/>
+        </w:rPr>
+        <w:t>(</w:t>
+      </w:r>
+      <w:proofErr w:type="gramEnd"/>
+      <w:r>
+        <w:rPr>
+          <w:rFonts w:ascii="Times New Roman" w:hAnsi="Times New Roman" w:cs="Times New Roman"/>
+        </w:rPr>
+        <w:t xml:space="preserve">), </w:t>
+      </w:r>
+      <w:proofErr w:type="spellStart"/>
+      <w:r>
+        <w:rPr>
+          <w:rFonts w:ascii="Times New Roman" w:hAnsi="Times New Roman" w:cs="Times New Roman"/>
+        </w:rPr>
+        <w:t>karena</w:t>
+      </w:r>
+      <w:proofErr w:type="spellEnd"/>
+      <w:r>
+        <w:rPr>
+          <w:rFonts w:ascii="Times New Roman" w:hAnsi="Times New Roman" w:cs="Times New Roman"/>
+        </w:rPr>
+        <w:t xml:space="preserve"> </w:t>
+      </w:r>
+      <w:proofErr w:type="spellStart"/>
+      <w:r>
+        <w:rPr>
+          <w:rFonts w:ascii="Times New Roman" w:hAnsi="Times New Roman" w:cs="Times New Roman"/>
+        </w:rPr>
+        <w:t>bagian</w:t>
+      </w:r>
+      <w:proofErr w:type="spellEnd"/>
+      <w:r>
+        <w:rPr>
+          <w:rFonts w:ascii="Times New Roman" w:hAnsi="Times New Roman" w:cs="Times New Roman"/>
+        </w:rPr>
+        <w:t xml:space="preserve"> </w:t>
+      </w:r>
+      <w:proofErr w:type="spellStart"/>
+      <w:r>
+        <w:rPr>
+          <w:rFonts w:ascii="Times New Roman" w:hAnsi="Times New Roman" w:cs="Times New Roman"/>
+        </w:rPr>
+        <w:t>ini</w:t>
+      </w:r>
+      <w:proofErr w:type="spellEnd"/>
+      <w:r>
+        <w:rPr>
+          <w:rFonts w:ascii="Times New Roman" w:hAnsi="Times New Roman" w:cs="Times New Roman"/>
+        </w:rPr>
+        <w:t xml:space="preserve"> </w:t>
+      </w:r>
+      <w:proofErr w:type="spellStart"/>
+      <w:r>
+        <w:rPr>
+          <w:rFonts w:ascii="Times New Roman" w:hAnsi="Times New Roman" w:cs="Times New Roman"/>
+        </w:rPr>
+        <w:t>memiliki</w:t>
+      </w:r>
+      <w:proofErr w:type="spellEnd"/>
+      <w:r>
+        <w:rPr>
+          <w:rFonts w:ascii="Times New Roman" w:hAnsi="Times New Roman" w:cs="Times New Roman"/>
+        </w:rPr>
+        <w:t xml:space="preserve"> </w:t>
+      </w:r>
+      <w:proofErr w:type="spellStart"/>
+      <w:r>
+        <w:rPr>
+          <w:rFonts w:ascii="Times New Roman" w:hAnsi="Times New Roman" w:cs="Times New Roman"/>
+        </w:rPr>
+        <w:t>akses</w:t>
+      </w:r>
+      <w:proofErr w:type="spellEnd"/>
+      <w:r>
+        <w:rPr>
+          <w:rFonts w:ascii="Times New Roman" w:hAnsi="Times New Roman" w:cs="Times New Roman"/>
+        </w:rPr>
+        <w:t xml:space="preserve"> </w:t>
+      </w:r>
+      <w:proofErr w:type="spellStart"/>
+      <w:r>
+        <w:rPr>
+          <w:rFonts w:ascii="Times New Roman" w:hAnsi="Times New Roman" w:cs="Times New Roman"/>
+        </w:rPr>
+        <w:t>terhadap</w:t>
+      </w:r>
+      <w:proofErr w:type="spellEnd"/>
+      <w:r>
+        <w:rPr>
+          <w:rFonts w:ascii="Times New Roman" w:hAnsi="Times New Roman" w:cs="Times New Roman"/>
+        </w:rPr>
+        <w:t xml:space="preserve"> data </w:t>
+      </w:r>
+      <w:proofErr w:type="spellStart"/>
+      <w:r>
+        <w:rPr>
+          <w:rFonts w:ascii="Times New Roman" w:hAnsi="Times New Roman" w:cs="Times New Roman"/>
+        </w:rPr>
+        <w:t>setiap</w:t>
+      </w:r>
+      <w:proofErr w:type="spellEnd"/>
+      <w:r>
+        <w:rPr>
+          <w:rFonts w:ascii="Times New Roman" w:hAnsi="Times New Roman" w:cs="Times New Roman"/>
+        </w:rPr>
+        <w:t xml:space="preserve"> item dan </w:t>
+      </w:r>
+      <w:proofErr w:type="spellStart"/>
+      <w:r>
+        <w:rPr>
+          <w:rFonts w:ascii="Times New Roman" w:hAnsi="Times New Roman" w:cs="Times New Roman"/>
+        </w:rPr>
+        <w:t>komponen</w:t>
+      </w:r>
+      <w:proofErr w:type="spellEnd"/>
+      <w:r>
+        <w:rPr>
+          <w:rFonts w:ascii="Times New Roman" w:hAnsi="Times New Roman" w:cs="Times New Roman"/>
+        </w:rPr>
+        <w:t xml:space="preserve"> </w:t>
+      </w:r>
+      <w:proofErr w:type="spellStart"/>
+      <w:r>
+        <w:rPr>
+          <w:rFonts w:ascii="Times New Roman" w:hAnsi="Times New Roman" w:cs="Times New Roman"/>
+        </w:rPr>
+        <w:t>tampilan</w:t>
+      </w:r>
+      <w:proofErr w:type="spellEnd"/>
+      <w:r>
+        <w:rPr>
+          <w:rFonts w:ascii="Times New Roman" w:hAnsi="Times New Roman" w:cs="Times New Roman"/>
+        </w:rPr>
+        <w:t xml:space="preserve">. </w:t>
+      </w:r>
+      <w:r>
+        <w:rPr>
+          <w:rFonts w:ascii="Times New Roman" w:hAnsi="Times New Roman" w:cs="Times New Roman"/>
+          <w:lang w:val="de-DE"/>
+        </w:rPr>
+        <w:t>Ketiga, file Kampus.kt berfungsi sebagai data model yang mendefinisikan struktur data kampus, lengkap dengan nama, lokasi, sejarah, dan foto. File tersebut dirancang sebagai data class dan ditandai sebagai Parcelable agar dapat dikirim antar Activity menggunakan Intent secara efisien dan aman.</w:t>
+      </w:r>
+    </w:p>
+    <w:p>
+      <w:pPr>
+        <w:spacing w:after="20" w:line="259" w:lineRule="auto"/>
+        <w:ind w:left="77"/>
+        <w:rPr>
+          <w:rFonts w:ascii="Times New Roman" w:hAnsi="Times New Roman" w:cs="Times New Roman"/>
+          <w:lang w:val="de-DE"/>
+        </w:rPr>
+      </w:pPr>
+      <w:r>
+        <w:rPr>
+          <w:rFonts w:ascii="Times New Roman" w:hAnsi="Times New Roman" w:cs="Times New Roman"/>
+          <w:lang w:val="de-DE"/>
+        </w:rPr>
+        <w:t>Secara keseluruhan, struktur proyek kini menjadi lebih modern, terorganisasi, dan mudah dikembangkan. Praktik terbaik Android seperti penggunaan Parcelable, pemisahan tanggung jawab antar Activity, penggunaan Material Design, pembaruan dependensi ke versi terbaru, serta penerapan null safety pada Kotlin telah memberikan peningkatan signifikan baik dari sisi tampilan, performa, maupun maintainability aplikasi.</w:t>
+      </w:r>
+    </w:p>
+    <w:p>
+      <w:pPr>
+        <w:spacing w:after="20" w:line="259" w:lineRule="auto"/>
+        <w:ind w:left="77"/>
+        <w:rPr>
+          <w:rFonts w:ascii="Times New Roman" w:hAnsi="Times New Roman" w:cs="Times New Roman"/>
+          <w:lang w:val="de-DE"/>
+        </w:rPr>
+      </w:pPr>
+    </w:p>
+    <w:p>
+      <w:pPr>
+        <w:spacing w:after="20" w:line="259" w:lineRule="auto"/>
+        <w:ind w:left="77"/>
+        <w:jc w:val="left"/>
+        <w:rPr>
+          <w:rFonts w:ascii="Times New Roman" w:hAnsi="Times New Roman" w:cs="Times New Roman"/>
+          <w:lang w:val="de-DE"/>
+        </w:rPr>
+      </w:pPr>
+    </w:p>
+    <w:p>
+      <w:pPr>
+        <w:spacing w:after="20" w:line="259" w:lineRule="auto"/>
+        <w:ind w:left="77"/>
+        <w:jc w:val="left"/>
+        <w:rPr>
+          <w:rFonts w:ascii="Times New Roman" w:hAnsi="Times New Roman" w:cs="Times New Roman"/>
+          <w:lang w:val="de-DE"/>
+        </w:rPr>
+      </w:pPr>
+    </w:p>
+    <w:p>
+      <w:pPr>
+        <w:spacing w:after="21" w:line="259" w:lineRule="auto"/>
+        <w:ind w:left="77" w:firstLine="0"/>
+        <w:jc w:val="left"/>
+        <w:rPr>
+          <w:rFonts w:ascii="Times New Roman" w:hAnsi="Times New Roman" w:cs="Times New Roman"/>
+          <w:lang w:val="de-DE"/>
+        </w:rPr>
+      </w:pPr>
+      <w:r>
+        <w:rPr>
+          <w:rFonts w:ascii="Times New Roman" w:hAnsi="Times New Roman" w:cs="Times New Roman"/>
+          <w:lang w:val="de-DE"/>
+        </w:rPr>
+        <w:t xml:space="preserve"> </w:t>
       </w:r>
     </w:p>
     <w:p>
@@ -10053,2302 +11507,58 @@
         <w:jc w:val="left"/>
         <w:rPr>
           <w:rFonts w:ascii="Times New Roman" w:hAnsi="Times New Roman" w:cs="Times New Roman"/>
-        </w:rPr>
-      </w:pPr>
-      <w:r>
-        <w:rPr>
-          <w:rFonts w:ascii="Times New Roman" w:hAnsi="Times New Roman" w:cs="Times New Roman"/>
-          <w:noProof/>
-        </w:rPr>
-        <w:drawing>
-          <wp:inline distT="0" distB="0" distL="0" distR="0" wp14:anchorId="1A825DF0" wp14:editId="617B7E3C">
-            <wp:extent cx="1777365" cy="3361044"/>
-            <wp:effectExtent l="0" t="0" r="0" b="0"/>
-            <wp:docPr id="1687779127" name="Gambar 1"/>
-            <wp:cNvGraphicFramePr>
-              <a:graphicFrameLocks xmlns:a="http://schemas.openxmlformats.org/drawingml/2006/main" noChangeAspect="1"/>
-            </wp:cNvGraphicFramePr>
-            <a:graphic xmlns:a="http://schemas.openxmlformats.org/drawingml/2006/main">
-              <a:graphicData uri="http://schemas.openxmlformats.org/drawingml/2006/picture">
-                <pic:pic xmlns:pic="http://schemas.openxmlformats.org/drawingml/2006/picture">
-                  <pic:nvPicPr>
-                    <pic:cNvPr id="1687779127" name=""/>
-                    <pic:cNvPicPr/>
-                  </pic:nvPicPr>
-                  <pic:blipFill>
-                    <a:blip r:embed="rId16"/>
-                    <a:stretch>
-                      <a:fillRect/>
-                    </a:stretch>
-                  </pic:blipFill>
-                  <pic:spPr>
-                    <a:xfrm>
-                      <a:off x="0" y="0"/>
-                      <a:ext cx="1792372" cy="3389423"/>
-                    </a:xfrm>
-                    <a:prstGeom prst="rect">
-                      <a:avLst/>
-                    </a:prstGeom>
-                  </pic:spPr>
-                </pic:pic>
-              </a:graphicData>
-            </a:graphic>
-          </wp:inline>
-        </w:drawing>
-      </w:r>
-      <w:r>
-        <w:rPr>
-          <w:rFonts w:ascii="Times New Roman" w:hAnsi="Times New Roman" w:cs="Times New Roman"/>
-          <w:noProof/>
-        </w:rPr>
-        <w:drawing>
-          <wp:inline distT="0" distB="0" distL="0" distR="0" wp14:anchorId="63829028" wp14:editId="4830FD3B">
-            <wp:extent cx="1781124" cy="3327006"/>
-            <wp:effectExtent l="0" t="0" r="0" b="6985"/>
-            <wp:docPr id="1949402914" name="Gambar 1"/>
-            <wp:cNvGraphicFramePr>
-              <a:graphicFrameLocks xmlns:a="http://schemas.openxmlformats.org/drawingml/2006/main" noChangeAspect="1"/>
-            </wp:cNvGraphicFramePr>
-            <a:graphic xmlns:a="http://schemas.openxmlformats.org/drawingml/2006/main">
-              <a:graphicData uri="http://schemas.openxmlformats.org/drawingml/2006/picture">
-                <pic:pic xmlns:pic="http://schemas.openxmlformats.org/drawingml/2006/picture">
-                  <pic:nvPicPr>
-                    <pic:cNvPr id="1949402914" name=""/>
-                    <pic:cNvPicPr/>
-                  </pic:nvPicPr>
-                  <pic:blipFill>
-                    <a:blip r:embed="rId17"/>
-                    <a:stretch>
-                      <a:fillRect/>
-                    </a:stretch>
-                  </pic:blipFill>
-                  <pic:spPr>
-                    <a:xfrm>
-                      <a:off x="0" y="0"/>
-                      <a:ext cx="1789473" cy="3342601"/>
-                    </a:xfrm>
-                    <a:prstGeom prst="rect">
-                      <a:avLst/>
-                    </a:prstGeom>
-                  </pic:spPr>
-                </pic:pic>
-              </a:graphicData>
-            </a:graphic>
-          </wp:inline>
-        </w:drawing>
+          <w:lang w:val="de-DE"/>
+        </w:rPr>
+      </w:pPr>
+      <w:r>
+        <w:rPr>
+          <w:rFonts w:ascii="Times New Roman" w:hAnsi="Times New Roman" w:cs="Times New Roman"/>
+          <w:lang w:val="de-DE"/>
+        </w:rPr>
+        <w:t xml:space="preserve"> </w:t>
       </w:r>
     </w:p>
     <w:p>
       <w:pPr>
-        <w:spacing w:after="20" w:line="259" w:lineRule="auto"/>
-        <w:ind w:left="77"/>
-        <w:rPr>
-          <w:rFonts w:ascii="Times New Roman" w:hAnsi="Times New Roman" w:cs="Times New Roman"/>
-        </w:rPr>
-      </w:pPr>
-      <w:proofErr w:type="spellStart"/>
-      <w:proofErr w:type="gramStart"/>
-      <w:r>
-        <w:rPr>
-          <w:rFonts w:ascii="Times New Roman" w:hAnsi="Times New Roman" w:cs="Times New Roman"/>
-        </w:rPr>
-        <w:t>Analisis</w:t>
-      </w:r>
-      <w:proofErr w:type="spellEnd"/>
-      <w:r>
-        <w:rPr>
-          <w:rFonts w:ascii="Times New Roman" w:hAnsi="Times New Roman" w:cs="Times New Roman"/>
-        </w:rPr>
-        <w:t xml:space="preserve"> :</w:t>
-      </w:r>
-      <w:proofErr w:type="gramEnd"/>
-      <w:r>
-        <w:rPr>
-          <w:rFonts w:ascii="Times New Roman" w:hAnsi="Times New Roman" w:cs="Times New Roman"/>
-        </w:rPr>
-        <w:t xml:space="preserve"> </w:t>
-      </w:r>
-      <w:r>
-        <w:rPr>
-          <w:rFonts w:ascii="Times New Roman" w:hAnsi="Times New Roman" w:cs="Times New Roman"/>
-        </w:rPr>
-        <w:t xml:space="preserve">Desain layout pada </w:t>
-      </w:r>
-      <w:proofErr w:type="spellStart"/>
-      <w:r>
-        <w:rPr>
-          <w:rFonts w:ascii="Times New Roman" w:hAnsi="Times New Roman" w:cs="Times New Roman"/>
-        </w:rPr>
-        <w:t>berkas</w:t>
-      </w:r>
-      <w:proofErr w:type="spellEnd"/>
-      <w:r>
-        <w:rPr>
-          <w:rFonts w:ascii="Times New Roman" w:hAnsi="Times New Roman" w:cs="Times New Roman"/>
-        </w:rPr>
-        <w:t xml:space="preserve"> </w:t>
-      </w:r>
-      <w:r>
-        <w:rPr>
-          <w:rFonts w:ascii="Times New Roman" w:hAnsi="Times New Roman" w:cs="Times New Roman"/>
-          <w:i/>
-          <w:iCs/>
-        </w:rPr>
-        <w:t>activity_profile.xml</w:t>
-      </w:r>
-      <w:r>
-        <w:rPr>
-          <w:rFonts w:ascii="Times New Roman" w:hAnsi="Times New Roman" w:cs="Times New Roman"/>
-        </w:rPr>
-        <w:t xml:space="preserve"> </w:t>
-      </w:r>
-      <w:proofErr w:type="spellStart"/>
-      <w:r>
-        <w:rPr>
-          <w:rFonts w:ascii="Times New Roman" w:hAnsi="Times New Roman" w:cs="Times New Roman"/>
-        </w:rPr>
-        <w:t>menampilkan</w:t>
-      </w:r>
-      <w:proofErr w:type="spellEnd"/>
-      <w:r>
-        <w:rPr>
-          <w:rFonts w:ascii="Times New Roman" w:hAnsi="Times New Roman" w:cs="Times New Roman"/>
-        </w:rPr>
-        <w:t xml:space="preserve"> </w:t>
-      </w:r>
-      <w:proofErr w:type="spellStart"/>
-      <w:r>
-        <w:rPr>
-          <w:rFonts w:ascii="Times New Roman" w:hAnsi="Times New Roman" w:cs="Times New Roman"/>
-        </w:rPr>
-        <w:t>pendekatan</w:t>
-      </w:r>
-      <w:proofErr w:type="spellEnd"/>
-      <w:r>
-        <w:rPr>
-          <w:rFonts w:ascii="Times New Roman" w:hAnsi="Times New Roman" w:cs="Times New Roman"/>
-        </w:rPr>
-        <w:t xml:space="preserve"> UI yang </w:t>
-      </w:r>
-      <w:proofErr w:type="spellStart"/>
-      <w:r>
-        <w:rPr>
-          <w:rFonts w:ascii="Times New Roman" w:hAnsi="Times New Roman" w:cs="Times New Roman"/>
-        </w:rPr>
-        <w:t>bersih</w:t>
-      </w:r>
-      <w:proofErr w:type="spellEnd"/>
-      <w:r>
-        <w:rPr>
-          <w:rFonts w:ascii="Times New Roman" w:hAnsi="Times New Roman" w:cs="Times New Roman"/>
-        </w:rPr>
-        <w:t xml:space="preserve"> dan modern </w:t>
-      </w:r>
-      <w:proofErr w:type="spellStart"/>
-      <w:r>
-        <w:rPr>
-          <w:rFonts w:ascii="Times New Roman" w:hAnsi="Times New Roman" w:cs="Times New Roman"/>
-        </w:rPr>
-        <w:t>dengan</w:t>
-      </w:r>
-      <w:proofErr w:type="spellEnd"/>
-      <w:r>
-        <w:rPr>
-          <w:rFonts w:ascii="Times New Roman" w:hAnsi="Times New Roman" w:cs="Times New Roman"/>
-        </w:rPr>
-        <w:t xml:space="preserve"> </w:t>
-      </w:r>
-      <w:proofErr w:type="spellStart"/>
-      <w:r>
-        <w:rPr>
-          <w:rFonts w:ascii="Times New Roman" w:hAnsi="Times New Roman" w:cs="Times New Roman"/>
-        </w:rPr>
-        <w:t>memanfaatkan</w:t>
-      </w:r>
-      <w:proofErr w:type="spellEnd"/>
-      <w:r>
-        <w:rPr>
-          <w:rFonts w:ascii="Times New Roman" w:hAnsi="Times New Roman" w:cs="Times New Roman"/>
-        </w:rPr>
-        <w:t xml:space="preserve"> </w:t>
-      </w:r>
-      <w:proofErr w:type="spellStart"/>
-      <w:r>
-        <w:rPr>
-          <w:rFonts w:ascii="Times New Roman" w:hAnsi="Times New Roman" w:cs="Times New Roman"/>
-        </w:rPr>
-        <w:t>prinsip</w:t>
-      </w:r>
-      <w:proofErr w:type="spellEnd"/>
-      <w:r>
-        <w:rPr>
-          <w:rFonts w:ascii="Times New Roman" w:hAnsi="Times New Roman" w:cs="Times New Roman"/>
-        </w:rPr>
-        <w:t xml:space="preserve"> Material Design. </w:t>
-      </w:r>
-      <w:proofErr w:type="spellStart"/>
-      <w:r>
-        <w:rPr>
-          <w:rFonts w:ascii="Times New Roman" w:hAnsi="Times New Roman" w:cs="Times New Roman"/>
-        </w:rPr>
-        <w:t>Seluruh</w:t>
-      </w:r>
-      <w:proofErr w:type="spellEnd"/>
-      <w:r>
-        <w:rPr>
-          <w:rFonts w:ascii="Times New Roman" w:hAnsi="Times New Roman" w:cs="Times New Roman"/>
-        </w:rPr>
-        <w:t xml:space="preserve"> </w:t>
-      </w:r>
-      <w:proofErr w:type="spellStart"/>
-      <w:r>
-        <w:rPr>
-          <w:rFonts w:ascii="Times New Roman" w:hAnsi="Times New Roman" w:cs="Times New Roman"/>
-        </w:rPr>
-        <w:t>elemen</w:t>
-      </w:r>
-      <w:proofErr w:type="spellEnd"/>
-      <w:r>
-        <w:rPr>
-          <w:rFonts w:ascii="Times New Roman" w:hAnsi="Times New Roman" w:cs="Times New Roman"/>
-        </w:rPr>
-        <w:t xml:space="preserve"> </w:t>
-      </w:r>
-      <w:proofErr w:type="spellStart"/>
-      <w:r>
-        <w:rPr>
-          <w:rFonts w:ascii="Times New Roman" w:hAnsi="Times New Roman" w:cs="Times New Roman"/>
-          <w:i/>
-          <w:iCs/>
-        </w:rPr>
-        <w:t>TextView</w:t>
-      </w:r>
-      <w:proofErr w:type="spellEnd"/>
-      <w:r>
-        <w:rPr>
-          <w:rFonts w:ascii="Times New Roman" w:hAnsi="Times New Roman" w:cs="Times New Roman"/>
-        </w:rPr>
-        <w:t xml:space="preserve"> </w:t>
-      </w:r>
-      <w:proofErr w:type="spellStart"/>
-      <w:r>
-        <w:rPr>
-          <w:rFonts w:ascii="Times New Roman" w:hAnsi="Times New Roman" w:cs="Times New Roman"/>
-        </w:rPr>
-        <w:t>telah</w:t>
-      </w:r>
-      <w:proofErr w:type="spellEnd"/>
-      <w:r>
-        <w:rPr>
-          <w:rFonts w:ascii="Times New Roman" w:hAnsi="Times New Roman" w:cs="Times New Roman"/>
-        </w:rPr>
-        <w:t xml:space="preserve"> </w:t>
-      </w:r>
-      <w:proofErr w:type="spellStart"/>
-      <w:r>
-        <w:rPr>
-          <w:rFonts w:ascii="Times New Roman" w:hAnsi="Times New Roman" w:cs="Times New Roman"/>
-        </w:rPr>
-        <w:t>menggunakan</w:t>
-      </w:r>
-      <w:proofErr w:type="spellEnd"/>
-      <w:r>
-        <w:rPr>
-          <w:rFonts w:ascii="Times New Roman" w:hAnsi="Times New Roman" w:cs="Times New Roman"/>
-        </w:rPr>
-        <w:t xml:space="preserve"> </w:t>
-      </w:r>
-      <w:proofErr w:type="spellStart"/>
-      <w:r>
-        <w:rPr>
-          <w:rFonts w:ascii="Times New Roman" w:hAnsi="Times New Roman" w:cs="Times New Roman"/>
-        </w:rPr>
-        <w:t>warna</w:t>
-      </w:r>
-      <w:proofErr w:type="spellEnd"/>
-      <w:r>
-        <w:rPr>
-          <w:rFonts w:ascii="Times New Roman" w:hAnsi="Times New Roman" w:cs="Times New Roman"/>
-        </w:rPr>
-        <w:t xml:space="preserve"> </w:t>
-      </w:r>
-      <w:proofErr w:type="spellStart"/>
-      <w:r>
-        <w:rPr>
-          <w:rFonts w:ascii="Times New Roman" w:hAnsi="Times New Roman" w:cs="Times New Roman"/>
-        </w:rPr>
-        <w:t>teks</w:t>
-      </w:r>
-      <w:proofErr w:type="spellEnd"/>
-      <w:r>
-        <w:rPr>
-          <w:rFonts w:ascii="Times New Roman" w:hAnsi="Times New Roman" w:cs="Times New Roman"/>
-        </w:rPr>
-        <w:t xml:space="preserve"> </w:t>
-      </w:r>
-      <w:proofErr w:type="spellStart"/>
-      <w:r>
-        <w:rPr>
-          <w:rFonts w:ascii="Times New Roman" w:hAnsi="Times New Roman" w:cs="Times New Roman"/>
-        </w:rPr>
-        <w:t>hitam</w:t>
-      </w:r>
-      <w:proofErr w:type="spellEnd"/>
-      <w:r>
-        <w:rPr>
-          <w:rFonts w:ascii="Times New Roman" w:hAnsi="Times New Roman" w:cs="Times New Roman"/>
-        </w:rPr>
-        <w:t xml:space="preserve"> (@</w:t>
-      </w:r>
-      <w:proofErr w:type="gramStart"/>
-      <w:r>
-        <w:rPr>
-          <w:rFonts w:ascii="Times New Roman" w:hAnsi="Times New Roman" w:cs="Times New Roman"/>
-        </w:rPr>
-        <w:t>android:color</w:t>
-      </w:r>
-      <w:proofErr w:type="gramEnd"/>
-      <w:r>
-        <w:rPr>
-          <w:rFonts w:ascii="Times New Roman" w:hAnsi="Times New Roman" w:cs="Times New Roman"/>
-        </w:rPr>
-        <w:t xml:space="preserve">/black), </w:t>
-      </w:r>
-      <w:proofErr w:type="spellStart"/>
-      <w:r>
-        <w:rPr>
-          <w:rFonts w:ascii="Times New Roman" w:hAnsi="Times New Roman" w:cs="Times New Roman"/>
-        </w:rPr>
-        <w:t>sehingga</w:t>
-      </w:r>
-      <w:proofErr w:type="spellEnd"/>
-      <w:r>
-        <w:rPr>
-          <w:rFonts w:ascii="Times New Roman" w:hAnsi="Times New Roman" w:cs="Times New Roman"/>
-        </w:rPr>
-        <w:t xml:space="preserve"> </w:t>
-      </w:r>
-      <w:proofErr w:type="spellStart"/>
-      <w:r>
-        <w:rPr>
-          <w:rFonts w:ascii="Times New Roman" w:hAnsi="Times New Roman" w:cs="Times New Roman"/>
-        </w:rPr>
-        <w:t>keterbacaan</w:t>
-      </w:r>
-      <w:proofErr w:type="spellEnd"/>
-      <w:r>
-        <w:rPr>
-          <w:rFonts w:ascii="Times New Roman" w:hAnsi="Times New Roman" w:cs="Times New Roman"/>
-        </w:rPr>
-        <w:t xml:space="preserve"> </w:t>
-      </w:r>
-      <w:proofErr w:type="spellStart"/>
-      <w:r>
-        <w:rPr>
-          <w:rFonts w:ascii="Times New Roman" w:hAnsi="Times New Roman" w:cs="Times New Roman"/>
-        </w:rPr>
-        <w:t>tetap</w:t>
-      </w:r>
-      <w:proofErr w:type="spellEnd"/>
-      <w:r>
-        <w:rPr>
-          <w:rFonts w:ascii="Times New Roman" w:hAnsi="Times New Roman" w:cs="Times New Roman"/>
-        </w:rPr>
-        <w:t xml:space="preserve"> </w:t>
-      </w:r>
-      <w:proofErr w:type="spellStart"/>
-      <w:r>
-        <w:rPr>
-          <w:rFonts w:ascii="Times New Roman" w:hAnsi="Times New Roman" w:cs="Times New Roman"/>
-        </w:rPr>
-        <w:t>terjaga</w:t>
-      </w:r>
-      <w:proofErr w:type="spellEnd"/>
-      <w:r>
-        <w:rPr>
-          <w:rFonts w:ascii="Times New Roman" w:hAnsi="Times New Roman" w:cs="Times New Roman"/>
-        </w:rPr>
-        <w:t xml:space="preserve"> </w:t>
-      </w:r>
-      <w:proofErr w:type="spellStart"/>
-      <w:r>
-        <w:rPr>
-          <w:rFonts w:ascii="Times New Roman" w:hAnsi="Times New Roman" w:cs="Times New Roman"/>
-        </w:rPr>
-        <w:t>ketika</w:t>
-      </w:r>
-      <w:proofErr w:type="spellEnd"/>
-      <w:r>
-        <w:rPr>
-          <w:rFonts w:ascii="Times New Roman" w:hAnsi="Times New Roman" w:cs="Times New Roman"/>
-        </w:rPr>
-        <w:t xml:space="preserve"> </w:t>
-      </w:r>
-      <w:proofErr w:type="spellStart"/>
-      <w:r>
-        <w:rPr>
-          <w:rFonts w:ascii="Times New Roman" w:hAnsi="Times New Roman" w:cs="Times New Roman"/>
-        </w:rPr>
-        <w:t>dipadukan</w:t>
-      </w:r>
-      <w:proofErr w:type="spellEnd"/>
-      <w:r>
-        <w:rPr>
-          <w:rFonts w:ascii="Times New Roman" w:hAnsi="Times New Roman" w:cs="Times New Roman"/>
-        </w:rPr>
-        <w:t xml:space="preserve"> </w:t>
-      </w:r>
-      <w:proofErr w:type="spellStart"/>
-      <w:r>
-        <w:rPr>
-          <w:rFonts w:ascii="Times New Roman" w:hAnsi="Times New Roman" w:cs="Times New Roman"/>
-        </w:rPr>
-        <w:t>dengan</w:t>
-      </w:r>
-      <w:proofErr w:type="spellEnd"/>
-      <w:r>
-        <w:rPr>
-          <w:rFonts w:ascii="Times New Roman" w:hAnsi="Times New Roman" w:cs="Times New Roman"/>
-        </w:rPr>
-        <w:t xml:space="preserve"> </w:t>
-      </w:r>
-      <w:proofErr w:type="spellStart"/>
-      <w:r>
-        <w:rPr>
-          <w:rFonts w:ascii="Times New Roman" w:hAnsi="Times New Roman" w:cs="Times New Roman"/>
-        </w:rPr>
-        <w:t>latar</w:t>
-      </w:r>
-      <w:proofErr w:type="spellEnd"/>
-      <w:r>
-        <w:rPr>
-          <w:rFonts w:ascii="Times New Roman" w:hAnsi="Times New Roman" w:cs="Times New Roman"/>
-        </w:rPr>
-        <w:t xml:space="preserve"> </w:t>
-      </w:r>
-      <w:proofErr w:type="spellStart"/>
-      <w:r>
-        <w:rPr>
-          <w:rFonts w:ascii="Times New Roman" w:hAnsi="Times New Roman" w:cs="Times New Roman"/>
-        </w:rPr>
-        <w:t>belakang</w:t>
-      </w:r>
-      <w:proofErr w:type="spellEnd"/>
-      <w:r>
-        <w:rPr>
-          <w:rFonts w:ascii="Times New Roman" w:hAnsi="Times New Roman" w:cs="Times New Roman"/>
-        </w:rPr>
-        <w:t xml:space="preserve"> </w:t>
-      </w:r>
-      <w:proofErr w:type="spellStart"/>
-      <w:r>
-        <w:rPr>
-          <w:rFonts w:ascii="Times New Roman" w:hAnsi="Times New Roman" w:cs="Times New Roman"/>
-        </w:rPr>
-        <w:t>terang</w:t>
-      </w:r>
-      <w:proofErr w:type="spellEnd"/>
-      <w:r>
-        <w:rPr>
-          <w:rFonts w:ascii="Times New Roman" w:hAnsi="Times New Roman" w:cs="Times New Roman"/>
-        </w:rPr>
-        <w:t xml:space="preserve"> </w:t>
-      </w:r>
-      <w:proofErr w:type="spellStart"/>
-      <w:r>
-        <w:rPr>
-          <w:rFonts w:ascii="Times New Roman" w:hAnsi="Times New Roman" w:cs="Times New Roman"/>
-        </w:rPr>
-        <w:t>maupun</w:t>
-      </w:r>
-      <w:proofErr w:type="spellEnd"/>
-      <w:r>
-        <w:rPr>
-          <w:rFonts w:ascii="Times New Roman" w:hAnsi="Times New Roman" w:cs="Times New Roman"/>
-        </w:rPr>
-        <w:t xml:space="preserve"> </w:t>
-      </w:r>
-      <w:proofErr w:type="spellStart"/>
-      <w:r>
-        <w:rPr>
-          <w:rFonts w:ascii="Times New Roman" w:hAnsi="Times New Roman" w:cs="Times New Roman"/>
-        </w:rPr>
-        <w:t>gradasi</w:t>
-      </w:r>
-      <w:proofErr w:type="spellEnd"/>
-      <w:r>
-        <w:rPr>
-          <w:rFonts w:ascii="Times New Roman" w:hAnsi="Times New Roman" w:cs="Times New Roman"/>
-        </w:rPr>
-        <w:t xml:space="preserve">. </w:t>
-      </w:r>
-      <w:proofErr w:type="spellStart"/>
-      <w:r>
-        <w:rPr>
-          <w:rFonts w:ascii="Times New Roman" w:hAnsi="Times New Roman" w:cs="Times New Roman"/>
-        </w:rPr>
-        <w:t>Elemen</w:t>
-      </w:r>
-      <w:proofErr w:type="spellEnd"/>
-      <w:r>
-        <w:rPr>
-          <w:rFonts w:ascii="Times New Roman" w:hAnsi="Times New Roman" w:cs="Times New Roman"/>
-        </w:rPr>
-        <w:t xml:space="preserve"> </w:t>
-      </w:r>
-      <w:proofErr w:type="spellStart"/>
-      <w:r>
-        <w:rPr>
-          <w:rFonts w:ascii="Times New Roman" w:hAnsi="Times New Roman" w:cs="Times New Roman"/>
-          <w:i/>
-          <w:iCs/>
-        </w:rPr>
-        <w:t>TextView</w:t>
-      </w:r>
-      <w:proofErr w:type="spellEnd"/>
-      <w:r>
-        <w:rPr>
-          <w:rFonts w:ascii="Times New Roman" w:hAnsi="Times New Roman" w:cs="Times New Roman"/>
-        </w:rPr>
-        <w:t xml:space="preserve"> </w:t>
-      </w:r>
-      <w:proofErr w:type="spellStart"/>
-      <w:r>
-        <w:rPr>
-          <w:rFonts w:ascii="Times New Roman" w:hAnsi="Times New Roman" w:cs="Times New Roman"/>
-        </w:rPr>
-        <w:t>tersebut</w:t>
-      </w:r>
-      <w:proofErr w:type="spellEnd"/>
-      <w:r>
-        <w:rPr>
-          <w:rFonts w:ascii="Times New Roman" w:hAnsi="Times New Roman" w:cs="Times New Roman"/>
-        </w:rPr>
-        <w:t xml:space="preserve"> </w:t>
-      </w:r>
-      <w:proofErr w:type="spellStart"/>
-      <w:r>
-        <w:rPr>
-          <w:rFonts w:ascii="Times New Roman" w:hAnsi="Times New Roman" w:cs="Times New Roman"/>
-        </w:rPr>
-        <w:t>menerapkan</w:t>
-      </w:r>
-      <w:proofErr w:type="spellEnd"/>
-      <w:r>
-        <w:rPr>
-          <w:rFonts w:ascii="Times New Roman" w:hAnsi="Times New Roman" w:cs="Times New Roman"/>
-        </w:rPr>
-        <w:t xml:space="preserve"> style </w:t>
-      </w:r>
-      <w:proofErr w:type="spellStart"/>
-      <w:r>
-        <w:rPr>
-          <w:rFonts w:ascii="Times New Roman" w:hAnsi="Times New Roman" w:cs="Times New Roman"/>
-        </w:rPr>
-        <w:t>khusus</w:t>
-      </w:r>
-      <w:proofErr w:type="spellEnd"/>
-      <w:r>
-        <w:rPr>
-          <w:rFonts w:ascii="Times New Roman" w:hAnsi="Times New Roman" w:cs="Times New Roman"/>
-        </w:rPr>
-        <w:t xml:space="preserve"> </w:t>
-      </w:r>
-      <w:proofErr w:type="spellStart"/>
-      <w:r>
-        <w:rPr>
-          <w:rFonts w:ascii="Times New Roman" w:hAnsi="Times New Roman" w:cs="Times New Roman"/>
-        </w:rPr>
-        <w:t>seperti</w:t>
-      </w:r>
-      <w:proofErr w:type="spellEnd"/>
-      <w:r>
-        <w:rPr>
-          <w:rFonts w:ascii="Times New Roman" w:hAnsi="Times New Roman" w:cs="Times New Roman"/>
-        </w:rPr>
-        <w:t xml:space="preserve"> @style/ProfileNameStyle dan @style/ProfileInfoStyle, yang </w:t>
-      </w:r>
-      <w:proofErr w:type="spellStart"/>
-      <w:r>
-        <w:rPr>
-          <w:rFonts w:ascii="Times New Roman" w:hAnsi="Times New Roman" w:cs="Times New Roman"/>
-        </w:rPr>
-        <w:t>kemungkinan</w:t>
-      </w:r>
-      <w:proofErr w:type="spellEnd"/>
-      <w:r>
-        <w:rPr>
-          <w:rFonts w:ascii="Times New Roman" w:hAnsi="Times New Roman" w:cs="Times New Roman"/>
-        </w:rPr>
-        <w:t xml:space="preserve"> </w:t>
-      </w:r>
-      <w:proofErr w:type="spellStart"/>
-      <w:r>
-        <w:rPr>
-          <w:rFonts w:ascii="Times New Roman" w:hAnsi="Times New Roman" w:cs="Times New Roman"/>
-        </w:rPr>
-        <w:t>berisi</w:t>
-      </w:r>
-      <w:proofErr w:type="spellEnd"/>
-      <w:r>
-        <w:rPr>
-          <w:rFonts w:ascii="Times New Roman" w:hAnsi="Times New Roman" w:cs="Times New Roman"/>
-        </w:rPr>
-        <w:t xml:space="preserve"> </w:t>
-      </w:r>
-      <w:proofErr w:type="spellStart"/>
-      <w:r>
-        <w:rPr>
-          <w:rFonts w:ascii="Times New Roman" w:hAnsi="Times New Roman" w:cs="Times New Roman"/>
-        </w:rPr>
-        <w:t>pengaturan</w:t>
-      </w:r>
-      <w:proofErr w:type="spellEnd"/>
-      <w:r>
-        <w:rPr>
-          <w:rFonts w:ascii="Times New Roman" w:hAnsi="Times New Roman" w:cs="Times New Roman"/>
-        </w:rPr>
-        <w:t xml:space="preserve"> </w:t>
-      </w:r>
-      <w:proofErr w:type="spellStart"/>
-      <w:r>
-        <w:rPr>
-          <w:rFonts w:ascii="Times New Roman" w:hAnsi="Times New Roman" w:cs="Times New Roman"/>
-        </w:rPr>
-        <w:t>ukuran</w:t>
-      </w:r>
-      <w:proofErr w:type="spellEnd"/>
-      <w:r>
-        <w:rPr>
-          <w:rFonts w:ascii="Times New Roman" w:hAnsi="Times New Roman" w:cs="Times New Roman"/>
-        </w:rPr>
-        <w:t xml:space="preserve"> </w:t>
-      </w:r>
-      <w:proofErr w:type="spellStart"/>
-      <w:r>
-        <w:rPr>
-          <w:rFonts w:ascii="Times New Roman" w:hAnsi="Times New Roman" w:cs="Times New Roman"/>
-        </w:rPr>
-        <w:t>huruf</w:t>
-      </w:r>
-      <w:proofErr w:type="spellEnd"/>
-      <w:r>
-        <w:rPr>
-          <w:rFonts w:ascii="Times New Roman" w:hAnsi="Times New Roman" w:cs="Times New Roman"/>
-        </w:rPr>
-        <w:t xml:space="preserve">, </w:t>
-      </w:r>
-      <w:proofErr w:type="spellStart"/>
-      <w:r>
-        <w:rPr>
-          <w:rFonts w:ascii="Times New Roman" w:hAnsi="Times New Roman" w:cs="Times New Roman"/>
-        </w:rPr>
-        <w:t>ketebalan</w:t>
-      </w:r>
-      <w:proofErr w:type="spellEnd"/>
-      <w:r>
-        <w:rPr>
-          <w:rFonts w:ascii="Times New Roman" w:hAnsi="Times New Roman" w:cs="Times New Roman"/>
-        </w:rPr>
-        <w:t xml:space="preserve">, </w:t>
-      </w:r>
-      <w:proofErr w:type="spellStart"/>
-      <w:r>
-        <w:rPr>
-          <w:rFonts w:ascii="Times New Roman" w:hAnsi="Times New Roman" w:cs="Times New Roman"/>
-        </w:rPr>
-        <w:t>serta</w:t>
-      </w:r>
-      <w:proofErr w:type="spellEnd"/>
-      <w:r>
-        <w:rPr>
-          <w:rFonts w:ascii="Times New Roman" w:hAnsi="Times New Roman" w:cs="Times New Roman"/>
-        </w:rPr>
-        <w:t xml:space="preserve"> </w:t>
-      </w:r>
-      <w:proofErr w:type="spellStart"/>
-      <w:r>
-        <w:rPr>
-          <w:rFonts w:ascii="Times New Roman" w:hAnsi="Times New Roman" w:cs="Times New Roman"/>
-        </w:rPr>
-        <w:t>atribut</w:t>
-      </w:r>
-      <w:proofErr w:type="spellEnd"/>
-      <w:r>
-        <w:rPr>
-          <w:rFonts w:ascii="Times New Roman" w:hAnsi="Times New Roman" w:cs="Times New Roman"/>
-        </w:rPr>
-        <w:t xml:space="preserve"> </w:t>
-      </w:r>
-      <w:proofErr w:type="spellStart"/>
-      <w:r>
-        <w:rPr>
-          <w:rFonts w:ascii="Times New Roman" w:hAnsi="Times New Roman" w:cs="Times New Roman"/>
-        </w:rPr>
-        <w:t>teks</w:t>
-      </w:r>
-      <w:proofErr w:type="spellEnd"/>
-      <w:r>
-        <w:rPr>
-          <w:rFonts w:ascii="Times New Roman" w:hAnsi="Times New Roman" w:cs="Times New Roman"/>
-        </w:rPr>
-        <w:t xml:space="preserve"> </w:t>
-      </w:r>
-      <w:proofErr w:type="spellStart"/>
-      <w:r>
-        <w:rPr>
-          <w:rFonts w:ascii="Times New Roman" w:hAnsi="Times New Roman" w:cs="Times New Roman"/>
-        </w:rPr>
-        <w:t>lainnya</w:t>
-      </w:r>
-      <w:proofErr w:type="spellEnd"/>
-      <w:r>
-        <w:rPr>
-          <w:rFonts w:ascii="Times New Roman" w:hAnsi="Times New Roman" w:cs="Times New Roman"/>
-        </w:rPr>
-        <w:t xml:space="preserve">. </w:t>
-      </w:r>
-      <w:proofErr w:type="spellStart"/>
-      <w:r>
-        <w:rPr>
-          <w:rFonts w:ascii="Times New Roman" w:hAnsi="Times New Roman" w:cs="Times New Roman"/>
-        </w:rPr>
-        <w:t>Pendekatan</w:t>
-      </w:r>
-      <w:proofErr w:type="spellEnd"/>
-      <w:r>
-        <w:rPr>
-          <w:rFonts w:ascii="Times New Roman" w:hAnsi="Times New Roman" w:cs="Times New Roman"/>
-        </w:rPr>
-        <w:t xml:space="preserve"> </w:t>
-      </w:r>
-      <w:proofErr w:type="spellStart"/>
-      <w:r>
-        <w:rPr>
-          <w:rFonts w:ascii="Times New Roman" w:hAnsi="Times New Roman" w:cs="Times New Roman"/>
-        </w:rPr>
-        <w:t>ini</w:t>
-      </w:r>
-      <w:proofErr w:type="spellEnd"/>
-      <w:r>
-        <w:rPr>
-          <w:rFonts w:ascii="Times New Roman" w:hAnsi="Times New Roman" w:cs="Times New Roman"/>
-        </w:rPr>
-        <w:t xml:space="preserve"> </w:t>
-      </w:r>
-      <w:proofErr w:type="spellStart"/>
-      <w:r>
-        <w:rPr>
-          <w:rFonts w:ascii="Times New Roman" w:hAnsi="Times New Roman" w:cs="Times New Roman"/>
-        </w:rPr>
-        <w:t>meningkatkan</w:t>
-      </w:r>
-      <w:proofErr w:type="spellEnd"/>
-      <w:r>
-        <w:rPr>
-          <w:rFonts w:ascii="Times New Roman" w:hAnsi="Times New Roman" w:cs="Times New Roman"/>
-        </w:rPr>
-        <w:t xml:space="preserve"> </w:t>
-      </w:r>
-      <w:proofErr w:type="spellStart"/>
-      <w:r>
-        <w:rPr>
-          <w:rFonts w:ascii="Times New Roman" w:hAnsi="Times New Roman" w:cs="Times New Roman"/>
-        </w:rPr>
-        <w:t>konsistensi</w:t>
-      </w:r>
-      <w:proofErr w:type="spellEnd"/>
-      <w:r>
-        <w:rPr>
-          <w:rFonts w:ascii="Times New Roman" w:hAnsi="Times New Roman" w:cs="Times New Roman"/>
-        </w:rPr>
-        <w:t xml:space="preserve"> </w:t>
-      </w:r>
-      <w:proofErr w:type="spellStart"/>
-      <w:r>
-        <w:rPr>
-          <w:rFonts w:ascii="Times New Roman" w:hAnsi="Times New Roman" w:cs="Times New Roman"/>
-        </w:rPr>
-        <w:t>tampilan</w:t>
-      </w:r>
-      <w:proofErr w:type="spellEnd"/>
-      <w:r>
-        <w:rPr>
-          <w:rFonts w:ascii="Times New Roman" w:hAnsi="Times New Roman" w:cs="Times New Roman"/>
-        </w:rPr>
-        <w:t xml:space="preserve"> dan </w:t>
-      </w:r>
-      <w:proofErr w:type="spellStart"/>
-      <w:r>
-        <w:rPr>
-          <w:rFonts w:ascii="Times New Roman" w:hAnsi="Times New Roman" w:cs="Times New Roman"/>
-        </w:rPr>
-        <w:t>mempermudah</w:t>
-      </w:r>
-      <w:proofErr w:type="spellEnd"/>
-      <w:r>
-        <w:rPr>
-          <w:rFonts w:ascii="Times New Roman" w:hAnsi="Times New Roman" w:cs="Times New Roman"/>
-        </w:rPr>
-        <w:t xml:space="preserve"> </w:t>
-      </w:r>
-      <w:proofErr w:type="spellStart"/>
-      <w:r>
-        <w:rPr>
-          <w:rFonts w:ascii="Times New Roman" w:hAnsi="Times New Roman" w:cs="Times New Roman"/>
-        </w:rPr>
-        <w:t>penggunaan</w:t>
-      </w:r>
-      <w:proofErr w:type="spellEnd"/>
-      <w:r>
-        <w:rPr>
-          <w:rFonts w:ascii="Times New Roman" w:hAnsi="Times New Roman" w:cs="Times New Roman"/>
-        </w:rPr>
-        <w:t xml:space="preserve"> </w:t>
-      </w:r>
-      <w:proofErr w:type="spellStart"/>
-      <w:r>
-        <w:rPr>
-          <w:rFonts w:ascii="Times New Roman" w:hAnsi="Times New Roman" w:cs="Times New Roman"/>
-        </w:rPr>
-        <w:t>ulang</w:t>
-      </w:r>
-      <w:proofErr w:type="spellEnd"/>
-      <w:r>
-        <w:rPr>
-          <w:rFonts w:ascii="Times New Roman" w:hAnsi="Times New Roman" w:cs="Times New Roman"/>
-        </w:rPr>
-        <w:t xml:space="preserve"> style di </w:t>
-      </w:r>
-      <w:proofErr w:type="spellStart"/>
-      <w:r>
-        <w:rPr>
-          <w:rFonts w:ascii="Times New Roman" w:hAnsi="Times New Roman" w:cs="Times New Roman"/>
-        </w:rPr>
-        <w:t>berbagai</w:t>
-      </w:r>
-      <w:proofErr w:type="spellEnd"/>
-      <w:r>
-        <w:rPr>
-          <w:rFonts w:ascii="Times New Roman" w:hAnsi="Times New Roman" w:cs="Times New Roman"/>
-        </w:rPr>
-        <w:t xml:space="preserve"> </w:t>
-      </w:r>
-      <w:proofErr w:type="spellStart"/>
-      <w:r>
-        <w:rPr>
-          <w:rFonts w:ascii="Times New Roman" w:hAnsi="Times New Roman" w:cs="Times New Roman"/>
-        </w:rPr>
-        <w:t>bagian</w:t>
-      </w:r>
-      <w:proofErr w:type="spellEnd"/>
-      <w:r>
-        <w:rPr>
-          <w:rFonts w:ascii="Times New Roman" w:hAnsi="Times New Roman" w:cs="Times New Roman"/>
-        </w:rPr>
-        <w:t xml:space="preserve"> </w:t>
-      </w:r>
-      <w:proofErr w:type="spellStart"/>
-      <w:r>
-        <w:rPr>
-          <w:rFonts w:ascii="Times New Roman" w:hAnsi="Times New Roman" w:cs="Times New Roman"/>
-        </w:rPr>
-        <w:t>aplikasi</w:t>
-      </w:r>
-      <w:proofErr w:type="spellEnd"/>
-      <w:r>
-        <w:rPr>
-          <w:rFonts w:ascii="Times New Roman" w:hAnsi="Times New Roman" w:cs="Times New Roman"/>
-        </w:rPr>
-        <w:t>.</w:t>
+        <w:spacing w:after="16" w:line="259" w:lineRule="auto"/>
+        <w:ind w:left="77" w:firstLine="0"/>
+        <w:jc w:val="left"/>
+        <w:rPr>
+          <w:rFonts w:ascii="Times New Roman" w:hAnsi="Times New Roman" w:cs="Times New Roman"/>
+          <w:lang w:val="de-DE"/>
+        </w:rPr>
+      </w:pPr>
+      <w:r>
+        <w:rPr>
+          <w:rFonts w:ascii="Times New Roman" w:hAnsi="Times New Roman" w:cs="Times New Roman"/>
+          <w:lang w:val="de-DE"/>
+        </w:rPr>
+        <w:t xml:space="preserve"> </w:t>
       </w:r>
     </w:p>
     <w:p>
       <w:pPr>
         <w:spacing w:after="20" w:line="259" w:lineRule="auto"/>
-        <w:ind w:left="77"/>
-        <w:rPr>
-          <w:rFonts w:ascii="Times New Roman" w:hAnsi="Times New Roman" w:cs="Times New Roman"/>
-        </w:rPr>
-      </w:pPr>
-      <w:r>
-        <w:rPr>
-          <w:rFonts w:ascii="Times New Roman" w:hAnsi="Times New Roman" w:cs="Times New Roman"/>
-        </w:rPr>
-        <w:lastRenderedPageBreak/>
-        <w:t xml:space="preserve">Pada </w:t>
-      </w:r>
-      <w:proofErr w:type="spellStart"/>
-      <w:r>
-        <w:rPr>
-          <w:rFonts w:ascii="Times New Roman" w:hAnsi="Times New Roman" w:cs="Times New Roman"/>
-        </w:rPr>
-        <w:t>berkas</w:t>
-      </w:r>
-      <w:proofErr w:type="spellEnd"/>
-      <w:r>
-        <w:rPr>
-          <w:rFonts w:ascii="Times New Roman" w:hAnsi="Times New Roman" w:cs="Times New Roman"/>
-        </w:rPr>
-        <w:t xml:space="preserve"> </w:t>
-      </w:r>
-      <w:r>
-        <w:rPr>
-          <w:rFonts w:ascii="Times New Roman" w:hAnsi="Times New Roman" w:cs="Times New Roman"/>
-          <w:i/>
-          <w:iCs/>
-        </w:rPr>
-        <w:t>activity_main.xml</w:t>
-      </w:r>
-      <w:r>
-        <w:rPr>
-          <w:rFonts w:ascii="Times New Roman" w:hAnsi="Times New Roman" w:cs="Times New Roman"/>
-        </w:rPr>
-        <w:t xml:space="preserve">, </w:t>
-      </w:r>
-      <w:proofErr w:type="spellStart"/>
-      <w:r>
-        <w:rPr>
-          <w:rFonts w:ascii="Times New Roman" w:hAnsi="Times New Roman" w:cs="Times New Roman"/>
-        </w:rPr>
-        <w:t>seluruh</w:t>
-      </w:r>
-      <w:proofErr w:type="spellEnd"/>
-      <w:r>
-        <w:rPr>
-          <w:rFonts w:ascii="Times New Roman" w:hAnsi="Times New Roman" w:cs="Times New Roman"/>
-        </w:rPr>
-        <w:t xml:space="preserve"> </w:t>
-      </w:r>
-      <w:proofErr w:type="spellStart"/>
-      <w:r>
-        <w:rPr>
-          <w:rFonts w:ascii="Times New Roman" w:hAnsi="Times New Roman" w:cs="Times New Roman"/>
-        </w:rPr>
-        <w:t>tombol</w:t>
-      </w:r>
-      <w:proofErr w:type="spellEnd"/>
-      <w:r>
-        <w:rPr>
-          <w:rFonts w:ascii="Times New Roman" w:hAnsi="Times New Roman" w:cs="Times New Roman"/>
-        </w:rPr>
-        <w:t xml:space="preserve"> </w:t>
-      </w:r>
-      <w:proofErr w:type="spellStart"/>
-      <w:r>
-        <w:rPr>
-          <w:rFonts w:ascii="Times New Roman" w:hAnsi="Times New Roman" w:cs="Times New Roman"/>
-        </w:rPr>
-        <w:t>telah</w:t>
-      </w:r>
-      <w:proofErr w:type="spellEnd"/>
-      <w:r>
-        <w:rPr>
-          <w:rFonts w:ascii="Times New Roman" w:hAnsi="Times New Roman" w:cs="Times New Roman"/>
-        </w:rPr>
-        <w:t xml:space="preserve"> </w:t>
-      </w:r>
-      <w:proofErr w:type="spellStart"/>
-      <w:r>
-        <w:rPr>
-          <w:rFonts w:ascii="Times New Roman" w:hAnsi="Times New Roman" w:cs="Times New Roman"/>
-        </w:rPr>
-        <w:t>diperbarui</w:t>
-      </w:r>
-      <w:proofErr w:type="spellEnd"/>
-      <w:r>
-        <w:rPr>
-          <w:rFonts w:ascii="Times New Roman" w:hAnsi="Times New Roman" w:cs="Times New Roman"/>
-        </w:rPr>
-        <w:t xml:space="preserve"> </w:t>
-      </w:r>
-      <w:proofErr w:type="spellStart"/>
-      <w:r>
-        <w:rPr>
-          <w:rFonts w:ascii="Times New Roman" w:hAnsi="Times New Roman" w:cs="Times New Roman"/>
-        </w:rPr>
-        <w:t>menggunakan</w:t>
-      </w:r>
-      <w:proofErr w:type="spellEnd"/>
-      <w:r>
-        <w:rPr>
-          <w:rFonts w:ascii="Times New Roman" w:hAnsi="Times New Roman" w:cs="Times New Roman"/>
-        </w:rPr>
-        <w:t xml:space="preserve"> </w:t>
-      </w:r>
-      <w:proofErr w:type="spellStart"/>
-      <w:r>
-        <w:rPr>
-          <w:rFonts w:ascii="Times New Roman" w:hAnsi="Times New Roman" w:cs="Times New Roman"/>
-        </w:rPr>
-        <w:t>warna</w:t>
-      </w:r>
-      <w:proofErr w:type="spellEnd"/>
-      <w:r>
-        <w:rPr>
-          <w:rFonts w:ascii="Times New Roman" w:hAnsi="Times New Roman" w:cs="Times New Roman"/>
-        </w:rPr>
-        <w:t xml:space="preserve"> </w:t>
-      </w:r>
-      <w:proofErr w:type="spellStart"/>
-      <w:r>
-        <w:rPr>
-          <w:rFonts w:ascii="Times New Roman" w:hAnsi="Times New Roman" w:cs="Times New Roman"/>
-        </w:rPr>
-        <w:t>teks</w:t>
-      </w:r>
-      <w:proofErr w:type="spellEnd"/>
-      <w:r>
-        <w:rPr>
-          <w:rFonts w:ascii="Times New Roman" w:hAnsi="Times New Roman" w:cs="Times New Roman"/>
-        </w:rPr>
-        <w:t xml:space="preserve"> </w:t>
-      </w:r>
-      <w:proofErr w:type="spellStart"/>
-      <w:r>
-        <w:rPr>
-          <w:rFonts w:ascii="Times New Roman" w:hAnsi="Times New Roman" w:cs="Times New Roman"/>
-        </w:rPr>
-        <w:t>putih</w:t>
-      </w:r>
-      <w:proofErr w:type="spellEnd"/>
-      <w:r>
-        <w:rPr>
-          <w:rFonts w:ascii="Times New Roman" w:hAnsi="Times New Roman" w:cs="Times New Roman"/>
-        </w:rPr>
-        <w:t xml:space="preserve"> (@</w:t>
-      </w:r>
-      <w:proofErr w:type="gramStart"/>
-      <w:r>
-        <w:rPr>
-          <w:rFonts w:ascii="Times New Roman" w:hAnsi="Times New Roman" w:cs="Times New Roman"/>
-        </w:rPr>
-        <w:t>android:color</w:t>
-      </w:r>
-      <w:proofErr w:type="gramEnd"/>
-      <w:r>
-        <w:rPr>
-          <w:rFonts w:ascii="Times New Roman" w:hAnsi="Times New Roman" w:cs="Times New Roman"/>
-        </w:rPr>
-        <w:t xml:space="preserve">/white) </w:t>
-      </w:r>
-      <w:proofErr w:type="spellStart"/>
-      <w:r>
-        <w:rPr>
-          <w:rFonts w:ascii="Times New Roman" w:hAnsi="Times New Roman" w:cs="Times New Roman"/>
-        </w:rPr>
-        <w:t>untuk</w:t>
-      </w:r>
-      <w:proofErr w:type="spellEnd"/>
-      <w:r>
-        <w:rPr>
-          <w:rFonts w:ascii="Times New Roman" w:hAnsi="Times New Roman" w:cs="Times New Roman"/>
-        </w:rPr>
-        <w:t xml:space="preserve"> </w:t>
-      </w:r>
-      <w:proofErr w:type="spellStart"/>
-      <w:r>
-        <w:rPr>
-          <w:rFonts w:ascii="Times New Roman" w:hAnsi="Times New Roman" w:cs="Times New Roman"/>
-        </w:rPr>
-        <w:t>memberikan</w:t>
-      </w:r>
-      <w:proofErr w:type="spellEnd"/>
-      <w:r>
-        <w:rPr>
-          <w:rFonts w:ascii="Times New Roman" w:hAnsi="Times New Roman" w:cs="Times New Roman"/>
-        </w:rPr>
-        <w:t xml:space="preserve"> </w:t>
-      </w:r>
-      <w:proofErr w:type="spellStart"/>
-      <w:r>
-        <w:rPr>
-          <w:rFonts w:ascii="Times New Roman" w:hAnsi="Times New Roman" w:cs="Times New Roman"/>
-        </w:rPr>
-        <w:t>kontras</w:t>
-      </w:r>
-      <w:proofErr w:type="spellEnd"/>
-      <w:r>
-        <w:rPr>
-          <w:rFonts w:ascii="Times New Roman" w:hAnsi="Times New Roman" w:cs="Times New Roman"/>
-        </w:rPr>
-        <w:t xml:space="preserve"> yang </w:t>
-      </w:r>
-      <w:proofErr w:type="spellStart"/>
-      <w:r>
-        <w:rPr>
-          <w:rFonts w:ascii="Times New Roman" w:hAnsi="Times New Roman" w:cs="Times New Roman"/>
-        </w:rPr>
-        <w:t>kuat</w:t>
-      </w:r>
-      <w:proofErr w:type="spellEnd"/>
-      <w:r>
-        <w:rPr>
-          <w:rFonts w:ascii="Times New Roman" w:hAnsi="Times New Roman" w:cs="Times New Roman"/>
-        </w:rPr>
-        <w:t xml:space="preserve"> </w:t>
-      </w:r>
-      <w:proofErr w:type="spellStart"/>
-      <w:r>
-        <w:rPr>
-          <w:rFonts w:ascii="Times New Roman" w:hAnsi="Times New Roman" w:cs="Times New Roman"/>
-        </w:rPr>
-        <w:t>terhadap</w:t>
-      </w:r>
-      <w:proofErr w:type="spellEnd"/>
-      <w:r>
-        <w:rPr>
-          <w:rFonts w:ascii="Times New Roman" w:hAnsi="Times New Roman" w:cs="Times New Roman"/>
-        </w:rPr>
-        <w:t xml:space="preserve"> </w:t>
-      </w:r>
-      <w:proofErr w:type="spellStart"/>
-      <w:r>
-        <w:rPr>
-          <w:rFonts w:ascii="Times New Roman" w:hAnsi="Times New Roman" w:cs="Times New Roman"/>
-        </w:rPr>
-        <w:t>warna</w:t>
-      </w:r>
-      <w:proofErr w:type="spellEnd"/>
-      <w:r>
-        <w:rPr>
-          <w:rFonts w:ascii="Times New Roman" w:hAnsi="Times New Roman" w:cs="Times New Roman"/>
-        </w:rPr>
-        <w:t xml:space="preserve"> </w:t>
-      </w:r>
-      <w:proofErr w:type="spellStart"/>
-      <w:r>
-        <w:rPr>
-          <w:rFonts w:ascii="Times New Roman" w:hAnsi="Times New Roman" w:cs="Times New Roman"/>
-        </w:rPr>
-        <w:t>latar</w:t>
-      </w:r>
-      <w:proofErr w:type="spellEnd"/>
-      <w:r>
-        <w:rPr>
-          <w:rFonts w:ascii="Times New Roman" w:hAnsi="Times New Roman" w:cs="Times New Roman"/>
-        </w:rPr>
-        <w:t xml:space="preserve"> </w:t>
-      </w:r>
-      <w:proofErr w:type="spellStart"/>
-      <w:r>
-        <w:rPr>
-          <w:rFonts w:ascii="Times New Roman" w:hAnsi="Times New Roman" w:cs="Times New Roman"/>
-        </w:rPr>
-        <w:t>tombol</w:t>
-      </w:r>
-      <w:proofErr w:type="spellEnd"/>
-      <w:r>
-        <w:rPr>
-          <w:rFonts w:ascii="Times New Roman" w:hAnsi="Times New Roman" w:cs="Times New Roman"/>
-        </w:rPr>
-        <w:t xml:space="preserve">, </w:t>
-      </w:r>
-      <w:proofErr w:type="spellStart"/>
-      <w:r>
-        <w:rPr>
-          <w:rFonts w:ascii="Times New Roman" w:hAnsi="Times New Roman" w:cs="Times New Roman"/>
-        </w:rPr>
-        <w:t>sehingga</w:t>
-      </w:r>
-      <w:proofErr w:type="spellEnd"/>
-      <w:r>
-        <w:rPr>
-          <w:rFonts w:ascii="Times New Roman" w:hAnsi="Times New Roman" w:cs="Times New Roman"/>
-        </w:rPr>
-        <w:t xml:space="preserve"> </w:t>
-      </w:r>
-      <w:proofErr w:type="spellStart"/>
-      <w:r>
-        <w:rPr>
-          <w:rFonts w:ascii="Times New Roman" w:hAnsi="Times New Roman" w:cs="Times New Roman"/>
-        </w:rPr>
-        <w:t>interaksi</w:t>
-      </w:r>
-      <w:proofErr w:type="spellEnd"/>
-      <w:r>
-        <w:rPr>
-          <w:rFonts w:ascii="Times New Roman" w:hAnsi="Times New Roman" w:cs="Times New Roman"/>
-        </w:rPr>
-        <w:t xml:space="preserve"> </w:t>
-      </w:r>
-      <w:proofErr w:type="spellStart"/>
-      <w:r>
-        <w:rPr>
-          <w:rFonts w:ascii="Times New Roman" w:hAnsi="Times New Roman" w:cs="Times New Roman"/>
-        </w:rPr>
-        <w:t>pengguna</w:t>
-      </w:r>
-      <w:proofErr w:type="spellEnd"/>
-      <w:r>
-        <w:rPr>
-          <w:rFonts w:ascii="Times New Roman" w:hAnsi="Times New Roman" w:cs="Times New Roman"/>
-        </w:rPr>
-        <w:t xml:space="preserve"> </w:t>
-      </w:r>
-      <w:proofErr w:type="spellStart"/>
-      <w:r>
-        <w:rPr>
-          <w:rFonts w:ascii="Times New Roman" w:hAnsi="Times New Roman" w:cs="Times New Roman"/>
-        </w:rPr>
-        <w:t>lebih</w:t>
-      </w:r>
-      <w:proofErr w:type="spellEnd"/>
-      <w:r>
-        <w:rPr>
-          <w:rFonts w:ascii="Times New Roman" w:hAnsi="Times New Roman" w:cs="Times New Roman"/>
-        </w:rPr>
-        <w:t xml:space="preserve"> </w:t>
-      </w:r>
-      <w:proofErr w:type="spellStart"/>
-      <w:r>
-        <w:rPr>
-          <w:rFonts w:ascii="Times New Roman" w:hAnsi="Times New Roman" w:cs="Times New Roman"/>
-        </w:rPr>
-        <w:t>jelas</w:t>
-      </w:r>
-      <w:proofErr w:type="spellEnd"/>
-      <w:r>
-        <w:rPr>
-          <w:rFonts w:ascii="Times New Roman" w:hAnsi="Times New Roman" w:cs="Times New Roman"/>
-        </w:rPr>
-        <w:t xml:space="preserve">. </w:t>
-      </w:r>
-      <w:proofErr w:type="spellStart"/>
-      <w:r>
-        <w:rPr>
-          <w:rFonts w:ascii="Times New Roman" w:hAnsi="Times New Roman" w:cs="Times New Roman"/>
-        </w:rPr>
-        <w:t>Penempatan</w:t>
-      </w:r>
-      <w:proofErr w:type="spellEnd"/>
-      <w:r>
-        <w:rPr>
-          <w:rFonts w:ascii="Times New Roman" w:hAnsi="Times New Roman" w:cs="Times New Roman"/>
-        </w:rPr>
-        <w:t xml:space="preserve"> </w:t>
-      </w:r>
-      <w:proofErr w:type="spellStart"/>
-      <w:r>
-        <w:rPr>
-          <w:rFonts w:ascii="Times New Roman" w:hAnsi="Times New Roman" w:cs="Times New Roman"/>
-        </w:rPr>
-        <w:t>tombol</w:t>
-      </w:r>
-      <w:proofErr w:type="spellEnd"/>
-      <w:r>
-        <w:rPr>
-          <w:rFonts w:ascii="Times New Roman" w:hAnsi="Times New Roman" w:cs="Times New Roman"/>
-        </w:rPr>
-        <w:t xml:space="preserve"> yang </w:t>
-      </w:r>
-      <w:proofErr w:type="spellStart"/>
-      <w:r>
-        <w:rPr>
-          <w:rFonts w:ascii="Times New Roman" w:hAnsi="Times New Roman" w:cs="Times New Roman"/>
-        </w:rPr>
-        <w:t>berada</w:t>
-      </w:r>
-      <w:proofErr w:type="spellEnd"/>
-      <w:r>
-        <w:rPr>
-          <w:rFonts w:ascii="Times New Roman" w:hAnsi="Times New Roman" w:cs="Times New Roman"/>
-        </w:rPr>
-        <w:t xml:space="preserve"> di </w:t>
-      </w:r>
-      <w:proofErr w:type="spellStart"/>
-      <w:r>
-        <w:rPr>
-          <w:rFonts w:ascii="Times New Roman" w:hAnsi="Times New Roman" w:cs="Times New Roman"/>
-        </w:rPr>
-        <w:t>tengah</w:t>
-      </w:r>
-      <w:proofErr w:type="spellEnd"/>
-      <w:r>
-        <w:rPr>
-          <w:rFonts w:ascii="Times New Roman" w:hAnsi="Times New Roman" w:cs="Times New Roman"/>
-        </w:rPr>
-        <w:t xml:space="preserve"> </w:t>
-      </w:r>
-      <w:proofErr w:type="spellStart"/>
-      <w:r>
-        <w:rPr>
-          <w:rFonts w:ascii="Times New Roman" w:hAnsi="Times New Roman" w:cs="Times New Roman"/>
-        </w:rPr>
-        <w:t>dengan</w:t>
-      </w:r>
-      <w:proofErr w:type="spellEnd"/>
-      <w:r>
-        <w:rPr>
-          <w:rFonts w:ascii="Times New Roman" w:hAnsi="Times New Roman" w:cs="Times New Roman"/>
-        </w:rPr>
-        <w:t xml:space="preserve"> </w:t>
-      </w:r>
-      <w:proofErr w:type="spellStart"/>
-      <w:r>
-        <w:rPr>
-          <w:rFonts w:ascii="Times New Roman" w:hAnsi="Times New Roman" w:cs="Times New Roman"/>
-        </w:rPr>
-        <w:t>jarak</w:t>
-      </w:r>
-      <w:proofErr w:type="spellEnd"/>
-      <w:r>
-        <w:rPr>
-          <w:rFonts w:ascii="Times New Roman" w:hAnsi="Times New Roman" w:cs="Times New Roman"/>
-        </w:rPr>
-        <w:t xml:space="preserve"> </w:t>
-      </w:r>
-      <w:proofErr w:type="spellStart"/>
-      <w:r>
-        <w:rPr>
-          <w:rFonts w:ascii="Times New Roman" w:hAnsi="Times New Roman" w:cs="Times New Roman"/>
-        </w:rPr>
-        <w:t>antar-elemen</w:t>
-      </w:r>
-      <w:proofErr w:type="spellEnd"/>
-      <w:r>
-        <w:rPr>
-          <w:rFonts w:ascii="Times New Roman" w:hAnsi="Times New Roman" w:cs="Times New Roman"/>
-        </w:rPr>
-        <w:t xml:space="preserve"> yang </w:t>
-      </w:r>
-      <w:proofErr w:type="spellStart"/>
-      <w:r>
-        <w:rPr>
-          <w:rFonts w:ascii="Times New Roman" w:hAnsi="Times New Roman" w:cs="Times New Roman"/>
-        </w:rPr>
-        <w:t>seimbang</w:t>
-      </w:r>
-      <w:proofErr w:type="spellEnd"/>
-      <w:r>
-        <w:rPr>
-          <w:rFonts w:ascii="Times New Roman" w:hAnsi="Times New Roman" w:cs="Times New Roman"/>
-        </w:rPr>
-        <w:t xml:space="preserve"> </w:t>
-      </w:r>
-      <w:proofErr w:type="spellStart"/>
-      <w:r>
-        <w:rPr>
-          <w:rFonts w:ascii="Times New Roman" w:hAnsi="Times New Roman" w:cs="Times New Roman"/>
-        </w:rPr>
-        <w:t>menunjukkan</w:t>
-      </w:r>
-      <w:proofErr w:type="spellEnd"/>
-      <w:r>
-        <w:rPr>
-          <w:rFonts w:ascii="Times New Roman" w:hAnsi="Times New Roman" w:cs="Times New Roman"/>
-        </w:rPr>
-        <w:t xml:space="preserve"> </w:t>
-      </w:r>
-      <w:proofErr w:type="spellStart"/>
-      <w:r>
-        <w:rPr>
-          <w:rFonts w:ascii="Times New Roman" w:hAnsi="Times New Roman" w:cs="Times New Roman"/>
-        </w:rPr>
-        <w:t>penerapan</w:t>
-      </w:r>
-      <w:proofErr w:type="spellEnd"/>
-      <w:r>
-        <w:rPr>
-          <w:rFonts w:ascii="Times New Roman" w:hAnsi="Times New Roman" w:cs="Times New Roman"/>
-        </w:rPr>
-        <w:t xml:space="preserve"> </w:t>
-      </w:r>
-      <w:proofErr w:type="spellStart"/>
-      <w:r>
-        <w:rPr>
-          <w:rFonts w:ascii="Times New Roman" w:hAnsi="Times New Roman" w:cs="Times New Roman"/>
-        </w:rPr>
-        <w:t>pedoman</w:t>
-      </w:r>
-      <w:proofErr w:type="spellEnd"/>
-      <w:r>
-        <w:rPr>
-          <w:rFonts w:ascii="Times New Roman" w:hAnsi="Times New Roman" w:cs="Times New Roman"/>
-        </w:rPr>
-        <w:t xml:space="preserve"> Material Design </w:t>
-      </w:r>
-      <w:proofErr w:type="spellStart"/>
-      <w:r>
-        <w:rPr>
-          <w:rFonts w:ascii="Times New Roman" w:hAnsi="Times New Roman" w:cs="Times New Roman"/>
-        </w:rPr>
-        <w:t>terkait</w:t>
-      </w:r>
-      <w:proofErr w:type="spellEnd"/>
-      <w:r>
-        <w:rPr>
-          <w:rFonts w:ascii="Times New Roman" w:hAnsi="Times New Roman" w:cs="Times New Roman"/>
-        </w:rPr>
-        <w:t xml:space="preserve"> tata </w:t>
-      </w:r>
-      <w:proofErr w:type="spellStart"/>
-      <w:r>
-        <w:rPr>
-          <w:rFonts w:ascii="Times New Roman" w:hAnsi="Times New Roman" w:cs="Times New Roman"/>
-        </w:rPr>
-        <w:t>letak</w:t>
-      </w:r>
-      <w:proofErr w:type="spellEnd"/>
-      <w:r>
-        <w:rPr>
-          <w:rFonts w:ascii="Times New Roman" w:hAnsi="Times New Roman" w:cs="Times New Roman"/>
-        </w:rPr>
-        <w:t xml:space="preserve"> dan area </w:t>
-      </w:r>
-      <w:proofErr w:type="spellStart"/>
-      <w:r>
-        <w:rPr>
-          <w:rFonts w:ascii="Times New Roman" w:hAnsi="Times New Roman" w:cs="Times New Roman"/>
-        </w:rPr>
-        <w:t>sentuh</w:t>
-      </w:r>
-      <w:proofErr w:type="spellEnd"/>
-      <w:r>
-        <w:rPr>
-          <w:rFonts w:ascii="Times New Roman" w:hAnsi="Times New Roman" w:cs="Times New Roman"/>
-        </w:rPr>
-        <w:t>.</w:t>
+        <w:ind w:left="77" w:firstLine="0"/>
+        <w:jc w:val="left"/>
+        <w:rPr>
+          <w:rFonts w:ascii="Times New Roman" w:hAnsi="Times New Roman" w:cs="Times New Roman"/>
+          <w:lang w:val="de-DE"/>
+        </w:rPr>
+      </w:pPr>
+      <w:r>
+        <w:rPr>
+          <w:rFonts w:ascii="Times New Roman" w:hAnsi="Times New Roman" w:cs="Times New Roman"/>
+          <w:lang w:val="de-DE"/>
+        </w:rPr>
+        <w:t xml:space="preserve"> </w:t>
       </w:r>
     </w:p>
     <w:p>
       <w:pPr>
-        <w:spacing w:after="20" w:line="259" w:lineRule="auto"/>
-        <w:ind w:left="77"/>
-        <w:rPr>
-          <w:rFonts w:ascii="Times New Roman" w:hAnsi="Times New Roman" w:cs="Times New Roman"/>
-        </w:rPr>
-      </w:pPr>
-      <w:r>
-        <w:rPr>
-          <w:rFonts w:ascii="Times New Roman" w:hAnsi="Times New Roman" w:cs="Times New Roman"/>
-        </w:rPr>
-        <w:t xml:space="preserve">Latar </w:t>
-      </w:r>
-      <w:proofErr w:type="spellStart"/>
-      <w:r>
-        <w:rPr>
-          <w:rFonts w:ascii="Times New Roman" w:hAnsi="Times New Roman" w:cs="Times New Roman"/>
-        </w:rPr>
-        <w:t>belakang</w:t>
-      </w:r>
-      <w:proofErr w:type="spellEnd"/>
-      <w:r>
-        <w:rPr>
-          <w:rFonts w:ascii="Times New Roman" w:hAnsi="Times New Roman" w:cs="Times New Roman"/>
-        </w:rPr>
-        <w:t xml:space="preserve"> pada </w:t>
-      </w:r>
-      <w:r>
-        <w:rPr>
-          <w:rFonts w:ascii="Times New Roman" w:hAnsi="Times New Roman" w:cs="Times New Roman"/>
-          <w:i/>
-          <w:iCs/>
-        </w:rPr>
-        <w:t>activity_profile.xml</w:t>
-      </w:r>
-      <w:r>
-        <w:rPr>
-          <w:rFonts w:ascii="Times New Roman" w:hAnsi="Times New Roman" w:cs="Times New Roman"/>
-        </w:rPr>
-        <w:t xml:space="preserve"> </w:t>
-      </w:r>
-      <w:proofErr w:type="spellStart"/>
-      <w:r>
-        <w:rPr>
-          <w:rFonts w:ascii="Times New Roman" w:hAnsi="Times New Roman" w:cs="Times New Roman"/>
-        </w:rPr>
-        <w:t>menggunakan</w:t>
-      </w:r>
-      <w:proofErr w:type="spellEnd"/>
-      <w:r>
-        <w:rPr>
-          <w:rFonts w:ascii="Times New Roman" w:hAnsi="Times New Roman" w:cs="Times New Roman"/>
-        </w:rPr>
-        <w:t xml:space="preserve"> </w:t>
-      </w:r>
-      <w:proofErr w:type="spellStart"/>
-      <w:r>
-        <w:rPr>
-          <w:rFonts w:ascii="Times New Roman" w:hAnsi="Times New Roman" w:cs="Times New Roman"/>
-        </w:rPr>
-        <w:t>gradasi</w:t>
-      </w:r>
-      <w:proofErr w:type="spellEnd"/>
-      <w:r>
-        <w:rPr>
-          <w:rFonts w:ascii="Times New Roman" w:hAnsi="Times New Roman" w:cs="Times New Roman"/>
-        </w:rPr>
-        <w:t xml:space="preserve"> </w:t>
-      </w:r>
-      <w:proofErr w:type="spellStart"/>
-      <w:r>
-        <w:rPr>
-          <w:rFonts w:ascii="Times New Roman" w:hAnsi="Times New Roman" w:cs="Times New Roman"/>
-        </w:rPr>
-        <w:t>melalui</w:t>
-      </w:r>
-      <w:proofErr w:type="spellEnd"/>
-      <w:r>
-        <w:rPr>
-          <w:rFonts w:ascii="Times New Roman" w:hAnsi="Times New Roman" w:cs="Times New Roman"/>
-        </w:rPr>
-        <w:t xml:space="preserve"> @drawable/background_gradient, yang </w:t>
-      </w:r>
-      <w:proofErr w:type="spellStart"/>
-      <w:r>
-        <w:rPr>
-          <w:rFonts w:ascii="Times New Roman" w:hAnsi="Times New Roman" w:cs="Times New Roman"/>
-        </w:rPr>
-        <w:t>memberikan</w:t>
-      </w:r>
-      <w:proofErr w:type="spellEnd"/>
-      <w:r>
-        <w:rPr>
-          <w:rFonts w:ascii="Times New Roman" w:hAnsi="Times New Roman" w:cs="Times New Roman"/>
-        </w:rPr>
-        <w:t xml:space="preserve"> </w:t>
-      </w:r>
-      <w:proofErr w:type="spellStart"/>
-      <w:r>
-        <w:rPr>
-          <w:rFonts w:ascii="Times New Roman" w:hAnsi="Times New Roman" w:cs="Times New Roman"/>
-        </w:rPr>
-        <w:t>kesan</w:t>
-      </w:r>
-      <w:proofErr w:type="spellEnd"/>
-      <w:r>
-        <w:rPr>
-          <w:rFonts w:ascii="Times New Roman" w:hAnsi="Times New Roman" w:cs="Times New Roman"/>
-        </w:rPr>
-        <w:t xml:space="preserve"> visual yang </w:t>
-      </w:r>
-      <w:proofErr w:type="spellStart"/>
-      <w:r>
-        <w:rPr>
-          <w:rFonts w:ascii="Times New Roman" w:hAnsi="Times New Roman" w:cs="Times New Roman"/>
-        </w:rPr>
-        <w:t>lebih</w:t>
-      </w:r>
-      <w:proofErr w:type="spellEnd"/>
-      <w:r>
-        <w:rPr>
-          <w:rFonts w:ascii="Times New Roman" w:hAnsi="Times New Roman" w:cs="Times New Roman"/>
-        </w:rPr>
-        <w:t xml:space="preserve"> </w:t>
-      </w:r>
-      <w:proofErr w:type="spellStart"/>
-      <w:r>
-        <w:rPr>
-          <w:rFonts w:ascii="Times New Roman" w:hAnsi="Times New Roman" w:cs="Times New Roman"/>
-        </w:rPr>
-        <w:t>menarik</w:t>
-      </w:r>
-      <w:proofErr w:type="spellEnd"/>
-      <w:r>
-        <w:rPr>
-          <w:rFonts w:ascii="Times New Roman" w:hAnsi="Times New Roman" w:cs="Times New Roman"/>
-        </w:rPr>
-        <w:t xml:space="preserve"> dan </w:t>
-      </w:r>
-      <w:proofErr w:type="spellStart"/>
-      <w:r>
-        <w:rPr>
-          <w:rFonts w:ascii="Times New Roman" w:hAnsi="Times New Roman" w:cs="Times New Roman"/>
-        </w:rPr>
-        <w:t>mendalam</w:t>
-      </w:r>
-      <w:proofErr w:type="spellEnd"/>
-      <w:r>
-        <w:rPr>
-          <w:rFonts w:ascii="Times New Roman" w:hAnsi="Times New Roman" w:cs="Times New Roman"/>
-        </w:rPr>
-        <w:t xml:space="preserve">. </w:t>
-      </w:r>
-      <w:proofErr w:type="spellStart"/>
-      <w:r>
-        <w:rPr>
-          <w:rFonts w:ascii="Times New Roman" w:hAnsi="Times New Roman" w:cs="Times New Roman"/>
-        </w:rPr>
-        <w:t>Sementara</w:t>
-      </w:r>
-      <w:proofErr w:type="spellEnd"/>
-      <w:r>
-        <w:rPr>
-          <w:rFonts w:ascii="Times New Roman" w:hAnsi="Times New Roman" w:cs="Times New Roman"/>
-        </w:rPr>
-        <w:t xml:space="preserve"> </w:t>
-      </w:r>
-      <w:proofErr w:type="spellStart"/>
-      <w:r>
-        <w:rPr>
-          <w:rFonts w:ascii="Times New Roman" w:hAnsi="Times New Roman" w:cs="Times New Roman"/>
-        </w:rPr>
-        <w:t>itu</w:t>
-      </w:r>
-      <w:proofErr w:type="spellEnd"/>
-      <w:r>
-        <w:rPr>
-          <w:rFonts w:ascii="Times New Roman" w:hAnsi="Times New Roman" w:cs="Times New Roman"/>
-        </w:rPr>
-        <w:t xml:space="preserve">, </w:t>
-      </w:r>
-      <w:proofErr w:type="spellStart"/>
-      <w:r>
-        <w:rPr>
-          <w:rFonts w:ascii="Times New Roman" w:hAnsi="Times New Roman" w:cs="Times New Roman"/>
-        </w:rPr>
-        <w:t>komponen</w:t>
-      </w:r>
-      <w:proofErr w:type="spellEnd"/>
-      <w:r>
-        <w:rPr>
-          <w:rFonts w:ascii="Times New Roman" w:hAnsi="Times New Roman" w:cs="Times New Roman"/>
-        </w:rPr>
-        <w:t xml:space="preserve"> </w:t>
-      </w:r>
-      <w:proofErr w:type="spellStart"/>
-      <w:r>
-        <w:rPr>
-          <w:rFonts w:ascii="Times New Roman" w:hAnsi="Times New Roman" w:cs="Times New Roman"/>
-          <w:i/>
-          <w:iCs/>
-        </w:rPr>
-        <w:t>ShapeableImageView</w:t>
-      </w:r>
-      <w:proofErr w:type="spellEnd"/>
-      <w:r>
-        <w:rPr>
-          <w:rFonts w:ascii="Times New Roman" w:hAnsi="Times New Roman" w:cs="Times New Roman"/>
-        </w:rPr>
-        <w:t xml:space="preserve"> </w:t>
-      </w:r>
-      <w:proofErr w:type="spellStart"/>
-      <w:r>
-        <w:rPr>
-          <w:rFonts w:ascii="Times New Roman" w:hAnsi="Times New Roman" w:cs="Times New Roman"/>
-        </w:rPr>
-        <w:t>untuk</w:t>
-      </w:r>
-      <w:proofErr w:type="spellEnd"/>
-      <w:r>
-        <w:rPr>
-          <w:rFonts w:ascii="Times New Roman" w:hAnsi="Times New Roman" w:cs="Times New Roman"/>
-        </w:rPr>
-        <w:t xml:space="preserve"> </w:t>
-      </w:r>
-      <w:proofErr w:type="spellStart"/>
-      <w:r>
-        <w:rPr>
-          <w:rFonts w:ascii="Times New Roman" w:hAnsi="Times New Roman" w:cs="Times New Roman"/>
-        </w:rPr>
-        <w:t>foto</w:t>
-      </w:r>
-      <w:proofErr w:type="spellEnd"/>
-      <w:r>
-        <w:rPr>
-          <w:rFonts w:ascii="Times New Roman" w:hAnsi="Times New Roman" w:cs="Times New Roman"/>
-        </w:rPr>
-        <w:t xml:space="preserve"> </w:t>
-      </w:r>
-      <w:proofErr w:type="spellStart"/>
-      <w:r>
-        <w:rPr>
-          <w:rFonts w:ascii="Times New Roman" w:hAnsi="Times New Roman" w:cs="Times New Roman"/>
-        </w:rPr>
-        <w:t>profil</w:t>
-      </w:r>
-      <w:proofErr w:type="spellEnd"/>
-      <w:r>
-        <w:rPr>
-          <w:rFonts w:ascii="Times New Roman" w:hAnsi="Times New Roman" w:cs="Times New Roman"/>
-        </w:rPr>
-        <w:t xml:space="preserve"> </w:t>
-      </w:r>
-      <w:proofErr w:type="spellStart"/>
-      <w:r>
-        <w:rPr>
-          <w:rFonts w:ascii="Times New Roman" w:hAnsi="Times New Roman" w:cs="Times New Roman"/>
-        </w:rPr>
-        <w:t>menggunakan</w:t>
-      </w:r>
-      <w:proofErr w:type="spellEnd"/>
-      <w:r>
-        <w:rPr>
-          <w:rFonts w:ascii="Times New Roman" w:hAnsi="Times New Roman" w:cs="Times New Roman"/>
-        </w:rPr>
-        <w:t xml:space="preserve"> style </w:t>
-      </w:r>
-      <w:proofErr w:type="spellStart"/>
-      <w:r>
-        <w:rPr>
-          <w:rFonts w:ascii="Times New Roman" w:hAnsi="Times New Roman" w:cs="Times New Roman"/>
-        </w:rPr>
-        <w:t>berbentuk</w:t>
-      </w:r>
-      <w:proofErr w:type="spellEnd"/>
-      <w:r>
-        <w:rPr>
-          <w:rFonts w:ascii="Times New Roman" w:hAnsi="Times New Roman" w:cs="Times New Roman"/>
-        </w:rPr>
-        <w:t xml:space="preserve"> </w:t>
-      </w:r>
-      <w:proofErr w:type="spellStart"/>
-      <w:r>
-        <w:rPr>
-          <w:rFonts w:ascii="Times New Roman" w:hAnsi="Times New Roman" w:cs="Times New Roman"/>
-        </w:rPr>
-        <w:t>lingkaran</w:t>
-      </w:r>
-      <w:proofErr w:type="spellEnd"/>
-      <w:r>
-        <w:rPr>
-          <w:rFonts w:ascii="Times New Roman" w:hAnsi="Times New Roman" w:cs="Times New Roman"/>
-        </w:rPr>
-        <w:t xml:space="preserve"> (@style/CircleShapeAppearance), yang </w:t>
-      </w:r>
-      <w:proofErr w:type="spellStart"/>
-      <w:r>
-        <w:rPr>
-          <w:rFonts w:ascii="Times New Roman" w:hAnsi="Times New Roman" w:cs="Times New Roman"/>
-        </w:rPr>
-        <w:t>merupakan</w:t>
-      </w:r>
-      <w:proofErr w:type="spellEnd"/>
-      <w:r>
-        <w:rPr>
-          <w:rFonts w:ascii="Times New Roman" w:hAnsi="Times New Roman" w:cs="Times New Roman"/>
-        </w:rPr>
-        <w:t xml:space="preserve"> </w:t>
-      </w:r>
-      <w:proofErr w:type="spellStart"/>
-      <w:r>
-        <w:rPr>
-          <w:rFonts w:ascii="Times New Roman" w:hAnsi="Times New Roman" w:cs="Times New Roman"/>
-        </w:rPr>
-        <w:t>pola</w:t>
-      </w:r>
-      <w:proofErr w:type="spellEnd"/>
-      <w:r>
-        <w:rPr>
-          <w:rFonts w:ascii="Times New Roman" w:hAnsi="Times New Roman" w:cs="Times New Roman"/>
-        </w:rPr>
-        <w:t xml:space="preserve"> </w:t>
-      </w:r>
-      <w:proofErr w:type="spellStart"/>
-      <w:r>
-        <w:rPr>
-          <w:rFonts w:ascii="Times New Roman" w:hAnsi="Times New Roman" w:cs="Times New Roman"/>
-        </w:rPr>
-        <w:t>desain</w:t>
-      </w:r>
-      <w:proofErr w:type="spellEnd"/>
-      <w:r>
-        <w:rPr>
-          <w:rFonts w:ascii="Times New Roman" w:hAnsi="Times New Roman" w:cs="Times New Roman"/>
-        </w:rPr>
-        <w:t xml:space="preserve"> </w:t>
-      </w:r>
-      <w:proofErr w:type="spellStart"/>
-      <w:r>
-        <w:rPr>
-          <w:rFonts w:ascii="Times New Roman" w:hAnsi="Times New Roman" w:cs="Times New Roman"/>
-        </w:rPr>
-        <w:t>umum</w:t>
-      </w:r>
-      <w:proofErr w:type="spellEnd"/>
-      <w:r>
-        <w:rPr>
-          <w:rFonts w:ascii="Times New Roman" w:hAnsi="Times New Roman" w:cs="Times New Roman"/>
-        </w:rPr>
-        <w:t xml:space="preserve"> </w:t>
-      </w:r>
-      <w:proofErr w:type="spellStart"/>
-      <w:r>
-        <w:rPr>
-          <w:rFonts w:ascii="Times New Roman" w:hAnsi="Times New Roman" w:cs="Times New Roman"/>
-        </w:rPr>
-        <w:t>untuk</w:t>
-      </w:r>
-      <w:proofErr w:type="spellEnd"/>
-      <w:r>
-        <w:rPr>
-          <w:rFonts w:ascii="Times New Roman" w:hAnsi="Times New Roman" w:cs="Times New Roman"/>
-        </w:rPr>
-        <w:t xml:space="preserve"> </w:t>
-      </w:r>
-      <w:proofErr w:type="spellStart"/>
-      <w:r>
-        <w:rPr>
-          <w:rFonts w:ascii="Times New Roman" w:hAnsi="Times New Roman" w:cs="Times New Roman"/>
-        </w:rPr>
-        <w:t>menampilkan</w:t>
-      </w:r>
-      <w:proofErr w:type="spellEnd"/>
-      <w:r>
-        <w:rPr>
-          <w:rFonts w:ascii="Times New Roman" w:hAnsi="Times New Roman" w:cs="Times New Roman"/>
-        </w:rPr>
-        <w:t xml:space="preserve"> </w:t>
-      </w:r>
-      <w:proofErr w:type="spellStart"/>
-      <w:r>
-        <w:rPr>
-          <w:rFonts w:ascii="Times New Roman" w:hAnsi="Times New Roman" w:cs="Times New Roman"/>
-        </w:rPr>
-        <w:t>gambar</w:t>
-      </w:r>
-      <w:proofErr w:type="spellEnd"/>
-      <w:r>
-        <w:rPr>
-          <w:rFonts w:ascii="Times New Roman" w:hAnsi="Times New Roman" w:cs="Times New Roman"/>
-        </w:rPr>
-        <w:t xml:space="preserve"> </w:t>
-      </w:r>
-      <w:proofErr w:type="spellStart"/>
-      <w:r>
-        <w:rPr>
-          <w:rFonts w:ascii="Times New Roman" w:hAnsi="Times New Roman" w:cs="Times New Roman"/>
-        </w:rPr>
-        <w:t>profil</w:t>
-      </w:r>
-      <w:proofErr w:type="spellEnd"/>
-      <w:r>
-        <w:rPr>
-          <w:rFonts w:ascii="Times New Roman" w:hAnsi="Times New Roman" w:cs="Times New Roman"/>
-        </w:rPr>
-        <w:t xml:space="preserve"> </w:t>
-      </w:r>
-      <w:proofErr w:type="spellStart"/>
-      <w:r>
-        <w:rPr>
-          <w:rFonts w:ascii="Times New Roman" w:hAnsi="Times New Roman" w:cs="Times New Roman"/>
-        </w:rPr>
-        <w:t>secara</w:t>
-      </w:r>
-      <w:proofErr w:type="spellEnd"/>
-      <w:r>
-        <w:rPr>
-          <w:rFonts w:ascii="Times New Roman" w:hAnsi="Times New Roman" w:cs="Times New Roman"/>
-        </w:rPr>
-        <w:t xml:space="preserve"> </w:t>
-      </w:r>
-      <w:proofErr w:type="spellStart"/>
-      <w:r>
-        <w:rPr>
-          <w:rFonts w:ascii="Times New Roman" w:hAnsi="Times New Roman" w:cs="Times New Roman"/>
-        </w:rPr>
-        <w:t>estetis</w:t>
-      </w:r>
-      <w:proofErr w:type="spellEnd"/>
-      <w:r>
-        <w:rPr>
-          <w:rFonts w:ascii="Times New Roman" w:hAnsi="Times New Roman" w:cs="Times New Roman"/>
-        </w:rPr>
-        <w:t>.</w:t>
-      </w:r>
-    </w:p>
-    <w:p>
-      <w:pPr>
-        <w:spacing w:after="20" w:line="259" w:lineRule="auto"/>
-        <w:ind w:left="77"/>
-        <w:rPr>
-          <w:rFonts w:ascii="Times New Roman" w:hAnsi="Times New Roman" w:cs="Times New Roman"/>
-        </w:rPr>
-      </w:pPr>
-      <w:r>
-        <w:rPr>
-          <w:rFonts w:ascii="Times New Roman" w:hAnsi="Times New Roman" w:cs="Times New Roman"/>
-        </w:rPr>
-        <w:t xml:space="preserve">Tema </w:t>
-      </w:r>
-      <w:proofErr w:type="spellStart"/>
-      <w:r>
-        <w:rPr>
-          <w:rFonts w:ascii="Times New Roman" w:hAnsi="Times New Roman" w:cs="Times New Roman"/>
-        </w:rPr>
-        <w:t>aplikasi</w:t>
-      </w:r>
-      <w:proofErr w:type="spellEnd"/>
-      <w:r>
-        <w:rPr>
-          <w:rFonts w:ascii="Times New Roman" w:hAnsi="Times New Roman" w:cs="Times New Roman"/>
-        </w:rPr>
-        <w:t xml:space="preserve"> </w:t>
-      </w:r>
-      <w:proofErr w:type="spellStart"/>
-      <w:r>
-        <w:rPr>
-          <w:rFonts w:ascii="Times New Roman" w:hAnsi="Times New Roman" w:cs="Times New Roman"/>
-        </w:rPr>
-        <w:t>tampak</w:t>
-      </w:r>
-      <w:proofErr w:type="spellEnd"/>
-      <w:r>
-        <w:rPr>
-          <w:rFonts w:ascii="Times New Roman" w:hAnsi="Times New Roman" w:cs="Times New Roman"/>
-        </w:rPr>
-        <w:t xml:space="preserve"> </w:t>
-      </w:r>
-      <w:proofErr w:type="spellStart"/>
-      <w:r>
-        <w:rPr>
-          <w:rFonts w:ascii="Times New Roman" w:hAnsi="Times New Roman" w:cs="Times New Roman"/>
-        </w:rPr>
-        <w:t>mendukung</w:t>
-      </w:r>
-      <w:proofErr w:type="spellEnd"/>
-      <w:r>
-        <w:rPr>
-          <w:rFonts w:ascii="Times New Roman" w:hAnsi="Times New Roman" w:cs="Times New Roman"/>
-        </w:rPr>
-        <w:t xml:space="preserve"> Material Components, </w:t>
-      </w:r>
-      <w:proofErr w:type="spellStart"/>
-      <w:r>
-        <w:rPr>
-          <w:rFonts w:ascii="Times New Roman" w:hAnsi="Times New Roman" w:cs="Times New Roman"/>
-        </w:rPr>
-        <w:t>terlihat</w:t>
-      </w:r>
-      <w:proofErr w:type="spellEnd"/>
-      <w:r>
-        <w:rPr>
-          <w:rFonts w:ascii="Times New Roman" w:hAnsi="Times New Roman" w:cs="Times New Roman"/>
-        </w:rPr>
-        <w:t xml:space="preserve"> </w:t>
-      </w:r>
-      <w:proofErr w:type="spellStart"/>
-      <w:r>
-        <w:rPr>
-          <w:rFonts w:ascii="Times New Roman" w:hAnsi="Times New Roman" w:cs="Times New Roman"/>
-        </w:rPr>
-        <w:t>dari</w:t>
-      </w:r>
-      <w:proofErr w:type="spellEnd"/>
-      <w:r>
-        <w:rPr>
-          <w:rFonts w:ascii="Times New Roman" w:hAnsi="Times New Roman" w:cs="Times New Roman"/>
-        </w:rPr>
-        <w:t xml:space="preserve"> </w:t>
-      </w:r>
-      <w:proofErr w:type="spellStart"/>
-      <w:r>
-        <w:rPr>
-          <w:rFonts w:ascii="Times New Roman" w:hAnsi="Times New Roman" w:cs="Times New Roman"/>
-        </w:rPr>
-        <w:t>penggunaan</w:t>
-      </w:r>
-      <w:proofErr w:type="spellEnd"/>
-      <w:r>
-        <w:rPr>
-          <w:rFonts w:ascii="Times New Roman" w:hAnsi="Times New Roman" w:cs="Times New Roman"/>
-        </w:rPr>
-        <w:t xml:space="preserve"> </w:t>
-      </w:r>
-      <w:proofErr w:type="spellStart"/>
-      <w:r>
-        <w:rPr>
-          <w:rFonts w:ascii="Times New Roman" w:hAnsi="Times New Roman" w:cs="Times New Roman"/>
-          <w:i/>
-          <w:iCs/>
-        </w:rPr>
-        <w:t>MaterialToolbar</w:t>
-      </w:r>
-      <w:proofErr w:type="spellEnd"/>
-      <w:r>
-        <w:rPr>
-          <w:rFonts w:ascii="Times New Roman" w:hAnsi="Times New Roman" w:cs="Times New Roman"/>
-        </w:rPr>
-        <w:t xml:space="preserve"> dan </w:t>
-      </w:r>
-      <w:proofErr w:type="spellStart"/>
-      <w:r>
-        <w:rPr>
-          <w:rFonts w:ascii="Times New Roman" w:hAnsi="Times New Roman" w:cs="Times New Roman"/>
-          <w:i/>
-          <w:iCs/>
-        </w:rPr>
-        <w:t>ShapeableImageView</w:t>
-      </w:r>
-      <w:proofErr w:type="spellEnd"/>
-      <w:r>
-        <w:rPr>
-          <w:rFonts w:ascii="Times New Roman" w:hAnsi="Times New Roman" w:cs="Times New Roman"/>
-        </w:rPr>
-        <w:t xml:space="preserve">. </w:t>
-      </w:r>
-      <w:proofErr w:type="spellStart"/>
-      <w:r>
-        <w:rPr>
-          <w:rFonts w:ascii="Times New Roman" w:hAnsi="Times New Roman" w:cs="Times New Roman"/>
-        </w:rPr>
-        <w:t>Komponen-komponen</w:t>
-      </w:r>
-      <w:proofErr w:type="spellEnd"/>
-      <w:r>
-        <w:rPr>
-          <w:rFonts w:ascii="Times New Roman" w:hAnsi="Times New Roman" w:cs="Times New Roman"/>
-        </w:rPr>
-        <w:t xml:space="preserve"> </w:t>
-      </w:r>
-      <w:proofErr w:type="spellStart"/>
-      <w:r>
-        <w:rPr>
-          <w:rFonts w:ascii="Times New Roman" w:hAnsi="Times New Roman" w:cs="Times New Roman"/>
-        </w:rPr>
-        <w:t>ini</w:t>
-      </w:r>
-      <w:proofErr w:type="spellEnd"/>
-      <w:r>
-        <w:rPr>
-          <w:rFonts w:ascii="Times New Roman" w:hAnsi="Times New Roman" w:cs="Times New Roman"/>
-        </w:rPr>
-        <w:t xml:space="preserve"> </w:t>
-      </w:r>
-      <w:proofErr w:type="spellStart"/>
-      <w:r>
-        <w:rPr>
-          <w:rFonts w:ascii="Times New Roman" w:hAnsi="Times New Roman" w:cs="Times New Roman"/>
-        </w:rPr>
-        <w:t>memberikan</w:t>
-      </w:r>
-      <w:proofErr w:type="spellEnd"/>
-      <w:r>
-        <w:rPr>
-          <w:rFonts w:ascii="Times New Roman" w:hAnsi="Times New Roman" w:cs="Times New Roman"/>
-        </w:rPr>
-        <w:t xml:space="preserve"> </w:t>
-      </w:r>
-      <w:proofErr w:type="spellStart"/>
-      <w:r>
-        <w:rPr>
-          <w:rFonts w:ascii="Times New Roman" w:hAnsi="Times New Roman" w:cs="Times New Roman"/>
-        </w:rPr>
-        <w:t>dukungan</w:t>
-      </w:r>
-      <w:proofErr w:type="spellEnd"/>
-      <w:r>
-        <w:rPr>
-          <w:rFonts w:ascii="Times New Roman" w:hAnsi="Times New Roman" w:cs="Times New Roman"/>
-        </w:rPr>
-        <w:t xml:space="preserve"> </w:t>
-      </w:r>
-      <w:proofErr w:type="spellStart"/>
-      <w:r>
-        <w:rPr>
-          <w:rFonts w:ascii="Times New Roman" w:hAnsi="Times New Roman" w:cs="Times New Roman"/>
-        </w:rPr>
-        <w:t>bawaan</w:t>
-      </w:r>
-      <w:proofErr w:type="spellEnd"/>
-      <w:r>
-        <w:rPr>
-          <w:rFonts w:ascii="Times New Roman" w:hAnsi="Times New Roman" w:cs="Times New Roman"/>
-        </w:rPr>
-        <w:t xml:space="preserve"> </w:t>
-      </w:r>
-      <w:proofErr w:type="spellStart"/>
-      <w:r>
-        <w:rPr>
-          <w:rFonts w:ascii="Times New Roman" w:hAnsi="Times New Roman" w:cs="Times New Roman"/>
-        </w:rPr>
-        <w:t>untuk</w:t>
-      </w:r>
-      <w:proofErr w:type="spellEnd"/>
-      <w:r>
-        <w:rPr>
-          <w:rFonts w:ascii="Times New Roman" w:hAnsi="Times New Roman" w:cs="Times New Roman"/>
-        </w:rPr>
-        <w:t xml:space="preserve"> </w:t>
-      </w:r>
-      <w:proofErr w:type="spellStart"/>
-      <w:r>
-        <w:rPr>
-          <w:rFonts w:ascii="Times New Roman" w:hAnsi="Times New Roman" w:cs="Times New Roman"/>
-        </w:rPr>
-        <w:t>pola</w:t>
-      </w:r>
-      <w:proofErr w:type="spellEnd"/>
-      <w:r>
-        <w:rPr>
-          <w:rFonts w:ascii="Times New Roman" w:hAnsi="Times New Roman" w:cs="Times New Roman"/>
-        </w:rPr>
-        <w:t xml:space="preserve"> UI modern </w:t>
-      </w:r>
-      <w:proofErr w:type="spellStart"/>
-      <w:r>
-        <w:rPr>
-          <w:rFonts w:ascii="Times New Roman" w:hAnsi="Times New Roman" w:cs="Times New Roman"/>
-        </w:rPr>
-        <w:t>serta</w:t>
-      </w:r>
-      <w:proofErr w:type="spellEnd"/>
-      <w:r>
-        <w:rPr>
-          <w:rFonts w:ascii="Times New Roman" w:hAnsi="Times New Roman" w:cs="Times New Roman"/>
-        </w:rPr>
-        <w:t xml:space="preserve"> </w:t>
-      </w:r>
-      <w:proofErr w:type="spellStart"/>
-      <w:r>
-        <w:rPr>
-          <w:rFonts w:ascii="Times New Roman" w:hAnsi="Times New Roman" w:cs="Times New Roman"/>
-        </w:rPr>
-        <w:t>animasi</w:t>
-      </w:r>
-      <w:proofErr w:type="spellEnd"/>
-      <w:r>
-        <w:rPr>
-          <w:rFonts w:ascii="Times New Roman" w:hAnsi="Times New Roman" w:cs="Times New Roman"/>
-        </w:rPr>
-        <w:t xml:space="preserve"> yang </w:t>
-      </w:r>
-      <w:proofErr w:type="spellStart"/>
-      <w:r>
-        <w:rPr>
-          <w:rFonts w:ascii="Times New Roman" w:hAnsi="Times New Roman" w:cs="Times New Roman"/>
-        </w:rPr>
-        <w:t>halus</w:t>
-      </w:r>
-      <w:proofErr w:type="spellEnd"/>
-      <w:r>
-        <w:rPr>
-          <w:rFonts w:ascii="Times New Roman" w:hAnsi="Times New Roman" w:cs="Times New Roman"/>
-        </w:rPr>
-        <w:t xml:space="preserve">. Style toolbar (@style/ToolbarStyle) dan style lain yang </w:t>
-      </w:r>
-      <w:proofErr w:type="spellStart"/>
-      <w:r>
-        <w:rPr>
-          <w:rFonts w:ascii="Times New Roman" w:hAnsi="Times New Roman" w:cs="Times New Roman"/>
-        </w:rPr>
-        <w:t>digunakan</w:t>
-      </w:r>
-      <w:proofErr w:type="spellEnd"/>
-      <w:r>
-        <w:rPr>
-          <w:rFonts w:ascii="Times New Roman" w:hAnsi="Times New Roman" w:cs="Times New Roman"/>
-        </w:rPr>
-        <w:t xml:space="preserve"> </w:t>
-      </w:r>
-      <w:proofErr w:type="spellStart"/>
-      <w:r>
-        <w:rPr>
-          <w:rFonts w:ascii="Times New Roman" w:hAnsi="Times New Roman" w:cs="Times New Roman"/>
-        </w:rPr>
-        <w:t>didefinisikan</w:t>
-      </w:r>
-      <w:proofErr w:type="spellEnd"/>
-      <w:r>
-        <w:rPr>
-          <w:rFonts w:ascii="Times New Roman" w:hAnsi="Times New Roman" w:cs="Times New Roman"/>
-        </w:rPr>
-        <w:t xml:space="preserve"> di </w:t>
-      </w:r>
-      <w:proofErr w:type="spellStart"/>
-      <w:r>
-        <w:rPr>
-          <w:rFonts w:ascii="Times New Roman" w:hAnsi="Times New Roman" w:cs="Times New Roman"/>
-        </w:rPr>
-        <w:t>dalam</w:t>
-      </w:r>
-      <w:proofErr w:type="spellEnd"/>
-      <w:r>
-        <w:rPr>
-          <w:rFonts w:ascii="Times New Roman" w:hAnsi="Times New Roman" w:cs="Times New Roman"/>
-        </w:rPr>
-        <w:t xml:space="preserve"> </w:t>
-      </w:r>
-      <w:r>
-        <w:rPr>
-          <w:rFonts w:ascii="Times New Roman" w:hAnsi="Times New Roman" w:cs="Times New Roman"/>
-          <w:i/>
-          <w:iCs/>
-        </w:rPr>
-        <w:t>styles.xml</w:t>
-      </w:r>
-      <w:r>
-        <w:rPr>
-          <w:rFonts w:ascii="Times New Roman" w:hAnsi="Times New Roman" w:cs="Times New Roman"/>
-        </w:rPr>
-        <w:t xml:space="preserve">, </w:t>
-      </w:r>
-      <w:proofErr w:type="spellStart"/>
-      <w:r>
-        <w:rPr>
-          <w:rFonts w:ascii="Times New Roman" w:hAnsi="Times New Roman" w:cs="Times New Roman"/>
-        </w:rPr>
-        <w:t>sehingga</w:t>
-      </w:r>
-      <w:proofErr w:type="spellEnd"/>
-      <w:r>
-        <w:rPr>
-          <w:rFonts w:ascii="Times New Roman" w:hAnsi="Times New Roman" w:cs="Times New Roman"/>
-        </w:rPr>
-        <w:t xml:space="preserve"> </w:t>
-      </w:r>
-      <w:proofErr w:type="spellStart"/>
-      <w:r>
-        <w:rPr>
-          <w:rFonts w:ascii="Times New Roman" w:hAnsi="Times New Roman" w:cs="Times New Roman"/>
-        </w:rPr>
-        <w:t>tampilan</w:t>
-      </w:r>
-      <w:proofErr w:type="spellEnd"/>
-      <w:r>
-        <w:rPr>
-          <w:rFonts w:ascii="Times New Roman" w:hAnsi="Times New Roman" w:cs="Times New Roman"/>
-        </w:rPr>
-        <w:t xml:space="preserve"> </w:t>
-      </w:r>
-      <w:proofErr w:type="spellStart"/>
-      <w:r>
-        <w:rPr>
-          <w:rFonts w:ascii="Times New Roman" w:hAnsi="Times New Roman" w:cs="Times New Roman"/>
-        </w:rPr>
-        <w:t>antar-halaman</w:t>
-      </w:r>
-      <w:proofErr w:type="spellEnd"/>
-      <w:r>
-        <w:rPr>
-          <w:rFonts w:ascii="Times New Roman" w:hAnsi="Times New Roman" w:cs="Times New Roman"/>
-        </w:rPr>
-        <w:t xml:space="preserve"> </w:t>
-      </w:r>
-      <w:proofErr w:type="spellStart"/>
-      <w:r>
-        <w:rPr>
-          <w:rFonts w:ascii="Times New Roman" w:hAnsi="Times New Roman" w:cs="Times New Roman"/>
-        </w:rPr>
-        <w:t>tetap</w:t>
-      </w:r>
-      <w:proofErr w:type="spellEnd"/>
-      <w:r>
-        <w:rPr>
-          <w:rFonts w:ascii="Times New Roman" w:hAnsi="Times New Roman" w:cs="Times New Roman"/>
-        </w:rPr>
-        <w:t xml:space="preserve"> </w:t>
-      </w:r>
-      <w:proofErr w:type="spellStart"/>
-      <w:r>
-        <w:rPr>
-          <w:rFonts w:ascii="Times New Roman" w:hAnsi="Times New Roman" w:cs="Times New Roman"/>
-        </w:rPr>
-        <w:t>seragam</w:t>
-      </w:r>
-      <w:proofErr w:type="spellEnd"/>
-      <w:r>
-        <w:rPr>
-          <w:rFonts w:ascii="Times New Roman" w:hAnsi="Times New Roman" w:cs="Times New Roman"/>
-        </w:rPr>
-        <w:t>.</w:t>
-      </w:r>
-    </w:p>
-    <w:p>
-      <w:pPr>
-        <w:spacing w:after="20" w:line="259" w:lineRule="auto"/>
-        <w:ind w:left="77"/>
+        <w:spacing w:after="16" w:line="259" w:lineRule="auto"/>
+        <w:ind w:left="77" w:firstLine="0"/>
+        <w:jc w:val="left"/>
         <w:rPr>
           <w:rFonts w:ascii="Times New Roman" w:hAnsi="Times New Roman" w:cs="Times New Roman"/>
           <w:lang w:val="de-DE"/>
@@ -12357,194 +11567,10 @@
       <w:r>
         <w:rPr>
           <w:rFonts w:ascii="Times New Roman" w:hAnsi="Times New Roman" w:cs="Times New Roman"/>
-        </w:rPr>
-        <w:t xml:space="preserve">Dari </w:t>
-      </w:r>
-      <w:proofErr w:type="spellStart"/>
-      <w:r>
-        <w:rPr>
-          <w:rFonts w:ascii="Times New Roman" w:hAnsi="Times New Roman" w:cs="Times New Roman"/>
-        </w:rPr>
-        <w:t>sisi</w:t>
-      </w:r>
-      <w:proofErr w:type="spellEnd"/>
-      <w:r>
-        <w:rPr>
-          <w:rFonts w:ascii="Times New Roman" w:hAnsi="Times New Roman" w:cs="Times New Roman"/>
-        </w:rPr>
-        <w:t xml:space="preserve"> </w:t>
-      </w:r>
-      <w:proofErr w:type="spellStart"/>
-      <w:r>
-        <w:rPr>
-          <w:rFonts w:ascii="Times New Roman" w:hAnsi="Times New Roman" w:cs="Times New Roman"/>
-        </w:rPr>
-        <w:t>pengelolaan</w:t>
-      </w:r>
-      <w:proofErr w:type="spellEnd"/>
-      <w:r>
-        <w:rPr>
-          <w:rFonts w:ascii="Times New Roman" w:hAnsi="Times New Roman" w:cs="Times New Roman"/>
-        </w:rPr>
-        <w:t xml:space="preserve">, </w:t>
-      </w:r>
-      <w:proofErr w:type="spellStart"/>
-      <w:r>
-        <w:rPr>
-          <w:rFonts w:ascii="Times New Roman" w:hAnsi="Times New Roman" w:cs="Times New Roman"/>
-        </w:rPr>
-        <w:t>penggunaan</w:t>
-      </w:r>
-      <w:proofErr w:type="spellEnd"/>
-      <w:r>
-        <w:rPr>
-          <w:rFonts w:ascii="Times New Roman" w:hAnsi="Times New Roman" w:cs="Times New Roman"/>
-        </w:rPr>
-        <w:t xml:space="preserve"> style (@style/...) dan </w:t>
-      </w:r>
-      <w:proofErr w:type="spellStart"/>
-      <w:r>
-        <w:rPr>
-          <w:rFonts w:ascii="Times New Roman" w:hAnsi="Times New Roman" w:cs="Times New Roman"/>
-        </w:rPr>
-        <w:t>sumber</w:t>
-      </w:r>
-      <w:proofErr w:type="spellEnd"/>
-      <w:r>
-        <w:rPr>
-          <w:rFonts w:ascii="Times New Roman" w:hAnsi="Times New Roman" w:cs="Times New Roman"/>
-        </w:rPr>
-        <w:t xml:space="preserve"> </w:t>
-      </w:r>
-      <w:proofErr w:type="spellStart"/>
-      <w:r>
-        <w:rPr>
-          <w:rFonts w:ascii="Times New Roman" w:hAnsi="Times New Roman" w:cs="Times New Roman"/>
-        </w:rPr>
-        <w:t>daya</w:t>
-      </w:r>
-      <w:proofErr w:type="spellEnd"/>
-      <w:r>
-        <w:rPr>
-          <w:rFonts w:ascii="Times New Roman" w:hAnsi="Times New Roman" w:cs="Times New Roman"/>
-        </w:rPr>
-        <w:t xml:space="preserve"> </w:t>
-      </w:r>
-      <w:proofErr w:type="spellStart"/>
-      <w:r>
-        <w:rPr>
-          <w:rFonts w:ascii="Times New Roman" w:hAnsi="Times New Roman" w:cs="Times New Roman"/>
-        </w:rPr>
-        <w:t>teks</w:t>
-      </w:r>
-      <w:proofErr w:type="spellEnd"/>
-      <w:r>
-        <w:rPr>
-          <w:rFonts w:ascii="Times New Roman" w:hAnsi="Times New Roman" w:cs="Times New Roman"/>
-        </w:rPr>
-        <w:t xml:space="preserve"> (@string/...) </w:t>
-      </w:r>
-      <w:proofErr w:type="spellStart"/>
-      <w:r>
-        <w:rPr>
-          <w:rFonts w:ascii="Times New Roman" w:hAnsi="Times New Roman" w:cs="Times New Roman"/>
-        </w:rPr>
-        <w:t>menunjukkan</w:t>
-      </w:r>
-      <w:proofErr w:type="spellEnd"/>
-      <w:r>
-        <w:rPr>
-          <w:rFonts w:ascii="Times New Roman" w:hAnsi="Times New Roman" w:cs="Times New Roman"/>
-        </w:rPr>
-        <w:t xml:space="preserve"> </w:t>
-      </w:r>
-      <w:proofErr w:type="spellStart"/>
-      <w:r>
-        <w:rPr>
-          <w:rFonts w:ascii="Times New Roman" w:hAnsi="Times New Roman" w:cs="Times New Roman"/>
-        </w:rPr>
-        <w:t>praktik</w:t>
-      </w:r>
-      <w:proofErr w:type="spellEnd"/>
-      <w:r>
-        <w:rPr>
-          <w:rFonts w:ascii="Times New Roman" w:hAnsi="Times New Roman" w:cs="Times New Roman"/>
-        </w:rPr>
-        <w:t xml:space="preserve"> </w:t>
-      </w:r>
-      <w:proofErr w:type="spellStart"/>
-      <w:r>
-        <w:rPr>
-          <w:rFonts w:ascii="Times New Roman" w:hAnsi="Times New Roman" w:cs="Times New Roman"/>
-        </w:rPr>
-        <w:t>pengembangan</w:t>
-      </w:r>
-      <w:proofErr w:type="spellEnd"/>
-      <w:r>
-        <w:rPr>
-          <w:rFonts w:ascii="Times New Roman" w:hAnsi="Times New Roman" w:cs="Times New Roman"/>
-        </w:rPr>
-        <w:t xml:space="preserve"> Android yang </w:t>
-      </w:r>
-      <w:proofErr w:type="spellStart"/>
-      <w:r>
-        <w:rPr>
-          <w:rFonts w:ascii="Times New Roman" w:hAnsi="Times New Roman" w:cs="Times New Roman"/>
-        </w:rPr>
-        <w:t>baik</w:t>
-      </w:r>
-      <w:proofErr w:type="spellEnd"/>
-      <w:r>
-        <w:rPr>
-          <w:rFonts w:ascii="Times New Roman" w:hAnsi="Times New Roman" w:cs="Times New Roman"/>
-        </w:rPr>
-        <w:t xml:space="preserve">. </w:t>
-      </w:r>
-      <w:r>
-        <w:rPr>
-          <w:rFonts w:ascii="Times New Roman" w:hAnsi="Times New Roman" w:cs="Times New Roman"/>
           <w:lang w:val="de-DE"/>
         </w:rPr>
-        <w:t xml:space="preserve">Pendekatan ini mempermudah pemeliharaan kode serta mendukung proses lokalisasi ke berbagai bahasa. Selain itu, penyertaan </w:t>
-      </w:r>
-      <w:r>
-        <w:rPr>
-          <w:rFonts w:ascii="Times New Roman" w:hAnsi="Times New Roman" w:cs="Times New Roman"/>
-          <w:i/>
-          <w:iCs/>
-          <w:lang w:val="de-DE"/>
-        </w:rPr>
-        <w:t>content description</w:t>
-      </w:r>
-      <w:r>
-        <w:rPr>
-          <w:rFonts w:ascii="Times New Roman" w:hAnsi="Times New Roman" w:cs="Times New Roman"/>
-          <w:lang w:val="de-DE"/>
-        </w:rPr>
-        <w:t xml:space="preserve"> seperti @string/profile_image_desc pada gambar profil meningkatkan aksesibilitas, khususnya bagi pengguna dengan keterbatasan penglihatan.</w:t>
-      </w:r>
-    </w:p>
-    <w:p>
-      <w:pPr>
-        <w:spacing w:after="20" w:line="259" w:lineRule="auto"/>
-        <w:ind w:left="77"/>
-        <w:jc w:val="left"/>
-        <w:rPr>
-          <w:rFonts w:ascii="Times New Roman" w:hAnsi="Times New Roman" w:cs="Times New Roman"/>
-          <w:lang w:val="de-DE"/>
-        </w:rPr>
-      </w:pPr>
-    </w:p>
-    <w:p>
-      <w:pPr>
-        <w:spacing w:after="20" w:line="259" w:lineRule="auto"/>
-        <w:ind w:left="77"/>
-        <w:jc w:val="left"/>
-        <w:rPr>
-          <w:rFonts w:ascii="Times New Roman" w:hAnsi="Times New Roman" w:cs="Times New Roman"/>
-          <w:lang w:val="de-DE"/>
-        </w:rPr>
-      </w:pPr>
+        <w:t xml:space="preserve"> </w:t>
+      </w:r>
     </w:p>
     <w:p>
       <w:pPr>
@@ -12584,6 +11610,24 @@
     </w:p>
     <w:p>
       <w:pPr>
+        <w:spacing w:after="20" w:line="259" w:lineRule="auto"/>
+        <w:ind w:left="77" w:firstLine="0"/>
+        <w:jc w:val="left"/>
+        <w:rPr>
+          <w:rFonts w:ascii="Times New Roman" w:hAnsi="Times New Roman" w:cs="Times New Roman"/>
+          <w:lang w:val="de-DE"/>
+        </w:rPr>
+      </w:pPr>
+      <w:r>
+        <w:rPr>
+          <w:rFonts w:ascii="Times New Roman" w:hAnsi="Times New Roman" w:cs="Times New Roman"/>
+          <w:lang w:val="de-DE"/>
+        </w:rPr>
+        <w:t xml:space="preserve"> </w:t>
+      </w:r>
+    </w:p>
+    <w:p>
+      <w:pPr>
         <w:spacing w:after="16" w:line="259" w:lineRule="auto"/>
         <w:ind w:left="77" w:firstLine="0"/>
         <w:jc w:val="left"/>
@@ -12602,6 +11646,60 @@
     </w:p>
     <w:p>
       <w:pPr>
+        <w:spacing w:after="16" w:line="259" w:lineRule="auto"/>
+        <w:ind w:left="77" w:firstLine="0"/>
+        <w:jc w:val="left"/>
+        <w:rPr>
+          <w:rFonts w:ascii="Times New Roman" w:hAnsi="Times New Roman" w:cs="Times New Roman"/>
+          <w:lang w:val="de-DE"/>
+        </w:rPr>
+      </w:pPr>
+      <w:r>
+        <w:rPr>
+          <w:rFonts w:ascii="Times New Roman" w:hAnsi="Times New Roman" w:cs="Times New Roman"/>
+          <w:lang w:val="de-DE"/>
+        </w:rPr>
+        <w:t xml:space="preserve"> </w:t>
+      </w:r>
+    </w:p>
+    <w:p>
+      <w:pPr>
+        <w:spacing w:after="21" w:line="259" w:lineRule="auto"/>
+        <w:ind w:left="77" w:firstLine="0"/>
+        <w:jc w:val="left"/>
+        <w:rPr>
+          <w:rFonts w:ascii="Times New Roman" w:hAnsi="Times New Roman" w:cs="Times New Roman"/>
+          <w:lang w:val="de-DE"/>
+        </w:rPr>
+      </w:pPr>
+      <w:r>
+        <w:rPr>
+          <w:rFonts w:ascii="Times New Roman" w:hAnsi="Times New Roman" w:cs="Times New Roman"/>
+          <w:lang w:val="de-DE"/>
+        </w:rPr>
+        <w:t xml:space="preserve"> </w:t>
+      </w:r>
+    </w:p>
+    <w:p>
+      <w:pPr>
+        <w:spacing w:after="16" w:line="259" w:lineRule="auto"/>
+        <w:ind w:left="77" w:firstLine="0"/>
+        <w:jc w:val="left"/>
+        <w:rPr>
+          <w:rFonts w:ascii="Times New Roman" w:hAnsi="Times New Roman" w:cs="Times New Roman"/>
+          <w:lang w:val="de-DE"/>
+        </w:rPr>
+      </w:pPr>
+      <w:r>
+        <w:rPr>
+          <w:rFonts w:ascii="Times New Roman" w:hAnsi="Times New Roman" w:cs="Times New Roman"/>
+          <w:lang w:val="de-DE"/>
+        </w:rPr>
+        <w:t xml:space="preserve"> </w:t>
+      </w:r>
+    </w:p>
+    <w:p>
+      <w:pPr>
         <w:spacing w:after="20" w:line="259" w:lineRule="auto"/>
         <w:ind w:left="77" w:firstLine="0"/>
         <w:jc w:val="left"/>
@@ -12638,24 +11736,6 @@
     </w:p>
     <w:p>
       <w:pPr>
-        <w:spacing w:after="21" w:line="259" w:lineRule="auto"/>
-        <w:ind w:left="77" w:firstLine="0"/>
-        <w:jc w:val="left"/>
-        <w:rPr>
-          <w:rFonts w:ascii="Times New Roman" w:hAnsi="Times New Roman" w:cs="Times New Roman"/>
-          <w:lang w:val="de-DE"/>
-        </w:rPr>
-      </w:pPr>
-      <w:r>
-        <w:rPr>
-          <w:rFonts w:ascii="Times New Roman" w:hAnsi="Times New Roman" w:cs="Times New Roman"/>
-          <w:lang w:val="de-DE"/>
-        </w:rPr>
-        <w:t xml:space="preserve"> </w:t>
-      </w:r>
-    </w:p>
-    <w:p>
-      <w:pPr>
         <w:spacing w:after="16" w:line="259" w:lineRule="auto"/>
         <w:ind w:left="77" w:firstLine="0"/>
         <w:jc w:val="left"/>
@@ -12710,6 +11790,24 @@
     </w:p>
     <w:p>
       <w:pPr>
+        <w:spacing w:after="20" w:line="259" w:lineRule="auto"/>
+        <w:ind w:left="77" w:firstLine="0"/>
+        <w:jc w:val="left"/>
+        <w:rPr>
+          <w:rFonts w:ascii="Times New Roman" w:hAnsi="Times New Roman" w:cs="Times New Roman"/>
+          <w:lang w:val="de-DE"/>
+        </w:rPr>
+      </w:pPr>
+      <w:r>
+        <w:rPr>
+          <w:rFonts w:ascii="Times New Roman" w:hAnsi="Times New Roman" w:cs="Times New Roman"/>
+          <w:lang w:val="de-DE"/>
+        </w:rPr>
+        <w:t xml:space="preserve"> </w:t>
+      </w:r>
+    </w:p>
+    <w:p>
+      <w:pPr>
         <w:spacing w:after="16" w:line="259" w:lineRule="auto"/>
         <w:ind w:left="77" w:firstLine="0"/>
         <w:jc w:val="left"/>
@@ -12728,24 +11826,6 @@
     </w:p>
     <w:p>
       <w:pPr>
-        <w:spacing w:after="21" w:line="259" w:lineRule="auto"/>
-        <w:ind w:left="77" w:firstLine="0"/>
-        <w:jc w:val="left"/>
-        <w:rPr>
-          <w:rFonts w:ascii="Times New Roman" w:hAnsi="Times New Roman" w:cs="Times New Roman"/>
-          <w:lang w:val="de-DE"/>
-        </w:rPr>
-      </w:pPr>
-      <w:r>
-        <w:rPr>
-          <w:rFonts w:ascii="Times New Roman" w:hAnsi="Times New Roman" w:cs="Times New Roman"/>
-          <w:lang w:val="de-DE"/>
-        </w:rPr>
-        <w:t xml:space="preserve"> </w:t>
-      </w:r>
-    </w:p>
-    <w:p>
-      <w:pPr>
         <w:spacing w:after="16" w:line="259" w:lineRule="auto"/>
         <w:ind w:left="77" w:firstLine="0"/>
         <w:jc w:val="left"/>
@@ -12800,24 +11880,6 @@
     </w:p>
     <w:p>
       <w:pPr>
-        <w:spacing w:after="16" w:line="259" w:lineRule="auto"/>
-        <w:ind w:left="77" w:firstLine="0"/>
-        <w:jc w:val="left"/>
-        <w:rPr>
-          <w:rFonts w:ascii="Times New Roman" w:hAnsi="Times New Roman" w:cs="Times New Roman"/>
-          <w:lang w:val="de-DE"/>
-        </w:rPr>
-      </w:pPr>
-      <w:r>
-        <w:rPr>
-          <w:rFonts w:ascii="Times New Roman" w:hAnsi="Times New Roman" w:cs="Times New Roman"/>
-          <w:lang w:val="de-DE"/>
-        </w:rPr>
-        <w:t xml:space="preserve"> </w:t>
-      </w:r>
-    </w:p>
-    <w:p>
-      <w:pPr>
         <w:spacing w:after="20" w:line="259" w:lineRule="auto"/>
         <w:ind w:left="77" w:firstLine="0"/>
         <w:jc w:val="left"/>
@@ -12836,132 +11898,6 @@
     </w:p>
     <w:p>
       <w:pPr>
-        <w:spacing w:after="16" w:line="259" w:lineRule="auto"/>
-        <w:ind w:left="77" w:firstLine="0"/>
-        <w:jc w:val="left"/>
-        <w:rPr>
-          <w:rFonts w:ascii="Times New Roman" w:hAnsi="Times New Roman" w:cs="Times New Roman"/>
-          <w:lang w:val="de-DE"/>
-        </w:rPr>
-      </w:pPr>
-      <w:r>
-        <w:rPr>
-          <w:rFonts w:ascii="Times New Roman" w:hAnsi="Times New Roman" w:cs="Times New Roman"/>
-          <w:lang w:val="de-DE"/>
-        </w:rPr>
-        <w:t xml:space="preserve"> </w:t>
-      </w:r>
-    </w:p>
-    <w:p>
-      <w:pPr>
-        <w:spacing w:after="20" w:line="259" w:lineRule="auto"/>
-        <w:ind w:left="77" w:firstLine="0"/>
-        <w:jc w:val="left"/>
-        <w:rPr>
-          <w:rFonts w:ascii="Times New Roman" w:hAnsi="Times New Roman" w:cs="Times New Roman"/>
-          <w:lang w:val="de-DE"/>
-        </w:rPr>
-      </w:pPr>
-      <w:r>
-        <w:rPr>
-          <w:rFonts w:ascii="Times New Roman" w:hAnsi="Times New Roman" w:cs="Times New Roman"/>
-          <w:lang w:val="de-DE"/>
-        </w:rPr>
-        <w:t xml:space="preserve"> </w:t>
-      </w:r>
-    </w:p>
-    <w:p>
-      <w:pPr>
-        <w:spacing w:after="16" w:line="259" w:lineRule="auto"/>
-        <w:ind w:left="77" w:firstLine="0"/>
-        <w:jc w:val="left"/>
-        <w:rPr>
-          <w:rFonts w:ascii="Times New Roman" w:hAnsi="Times New Roman" w:cs="Times New Roman"/>
-          <w:lang w:val="de-DE"/>
-        </w:rPr>
-      </w:pPr>
-      <w:r>
-        <w:rPr>
-          <w:rFonts w:ascii="Times New Roman" w:hAnsi="Times New Roman" w:cs="Times New Roman"/>
-          <w:lang w:val="de-DE"/>
-        </w:rPr>
-        <w:t xml:space="preserve"> </w:t>
-      </w:r>
-    </w:p>
-    <w:p>
-      <w:pPr>
-        <w:spacing w:after="16" w:line="259" w:lineRule="auto"/>
-        <w:ind w:left="77" w:firstLine="0"/>
-        <w:jc w:val="left"/>
-        <w:rPr>
-          <w:rFonts w:ascii="Times New Roman" w:hAnsi="Times New Roman" w:cs="Times New Roman"/>
-          <w:lang w:val="de-DE"/>
-        </w:rPr>
-      </w:pPr>
-      <w:r>
-        <w:rPr>
-          <w:rFonts w:ascii="Times New Roman" w:hAnsi="Times New Roman" w:cs="Times New Roman"/>
-          <w:lang w:val="de-DE"/>
-        </w:rPr>
-        <w:t xml:space="preserve"> </w:t>
-      </w:r>
-    </w:p>
-    <w:p>
-      <w:pPr>
-        <w:spacing w:after="20" w:line="259" w:lineRule="auto"/>
-        <w:ind w:left="77" w:firstLine="0"/>
-        <w:jc w:val="left"/>
-        <w:rPr>
-          <w:rFonts w:ascii="Times New Roman" w:hAnsi="Times New Roman" w:cs="Times New Roman"/>
-          <w:lang w:val="de-DE"/>
-        </w:rPr>
-      </w:pPr>
-      <w:r>
-        <w:rPr>
-          <w:rFonts w:ascii="Times New Roman" w:hAnsi="Times New Roman" w:cs="Times New Roman"/>
-          <w:lang w:val="de-DE"/>
-        </w:rPr>
-        <w:t xml:space="preserve"> </w:t>
-      </w:r>
-    </w:p>
-    <w:p>
-      <w:pPr>
-        <w:spacing w:after="16" w:line="259" w:lineRule="auto"/>
-        <w:ind w:left="77" w:firstLine="0"/>
-        <w:jc w:val="left"/>
-        <w:rPr>
-          <w:rFonts w:ascii="Times New Roman" w:hAnsi="Times New Roman" w:cs="Times New Roman"/>
-          <w:lang w:val="de-DE"/>
-        </w:rPr>
-      </w:pPr>
-      <w:r>
-        <w:rPr>
-          <w:rFonts w:ascii="Times New Roman" w:hAnsi="Times New Roman" w:cs="Times New Roman"/>
-          <w:lang w:val="de-DE"/>
-        </w:rPr>
-        <w:t xml:space="preserve"> </w:t>
-      </w:r>
-    </w:p>
-    <w:p>
-      <w:pPr>
-        <w:spacing w:after="20" w:line="259" w:lineRule="auto"/>
-        <w:ind w:left="77" w:firstLine="0"/>
-        <w:jc w:val="left"/>
-        <w:rPr>
-          <w:rFonts w:ascii="Times New Roman" w:hAnsi="Times New Roman" w:cs="Times New Roman"/>
-          <w:lang w:val="de-DE"/>
-        </w:rPr>
-      </w:pPr>
-      <w:r>
-        <w:rPr>
-          <w:rFonts w:ascii="Times New Roman" w:hAnsi="Times New Roman" w:cs="Times New Roman"/>
-          <w:lang w:val="de-DE"/>
-        </w:rPr>
-        <w:t xml:space="preserve"> </w:t>
-      </w:r>
-    </w:p>
-    <w:p>
-      <w:pPr>
         <w:spacing w:after="0" w:line="259" w:lineRule="auto"/>
         <w:ind w:left="77" w:firstLine="0"/>
         <w:jc w:val="left"/>
@@ -12975,14 +11911,13 @@
           <w:rFonts w:ascii="Times New Roman" w:hAnsi="Times New Roman" w:cs="Times New Roman"/>
           <w:lang w:val="de-DE"/>
         </w:rPr>
-        <w:lastRenderedPageBreak/>
         <w:t xml:space="preserve"> </w:t>
       </w:r>
     </w:p>
     <w:sectPr>
-      <w:footerReference w:type="even" r:id="rId18"/>
-      <w:footerReference w:type="default" r:id="rId19"/>
-      <w:footerReference w:type="first" r:id="rId20"/>
+      <w:footerReference w:type="even" r:id="rId14"/>
+      <w:footerReference w:type="default" r:id="rId15"/>
+      <w:footerReference w:type="first" r:id="rId16"/>
       <w:pgSz w:w="11904" w:h="16838"/>
       <w:pgMar w:top="1418" w:right="638" w:bottom="1411" w:left="1911" w:header="720" w:footer="714" w:gutter="0"/>
       <w:pgNumType w:start="42"/>
